--- a/anap1525/labs/lab1/Sacred-Seeds.docx
+++ b/anap1525/labs/lab1/Sacred-Seeds.docx
@@ -16,7 +16,7 @@
     <w:p>
       <w:r>
         <w:rPr>
-          <w:rFonts w:ascii="Verdana" w:hAnsi="Verdana" w:eastAsia="Verdana" w:cs="Verdana"/>
+          <w:rFonts w:ascii="Verdana" w:eastAsia="Verdana" w:hAnsi="Verdana" w:cs="Verdana"/>
           <w:b/>
           <w:bCs/>
         </w:rPr>
@@ -24,7 +24,7 @@
       </w:r>
       <w:r>
         <w:rPr>
-          <w:rFonts w:ascii="Verdana" w:hAnsi="Verdana" w:eastAsia="Verdana" w:cs="Verdana"/>
+          <w:rFonts w:ascii="Verdana" w:eastAsia="Verdana" w:hAnsi="Verdana" w:cs="Verdana"/>
         </w:rPr>
         <w:t>These lab specs may be modified – confirm final requirements with your instructor.</w:t>
       </w:r>
@@ -32,7 +32,7 @@
     <w:p>
       <w:r>
         <w:rPr>
-          <w:rFonts w:ascii="Verdana" w:hAnsi="Verdana" w:eastAsia="Verdana" w:cs="Verdana"/>
+          <w:rFonts w:ascii="Verdana" w:eastAsia="Verdana" w:hAnsi="Verdana" w:cs="Verdana"/>
           <w:b/>
           <w:bCs/>
         </w:rPr>
@@ -40,7 +40,7 @@
       </w:r>
       <w:r>
         <w:rPr>
-          <w:rFonts w:ascii="Verdana" w:hAnsi="Verdana" w:eastAsia="Verdana" w:cs="Verdana"/>
+          <w:rFonts w:ascii="Verdana" w:eastAsia="Verdana" w:hAnsi="Verdana" w:cs="Verdana"/>
         </w:rPr>
         <w:t>: 15% of final mark. The mark is weighted against the peer evaluation (a poor peer evaluation or not participating in the peer review, will result in the lab grade being reduced)</w:t>
       </w:r>
@@ -48,7 +48,7 @@
     <w:p>
       <w:r>
         <w:rPr>
-          <w:rFonts w:ascii="Verdana" w:hAnsi="Verdana" w:eastAsia="Verdana" w:cs="Verdana"/>
+          <w:rFonts w:ascii="Verdana" w:eastAsia="Verdana" w:hAnsi="Verdana" w:cs="Verdana"/>
           <w:b/>
           <w:bCs/>
         </w:rPr>
@@ -56,7 +56,7 @@
       </w:r>
       <w:r>
         <w:rPr>
-          <w:rFonts w:ascii="Verdana" w:hAnsi="Verdana" w:eastAsia="Verdana" w:cs="Verdana"/>
+          <w:rFonts w:ascii="Verdana" w:eastAsia="Verdana" w:hAnsi="Verdana" w:cs="Verdana"/>
         </w:rPr>
         <w:t xml:space="preserve"> See Moodle for Due Date </w:t>
       </w:r>
@@ -72,7 +72,7 @@
     <w:p>
       <w:r>
         <w:rPr>
-          <w:rFonts w:ascii="Verdana" w:hAnsi="Verdana" w:eastAsia="Verdana" w:cs="Verdana"/>
+          <w:rFonts w:ascii="Verdana" w:eastAsia="Verdana" w:hAnsi="Verdana" w:cs="Verdana"/>
         </w:rPr>
         <w:t>Students will work in teams and on the same project. The goal for your team is to complete a reader-centered document of your team’s analysis and design activities. You will participate in activities included in the creation of a document that will satisfy the following:</w:t>
       </w:r>
@@ -80,7 +80,7 @@
     <w:p>
       <w:pPr>
         <w:rPr>
-          <w:rFonts w:ascii="Verdana" w:hAnsi="Verdana" w:eastAsia="Verdana" w:cs="Verdana"/>
+          <w:rFonts w:ascii="Verdana" w:eastAsia="Verdana" w:hAnsi="Verdana" w:cs="Verdana"/>
           <w:b/>
           <w:bCs/>
           <w:u w:val="single"/>
@@ -88,13 +88,13 @@
       </w:pPr>
       <w:r>
         <w:rPr>
-          <w:rFonts w:ascii="Verdana" w:hAnsi="Verdana" w:eastAsia="Verdana" w:cs="Verdana"/>
+          <w:rFonts w:ascii="Verdana" w:eastAsia="Verdana" w:hAnsi="Verdana" w:cs="Verdana"/>
         </w:rPr>
         <w:t xml:space="preserve">You will act as an IT consulting team for the project. Your instructor will act as both the client and your project manager. Be sure to verify any points that you are not sure about. </w:t>
       </w:r>
       <w:r>
         <w:rPr>
-          <w:rFonts w:ascii="Verdana" w:hAnsi="Verdana" w:eastAsia="Verdana" w:cs="Verdana"/>
+          <w:rFonts w:ascii="Verdana" w:eastAsia="Verdana" w:hAnsi="Verdana" w:cs="Verdana"/>
           <w:b/>
           <w:bCs/>
           <w:u w:val="single"/>
@@ -105,13 +105,13 @@
     <w:p>
       <w:r>
         <w:rPr>
-          <w:rFonts w:ascii="Verdana" w:hAnsi="Verdana" w:eastAsia="Verdana" w:cs="Verdana"/>
+          <w:rFonts w:ascii="Verdana" w:eastAsia="Verdana" w:hAnsi="Verdana" w:cs="Verdana"/>
         </w:rPr>
         <w:t>The following is a summary list of the key requirements.</w:t>
       </w:r>
       <w:r>
         <w:rPr>
-          <w:rFonts w:ascii="Verdana" w:hAnsi="Verdana" w:eastAsia="Verdana" w:cs="Verdana"/>
+          <w:rFonts w:ascii="Verdana" w:eastAsia="Verdana" w:hAnsi="Verdana" w:cs="Verdana"/>
           <w:b/>
           <w:bCs/>
         </w:rPr>
@@ -119,13 +119,13 @@
       </w:r>
       <w:r>
         <w:rPr>
-          <w:rFonts w:ascii="Verdana" w:hAnsi="Verdana" w:eastAsia="Verdana" w:cs="Verdana"/>
+          <w:rFonts w:ascii="Verdana" w:eastAsia="Verdana" w:hAnsi="Verdana" w:cs="Verdana"/>
         </w:rPr>
         <w:t xml:space="preserve">. </w:t>
       </w:r>
       <w:r>
         <w:rPr>
-          <w:rFonts w:ascii="Verdana" w:hAnsi="Verdana" w:eastAsia="Verdana" w:cs="Verdana"/>
+          <w:rFonts w:ascii="Verdana" w:eastAsia="Verdana" w:hAnsi="Verdana" w:cs="Verdana"/>
           <w:highlight w:val="yellow"/>
         </w:rPr>
         <w:t>Confirm all deliverables with your instructor.</w:t>
@@ -148,7 +148,7 @@
       </w:pPr>
       <w:r>
         <w:rPr>
-          <w:rFonts w:ascii="Verdana" w:hAnsi="Verdana" w:eastAsia="Verdana" w:cs="Verdana"/>
+          <w:rFonts w:ascii="Verdana" w:eastAsia="Verdana" w:hAnsi="Verdana" w:cs="Verdana"/>
           <w:sz w:val="24"/>
           <w:szCs w:val="24"/>
         </w:rPr>
@@ -170,7 +170,7 @@
       </w:pPr>
       <w:r>
         <w:rPr>
-          <w:rFonts w:ascii="Verdana" w:hAnsi="Verdana" w:eastAsia="Verdana" w:cs="Verdana"/>
+          <w:rFonts w:ascii="Verdana" w:eastAsia="Verdana" w:hAnsi="Verdana" w:cs="Verdana"/>
           <w:b/>
           <w:bCs/>
         </w:rPr>
@@ -192,7 +192,7 @@
       </w:pPr>
       <w:r>
         <w:rPr>
-          <w:rFonts w:ascii="Verdana" w:hAnsi="Verdana" w:eastAsia="Verdana" w:cs="Verdana"/>
+          <w:rFonts w:ascii="Verdana" w:eastAsia="Verdana" w:hAnsi="Verdana" w:cs="Verdana"/>
           <w:b/>
           <w:bCs/>
         </w:rPr>
@@ -214,7 +214,7 @@
       </w:pPr>
       <w:r>
         <w:rPr>
-          <w:rFonts w:ascii="Verdana" w:hAnsi="Verdana" w:eastAsia="Verdana" w:cs="Verdana"/>
+          <w:rFonts w:ascii="Verdana" w:eastAsia="Verdana" w:hAnsi="Verdana" w:cs="Verdana"/>
           <w:b/>
           <w:bCs/>
         </w:rPr>
@@ -236,7 +236,7 @@
       </w:pPr>
       <w:r>
         <w:rPr>
-          <w:rFonts w:ascii="Verdana" w:hAnsi="Verdana" w:eastAsia="Verdana" w:cs="Verdana"/>
+          <w:rFonts w:ascii="Verdana" w:eastAsia="Verdana" w:hAnsi="Verdana" w:cs="Verdana"/>
           <w:b/>
           <w:bCs/>
         </w:rPr>
@@ -258,7 +258,7 @@
       </w:pPr>
       <w:r>
         <w:rPr>
-          <w:rFonts w:ascii="Verdana" w:hAnsi="Verdana" w:eastAsia="Verdana" w:cs="Verdana"/>
+          <w:rFonts w:ascii="Verdana" w:eastAsia="Verdana" w:hAnsi="Verdana" w:cs="Verdana"/>
           <w:b/>
           <w:bCs/>
         </w:rPr>
@@ -280,7 +280,7 @@
       </w:pPr>
       <w:r>
         <w:rPr>
-          <w:rFonts w:ascii="Verdana" w:hAnsi="Verdana" w:eastAsia="Verdana" w:cs="Verdana"/>
+          <w:rFonts w:ascii="Verdana" w:eastAsia="Verdana" w:hAnsi="Verdana" w:cs="Verdana"/>
           <w:b/>
           <w:bCs/>
         </w:rPr>
@@ -302,7 +302,7 @@
       </w:pPr>
       <w:r>
         <w:rPr>
-          <w:rFonts w:ascii="Verdana" w:hAnsi="Verdana" w:eastAsia="Verdana" w:cs="Verdana"/>
+          <w:rFonts w:ascii="Verdana" w:eastAsia="Verdana" w:hAnsi="Verdana" w:cs="Verdana"/>
           <w:b/>
           <w:bCs/>
         </w:rPr>
@@ -324,7 +324,7 @@
       </w:pPr>
       <w:r>
         <w:rPr>
-          <w:rFonts w:ascii="Verdana" w:hAnsi="Verdana" w:eastAsia="Verdana" w:cs="Verdana"/>
+          <w:rFonts w:ascii="Verdana" w:eastAsia="Verdana" w:hAnsi="Verdana" w:cs="Verdana"/>
           <w:b/>
           <w:bCs/>
         </w:rPr>
@@ -346,7 +346,7 @@
       </w:pPr>
       <w:r>
         <w:rPr>
-          <w:rFonts w:ascii="Verdana" w:hAnsi="Verdana" w:eastAsia="Verdana" w:cs="Verdana"/>
+          <w:rFonts w:ascii="Verdana" w:eastAsia="Verdana" w:hAnsi="Verdana" w:cs="Verdana"/>
           <w:b/>
           <w:bCs/>
         </w:rPr>
@@ -368,7 +368,7 @@
       </w:pPr>
       <w:r>
         <w:rPr>
-          <w:rFonts w:ascii="Verdana" w:hAnsi="Verdana" w:eastAsia="Verdana" w:cs="Verdana"/>
+          <w:rFonts w:ascii="Verdana" w:eastAsia="Verdana" w:hAnsi="Verdana" w:cs="Verdana"/>
           <w:b/>
           <w:bCs/>
         </w:rPr>
@@ -390,7 +390,7 @@
       </w:pPr>
       <w:r>
         <w:rPr>
-          <w:rFonts w:ascii="Verdana" w:hAnsi="Verdana" w:eastAsia="Verdana" w:cs="Verdana"/>
+          <w:rFonts w:ascii="Verdana" w:eastAsia="Verdana" w:hAnsi="Verdana" w:cs="Verdana"/>
           <w:b/>
           <w:bCs/>
         </w:rPr>
@@ -400,7 +400,7 @@
     <w:p>
       <w:r>
         <w:rPr>
-          <w:rFonts w:ascii="Verdana" w:hAnsi="Verdana" w:eastAsia="Verdana" w:cs="Verdana"/>
+          <w:rFonts w:ascii="Verdana" w:eastAsia="Verdana" w:hAnsi="Verdana" w:cs="Verdana"/>
         </w:rPr>
         <w:t>Your mark will be based on both the quality and accuracy of the ADEPT Analysis Framework, the Context-level and System-level DFD's and the completeness of the respective narratives. This lab will be in a formal report format.</w:t>
       </w:r>
@@ -408,20 +408,27 @@
     <w:p>
       <w:r>
         <w:rPr>
-          <w:rFonts w:ascii="Verdana" w:hAnsi="Verdana" w:eastAsia="Verdana" w:cs="Verdana"/>
-        </w:rPr>
-        <w:t>Apply the report standards used in your communications course. These standards apply to most of the reports you will write in this program. Consult with your instructor as standards for certain types of reports and other written assignments may differ from those you were exposed to in your communications course.</w:t>
-      </w:r>
-    </w:p>
-    <w:p>
-      <w:pPr>
-        <w:rPr>
-          <w:rFonts w:ascii="Verdana" w:hAnsi="Verdana" w:eastAsia="Verdana" w:cs="Verdana"/>
-        </w:rPr>
-      </w:pPr>
-      <w:r>
-        <w:rPr>
-          <w:rFonts w:ascii="Verdana" w:hAnsi="Verdana" w:eastAsia="Verdana" w:cs="Verdana"/>
+          <w:rFonts w:ascii="Verdana" w:eastAsia="Verdana" w:hAnsi="Verdana" w:cs="Verdana"/>
+        </w:rPr>
+        <w:t xml:space="preserve">Apply the report standards used in your communications course. These standards apply to most of the reports you will write in this program. Consult with your </w:t>
+      </w:r>
+      <w:r>
+        <w:rPr>
+          <w:rFonts w:ascii="Verdana" w:eastAsia="Verdana" w:hAnsi="Verdana" w:cs="Verdana"/>
+        </w:rPr>
+        <w:lastRenderedPageBreak/>
+        <w:t>instructor as standards for certain types of reports and other written assignments may differ from those you were exposed to in your communications course.</w:t>
+      </w:r>
+    </w:p>
+    <w:p>
+      <w:pPr>
+        <w:rPr>
+          <w:rFonts w:ascii="Verdana" w:eastAsia="Verdana" w:hAnsi="Verdana" w:cs="Verdana"/>
+        </w:rPr>
+      </w:pPr>
+      <w:r>
+        <w:rPr>
+          <w:rFonts w:ascii="Verdana" w:eastAsia="Verdana" w:hAnsi="Verdana" w:cs="Verdana"/>
         </w:rPr>
         <w:t>This will be in a formal report format that has:</w:t>
       </w:r>
@@ -439,7 +446,7 @@
       </w:pPr>
       <w:r>
         <w:rPr>
-          <w:rFonts w:ascii="Verdana" w:hAnsi="Verdana" w:eastAsia="Verdana" w:cs="Verdana"/>
+          <w:rFonts w:ascii="Verdana" w:eastAsia="Verdana" w:hAnsi="Verdana" w:cs="Verdana"/>
         </w:rPr>
         <w:t>Appropriate headers and footers.</w:t>
       </w:r>
@@ -457,7 +464,7 @@
       </w:pPr>
       <w:r>
         <w:rPr>
-          <w:rFonts w:ascii="Verdana" w:hAnsi="Verdana" w:eastAsia="Verdana" w:cs="Verdana"/>
+          <w:rFonts w:ascii="Verdana" w:eastAsia="Verdana" w:hAnsi="Verdana" w:cs="Verdana"/>
         </w:rPr>
         <w:t>A title page that contains the report type [i.e., Analysis of the XXX system], your name, course name and number, section, date of report, instructor name.</w:t>
       </w:r>
@@ -475,7 +482,7 @@
       </w:pPr>
       <w:r>
         <w:rPr>
-          <w:rFonts w:ascii="Verdana" w:hAnsi="Verdana" w:eastAsia="Verdana" w:cs="Verdana"/>
+          <w:rFonts w:ascii="Verdana" w:eastAsia="Verdana" w:hAnsi="Verdana" w:cs="Verdana"/>
         </w:rPr>
         <w:t>Single-spacing uses 1-inch margins on all four sides. Use the formal report format for paragraphing - no indentations for paragraphs. See your instructor for directions.</w:t>
       </w:r>
@@ -493,7 +500,7 @@
       </w:pPr>
       <w:r>
         <w:rPr>
-          <w:rFonts w:ascii="Verdana" w:hAnsi="Verdana" w:eastAsia="Verdana" w:cs="Verdana"/>
+          <w:rFonts w:ascii="Verdana" w:eastAsia="Verdana" w:hAnsi="Verdana" w:cs="Verdana"/>
         </w:rPr>
         <w:t>An appropriate use of headings, no widow-orphan paragraphs and sentences, and use of correct spelling, grammar, and tense.</w:t>
       </w:r>
@@ -511,19 +518,19 @@
       </w:pPr>
       <w:r>
         <w:rPr>
-          <w:rFonts w:ascii="Verdana" w:hAnsi="Verdana" w:eastAsia="Verdana" w:cs="Verdana"/>
+          <w:rFonts w:ascii="Verdana" w:eastAsia="Verdana" w:hAnsi="Verdana" w:cs="Verdana"/>
         </w:rPr>
         <w:t>For page layout and ease of reading use a sans-serif font [i.e., Verdana, Arial, Tahoma]. See instructor for directions. Font size should be 11</w:t>
       </w:r>
       <w:r>
         <w:rPr>
-          <w:rFonts w:ascii="Verdana" w:hAnsi="Verdana" w:eastAsia="Verdana" w:cs="Verdana"/>
+          <w:rFonts w:ascii="Verdana" w:eastAsia="Verdana" w:hAnsi="Verdana" w:cs="Verdana"/>
         </w:rPr>
         <w:t xml:space="preserve"> </w:t>
       </w:r>
       <w:r>
         <w:rPr>
-          <w:rFonts w:ascii="Verdana" w:hAnsi="Verdana" w:eastAsia="Verdana" w:cs="Verdana"/>
+          <w:rFonts w:ascii="Verdana" w:eastAsia="Verdana" w:hAnsi="Verdana" w:cs="Verdana"/>
         </w:rPr>
         <w:t>or 12-point size depending upon the font style selected (Sans-serif font strongly recommended).</w:t>
       </w:r>
@@ -541,23 +548,9 @@
       </w:pPr>
       <w:r>
         <w:rPr>
-          <w:rFonts w:ascii="Verdana" w:hAnsi="Verdana" w:eastAsia="Verdana" w:cs="Verdana"/>
-        </w:rPr>
-        <w:t>Title page does not have a page number; Table of contents uses “</w:t>
-      </w:r>
-      <w:proofErr w:type="spellStart"/>
-      <w:r>
-        <w:rPr>
-          <w:rFonts w:ascii="Verdana" w:hAnsi="Verdana" w:eastAsia="Verdana" w:cs="Verdana"/>
-        </w:rPr>
-        <w:t>i</w:t>
-      </w:r>
-      <w:proofErr w:type="spellEnd"/>
-      <w:r>
-        <w:rPr>
-          <w:rFonts w:ascii="Verdana" w:hAnsi="Verdana" w:eastAsia="Verdana" w:cs="Verdana"/>
-        </w:rPr>
-        <w:t>” or lower-case Roman Numerals; The Introduction will the page “1” in Arabic numerals.</w:t>
+          <w:rFonts w:ascii="Verdana" w:eastAsia="Verdana" w:hAnsi="Verdana" w:cs="Verdana"/>
+        </w:rPr>
+        <w:t>Title page does not have a page number; Table of contents uses “i” or lower-case Roman Numerals; The Introduction will the page “1” in Arabic numerals.</w:t>
       </w:r>
     </w:p>
     <w:p>
@@ -573,7 +566,7 @@
       </w:pPr>
       <w:r>
         <w:rPr>
-          <w:rFonts w:ascii="Verdana" w:hAnsi="Verdana" w:eastAsia="Verdana" w:cs="Verdana"/>
+          <w:rFonts w:ascii="Verdana" w:eastAsia="Verdana" w:hAnsi="Verdana" w:cs="Verdana"/>
         </w:rPr>
         <w:t>Other criteria as outlined by your instructor.</w:t>
       </w:r>
@@ -592,7 +585,7 @@
     <w:p>
       <w:r>
         <w:rPr>
-          <w:rFonts w:ascii="Verdana" w:hAnsi="Verdana" w:eastAsia="Verdana" w:cs="Verdana"/>
+          <w:rFonts w:ascii="Verdana" w:eastAsia="Verdana" w:hAnsi="Verdana" w:cs="Verdana"/>
         </w:rPr>
         <w:t>You will be evaluated on a team basis by your instructor. You will evaluate each member of the group and your performance in the lab. Your instructor will provide the template for the evaluation. While you are evaluated as a team, failure to perform your required portion of the lab can result in your failure. Your instructor will provide a description of the evaluation process. To obtain full marks on the lab all above listed elements must be completed as described.</w:t>
       </w:r>
@@ -600,7 +593,7 @@
     <w:p>
       <w:r>
         <w:rPr>
-          <w:rFonts w:ascii="Verdana" w:hAnsi="Verdana" w:eastAsia="Verdana" w:cs="Verdana"/>
+          <w:rFonts w:ascii="Verdana" w:eastAsia="Verdana" w:hAnsi="Verdana" w:cs="Verdana"/>
         </w:rPr>
         <w:t>Things to keep in mind when making the report:</w:t>
       </w:r>
@@ -618,7 +611,7 @@
       </w:pPr>
       <w:r>
         <w:rPr>
-          <w:rFonts w:ascii="Verdana" w:hAnsi="Verdana" w:eastAsia="Verdana" w:cs="Verdana"/>
+          <w:rFonts w:ascii="Verdana" w:eastAsia="Verdana" w:hAnsi="Verdana" w:cs="Verdana"/>
         </w:rPr>
         <w:t>Neatness</w:t>
       </w:r>
@@ -636,7 +629,7 @@
       </w:pPr>
       <w:r>
         <w:rPr>
-          <w:rFonts w:ascii="Verdana" w:hAnsi="Verdana" w:eastAsia="Verdana" w:cs="Verdana"/>
+          <w:rFonts w:ascii="Verdana" w:eastAsia="Verdana" w:hAnsi="Verdana" w:cs="Verdana"/>
         </w:rPr>
         <w:t>Consistent use of fonts (do not mix font styles)</w:t>
       </w:r>
@@ -654,7 +647,7 @@
       </w:pPr>
       <w:r>
         <w:rPr>
-          <w:rFonts w:ascii="Verdana" w:hAnsi="Verdana" w:eastAsia="Verdana" w:cs="Verdana"/>
+          <w:rFonts w:ascii="Verdana" w:eastAsia="Verdana" w:hAnsi="Verdana" w:cs="Verdana"/>
         </w:rPr>
         <w:t>Page numbers</w:t>
       </w:r>
@@ -672,7 +665,7 @@
       </w:pPr>
       <w:r>
         <w:rPr>
-          <w:rFonts w:ascii="Verdana" w:hAnsi="Verdana" w:eastAsia="Verdana" w:cs="Verdana"/>
+          <w:rFonts w:ascii="Verdana" w:eastAsia="Verdana" w:hAnsi="Verdana" w:cs="Verdana"/>
         </w:rPr>
         <w:t>Headers, footers, and headings/sub-headings</w:t>
       </w:r>
@@ -690,7 +683,7 @@
       </w:pPr>
       <w:r>
         <w:rPr>
-          <w:rFonts w:ascii="Verdana" w:hAnsi="Verdana" w:eastAsia="Verdana" w:cs="Verdana"/>
+          <w:rFonts w:ascii="Verdana" w:eastAsia="Verdana" w:hAnsi="Verdana" w:cs="Verdana"/>
         </w:rPr>
         <w:t>Visual content and alignment of headings</w:t>
       </w:r>
@@ -708,7 +701,7 @@
       </w:pPr>
       <w:r>
         <w:rPr>
-          <w:rFonts w:ascii="Verdana" w:hAnsi="Verdana" w:eastAsia="Verdana" w:cs="Verdana"/>
+          <w:rFonts w:ascii="Verdana" w:eastAsia="Verdana" w:hAnsi="Verdana" w:cs="Verdana"/>
         </w:rPr>
         <w:t>Missing topics</w:t>
       </w:r>
@@ -726,7 +719,7 @@
       </w:pPr>
       <w:r>
         <w:rPr>
-          <w:rFonts w:ascii="Verdana" w:hAnsi="Verdana" w:eastAsia="Verdana" w:cs="Verdana"/>
+          <w:rFonts w:ascii="Verdana" w:eastAsia="Verdana" w:hAnsi="Verdana" w:cs="Verdana"/>
         </w:rPr>
         <w:t xml:space="preserve">Spelling, grammar, punctuation, and capitalization </w:t>
       </w:r>
@@ -734,12 +727,12 @@
     <w:p>
       <w:pPr>
         <w:rPr>
-          <w:rFonts w:ascii="Verdana" w:hAnsi="Verdana" w:eastAsia="Verdana" w:cs="Verdana"/>
-        </w:rPr>
-      </w:pPr>
-      <w:r>
-        <w:rPr>
-          <w:rFonts w:ascii="Verdana" w:hAnsi="Verdana" w:eastAsia="Verdana" w:cs="Verdana"/>
+          <w:rFonts w:ascii="Verdana" w:eastAsia="Verdana" w:hAnsi="Verdana" w:cs="Verdana"/>
+        </w:rPr>
+      </w:pPr>
+      <w:r>
+        <w:rPr>
+          <w:rFonts w:ascii="Verdana" w:eastAsia="Verdana" w:hAnsi="Verdana" w:cs="Verdana"/>
         </w:rPr>
         <w:br w:type="page"/>
       </w:r>
@@ -752,6 +745,7 @@
         <w:rPr>
           <w:rFonts w:eastAsia="Verdana"/>
         </w:rPr>
+        <w:lastRenderedPageBreak/>
         <w:t>Mark Breakdown</w:t>
       </w:r>
     </w:p>
@@ -775,10 +769,10 @@
           <w:tcPr>
             <w:tcW w:w="1510" w:type="dxa"/>
             <w:tcBorders>
-              <w:top w:val="single" w:color="auto" w:sz="8" w:space="0"/>
-              <w:left w:val="single" w:color="auto" w:sz="8" w:space="0"/>
-              <w:bottom w:val="single" w:color="auto" w:sz="8" w:space="0"/>
-              <w:right w:val="single" w:color="auto" w:sz="8" w:space="0"/>
+              <w:top w:val="single" w:sz="8" w:space="0" w:color="auto"/>
+              <w:left w:val="single" w:sz="8" w:space="0" w:color="auto"/>
+              <w:bottom w:val="single" w:sz="8" w:space="0" w:color="auto"/>
+              <w:right w:val="single" w:sz="8" w:space="0" w:color="auto"/>
             </w:tcBorders>
             <w:shd w:val="clear" w:color="auto" w:fill="D9D9D9" w:themeFill="background1" w:themeFillShade="D9"/>
             <w:vAlign w:val="center"/>
@@ -787,14 +781,14 @@
             <w:pPr>
               <w:jc w:val="center"/>
               <w:rPr>
-                <w:rFonts w:ascii="Verdana" w:hAnsi="Verdana" w:eastAsia="Verdana" w:cs="Verdana"/>
+                <w:rFonts w:ascii="Verdana" w:eastAsia="Verdana" w:hAnsi="Verdana" w:cs="Verdana"/>
                 <w:b/>
                 <w:bCs/>
               </w:rPr>
             </w:pPr>
             <w:r>
               <w:rPr>
-                <w:rFonts w:ascii="Verdana" w:hAnsi="Verdana" w:eastAsia="Verdana" w:cs="Verdana"/>
+                <w:rFonts w:ascii="Verdana" w:eastAsia="Verdana" w:hAnsi="Verdana" w:cs="Verdana"/>
                 <w:b/>
                 <w:bCs/>
               </w:rPr>
@@ -806,10 +800,10 @@
           <w:tcPr>
             <w:tcW w:w="5670" w:type="dxa"/>
             <w:tcBorders>
-              <w:top w:val="single" w:color="auto" w:sz="8" w:space="0"/>
-              <w:left w:val="single" w:color="auto" w:sz="8" w:space="0"/>
-              <w:bottom w:val="single" w:color="auto" w:sz="8" w:space="0"/>
-              <w:right w:val="single" w:color="auto" w:sz="8" w:space="0"/>
+              <w:top w:val="single" w:sz="8" w:space="0" w:color="auto"/>
+              <w:left w:val="single" w:sz="8" w:space="0" w:color="auto"/>
+              <w:bottom w:val="single" w:sz="8" w:space="0" w:color="auto"/>
+              <w:right w:val="single" w:sz="8" w:space="0" w:color="auto"/>
             </w:tcBorders>
             <w:shd w:val="clear" w:color="auto" w:fill="D9D9D9" w:themeFill="background1" w:themeFillShade="D9"/>
             <w:vAlign w:val="center"/>
@@ -818,14 +812,14 @@
             <w:pPr>
               <w:jc w:val="center"/>
               <w:rPr>
-                <w:rFonts w:ascii="Verdana" w:hAnsi="Verdana" w:eastAsia="Verdana" w:cs="Verdana"/>
+                <w:rFonts w:ascii="Verdana" w:eastAsia="Verdana" w:hAnsi="Verdana" w:cs="Verdana"/>
                 <w:b/>
                 <w:bCs/>
               </w:rPr>
             </w:pPr>
             <w:r>
               <w:rPr>
-                <w:rFonts w:ascii="Verdana" w:hAnsi="Verdana" w:eastAsia="Verdana" w:cs="Verdana"/>
+                <w:rFonts w:ascii="Verdana" w:eastAsia="Verdana" w:hAnsi="Verdana" w:cs="Verdana"/>
                 <w:b/>
                 <w:bCs/>
               </w:rPr>
@@ -837,10 +831,10 @@
           <w:tcPr>
             <w:tcW w:w="1701" w:type="dxa"/>
             <w:tcBorders>
-              <w:top w:val="single" w:color="auto" w:sz="8" w:space="0"/>
-              <w:left w:val="single" w:color="auto" w:sz="8" w:space="0"/>
-              <w:bottom w:val="single" w:color="auto" w:sz="8" w:space="0"/>
-              <w:right w:val="single" w:color="auto" w:sz="8" w:space="0"/>
+              <w:top w:val="single" w:sz="8" w:space="0" w:color="auto"/>
+              <w:left w:val="single" w:sz="8" w:space="0" w:color="auto"/>
+              <w:bottom w:val="single" w:sz="8" w:space="0" w:color="auto"/>
+              <w:right w:val="single" w:sz="8" w:space="0" w:color="auto"/>
             </w:tcBorders>
             <w:shd w:val="clear" w:color="auto" w:fill="D9D9D9" w:themeFill="background1" w:themeFillShade="D9"/>
             <w:vAlign w:val="center"/>
@@ -849,14 +843,14 @@
             <w:pPr>
               <w:jc w:val="center"/>
               <w:rPr>
-                <w:rFonts w:ascii="Verdana" w:hAnsi="Verdana" w:eastAsia="Verdana" w:cs="Verdana"/>
+                <w:rFonts w:ascii="Verdana" w:eastAsia="Verdana" w:hAnsi="Verdana" w:cs="Verdana"/>
                 <w:b/>
                 <w:bCs/>
               </w:rPr>
             </w:pPr>
             <w:r>
               <w:rPr>
-                <w:rFonts w:ascii="Verdana" w:hAnsi="Verdana" w:eastAsia="Verdana" w:cs="Verdana"/>
+                <w:rFonts w:ascii="Verdana" w:eastAsia="Verdana" w:hAnsi="Verdana" w:cs="Verdana"/>
                 <w:b/>
                 <w:bCs/>
               </w:rPr>
@@ -864,7 +858,7 @@
             </w:r>
             <w:r>
               <w:rPr>
-                <w:rFonts w:ascii="Verdana" w:hAnsi="Verdana" w:eastAsia="Verdana" w:cs="Verdana"/>
+                <w:rFonts w:ascii="Verdana" w:eastAsia="Verdana" w:hAnsi="Verdana" w:cs="Verdana"/>
                 <w:b/>
                 <w:bCs/>
               </w:rPr>
@@ -872,7 +866,7 @@
             </w:r>
             <w:r>
               <w:rPr>
-                <w:rFonts w:ascii="Verdana" w:hAnsi="Verdana" w:eastAsia="Verdana" w:cs="Verdana"/>
+                <w:rFonts w:ascii="Verdana" w:eastAsia="Verdana" w:hAnsi="Verdana" w:cs="Verdana"/>
                 <w:b/>
                 <w:bCs/>
               </w:rPr>
@@ -883,14 +877,14 @@
             <w:pPr>
               <w:jc w:val="center"/>
               <w:rPr>
-                <w:rFonts w:ascii="Verdana" w:hAnsi="Verdana" w:eastAsia="Verdana" w:cs="Verdana"/>
+                <w:rFonts w:ascii="Verdana" w:eastAsia="Verdana" w:hAnsi="Verdana" w:cs="Verdana"/>
                 <w:b/>
                 <w:bCs/>
               </w:rPr>
             </w:pPr>
             <w:r>
               <w:rPr>
-                <w:rFonts w:ascii="Verdana" w:hAnsi="Verdana" w:eastAsia="Verdana" w:cs="Verdana"/>
+                <w:rFonts w:ascii="Verdana" w:eastAsia="Verdana" w:hAnsi="Verdana" w:cs="Verdana"/>
                 <w:b/>
                 <w:bCs/>
               </w:rPr>
@@ -907,10 +901,10 @@
           <w:tcPr>
             <w:tcW w:w="1510" w:type="dxa"/>
             <w:tcBorders>
-              <w:top w:val="single" w:color="auto" w:sz="8" w:space="0"/>
-              <w:left w:val="single" w:color="auto" w:sz="8" w:space="0"/>
-              <w:bottom w:val="single" w:color="auto" w:sz="8" w:space="0"/>
-              <w:right w:val="single" w:color="auto" w:sz="8" w:space="0"/>
+              <w:top w:val="single" w:sz="8" w:space="0" w:color="auto"/>
+              <w:left w:val="single" w:sz="8" w:space="0" w:color="auto"/>
+              <w:bottom w:val="single" w:sz="8" w:space="0" w:color="auto"/>
+              <w:right w:val="single" w:sz="8" w:space="0" w:color="auto"/>
             </w:tcBorders>
           </w:tcPr>
           <w:p>
@@ -922,7 +916,7 @@
             </w:pPr>
             <w:r>
               <w:rPr>
-                <w:rFonts w:ascii="Verdana" w:hAnsi="Verdana" w:eastAsia="Verdana" w:cs="Verdana"/>
+                <w:rFonts w:ascii="Verdana" w:eastAsia="Verdana" w:hAnsi="Verdana" w:cs="Verdana"/>
               </w:rPr>
               <w:t>1</w:t>
             </w:r>
@@ -932,10 +926,10 @@
           <w:tcPr>
             <w:tcW w:w="5670" w:type="dxa"/>
             <w:tcBorders>
-              <w:top w:val="single" w:color="auto" w:sz="8" w:space="0"/>
-              <w:left w:val="single" w:color="auto" w:sz="8" w:space="0"/>
-              <w:bottom w:val="single" w:color="auto" w:sz="8" w:space="0"/>
-              <w:right w:val="single" w:color="auto" w:sz="8" w:space="0"/>
+              <w:top w:val="single" w:sz="8" w:space="0" w:color="auto"/>
+              <w:left w:val="single" w:sz="8" w:space="0" w:color="auto"/>
+              <w:bottom w:val="single" w:sz="8" w:space="0" w:color="auto"/>
+              <w:right w:val="single" w:sz="8" w:space="0" w:color="auto"/>
             </w:tcBorders>
           </w:tcPr>
           <w:p>
@@ -946,7 +940,7 @@
             </w:pPr>
             <w:r>
               <w:rPr>
-                <w:rFonts w:ascii="Verdana" w:hAnsi="Verdana" w:eastAsia="Verdana" w:cs="Verdana"/>
+                <w:rFonts w:ascii="Verdana" w:eastAsia="Verdana" w:hAnsi="Verdana" w:cs="Verdana"/>
               </w:rPr>
               <w:t>Introduction, Purpose, Stakeholders, Business Rules</w:t>
             </w:r>
@@ -956,10 +950,10 @@
           <w:tcPr>
             <w:tcW w:w="1701" w:type="dxa"/>
             <w:tcBorders>
-              <w:top w:val="single" w:color="auto" w:sz="8" w:space="0"/>
-              <w:left w:val="single" w:color="auto" w:sz="8" w:space="0"/>
-              <w:bottom w:val="single" w:color="auto" w:sz="8" w:space="0"/>
-              <w:right w:val="single" w:color="auto" w:sz="8" w:space="0"/>
+              <w:top w:val="single" w:sz="8" w:space="0" w:color="auto"/>
+              <w:left w:val="single" w:sz="8" w:space="0" w:color="auto"/>
+              <w:bottom w:val="single" w:sz="8" w:space="0" w:color="auto"/>
+              <w:right w:val="single" w:sz="8" w:space="0" w:color="auto"/>
             </w:tcBorders>
           </w:tcPr>
           <w:p>
@@ -971,7 +965,7 @@
             </w:pPr>
             <w:r>
               <w:rPr>
-                <w:rFonts w:ascii="Verdana" w:hAnsi="Verdana" w:eastAsia="Verdana" w:cs="Verdana"/>
+                <w:rFonts w:ascii="Verdana" w:eastAsia="Verdana" w:hAnsi="Verdana" w:cs="Verdana"/>
               </w:rPr>
               <w:t>10</w:t>
             </w:r>
@@ -986,10 +980,10 @@
           <w:tcPr>
             <w:tcW w:w="1510" w:type="dxa"/>
             <w:tcBorders>
-              <w:top w:val="single" w:color="auto" w:sz="8" w:space="0"/>
-              <w:left w:val="single" w:color="auto" w:sz="8" w:space="0"/>
-              <w:bottom w:val="single" w:color="auto" w:sz="8" w:space="0"/>
-              <w:right w:val="single" w:color="auto" w:sz="8" w:space="0"/>
+              <w:top w:val="single" w:sz="8" w:space="0" w:color="auto"/>
+              <w:left w:val="single" w:sz="8" w:space="0" w:color="auto"/>
+              <w:bottom w:val="single" w:sz="8" w:space="0" w:color="auto"/>
+              <w:right w:val="single" w:sz="8" w:space="0" w:color="auto"/>
             </w:tcBorders>
           </w:tcPr>
           <w:p>
@@ -1001,7 +995,7 @@
             </w:pPr>
             <w:r>
               <w:rPr>
-                <w:rFonts w:ascii="Verdana" w:hAnsi="Verdana" w:eastAsia="Verdana" w:cs="Verdana"/>
+                <w:rFonts w:ascii="Verdana" w:eastAsia="Verdana" w:hAnsi="Verdana" w:cs="Verdana"/>
               </w:rPr>
               <w:t>2</w:t>
             </w:r>
@@ -1011,10 +1005,10 @@
           <w:tcPr>
             <w:tcW w:w="5670" w:type="dxa"/>
             <w:tcBorders>
-              <w:top w:val="single" w:color="auto" w:sz="8" w:space="0"/>
-              <w:left w:val="single" w:color="auto" w:sz="8" w:space="0"/>
-              <w:bottom w:val="single" w:color="auto" w:sz="8" w:space="0"/>
-              <w:right w:val="single" w:color="auto" w:sz="8" w:space="0"/>
+              <w:top w:val="single" w:sz="8" w:space="0" w:color="auto"/>
+              <w:left w:val="single" w:sz="8" w:space="0" w:color="auto"/>
+              <w:bottom w:val="single" w:sz="8" w:space="0" w:color="auto"/>
+              <w:right w:val="single" w:sz="8" w:space="0" w:color="auto"/>
             </w:tcBorders>
           </w:tcPr>
           <w:p>
@@ -1025,7 +1019,7 @@
             </w:pPr>
             <w:r>
               <w:rPr>
-                <w:rFonts w:ascii="Verdana" w:hAnsi="Verdana" w:eastAsia="Verdana" w:cs="Verdana"/>
+                <w:rFonts w:ascii="Verdana" w:eastAsia="Verdana" w:hAnsi="Verdana" w:cs="Verdana"/>
               </w:rPr>
               <w:t>ADEPT Analysis Framework</w:t>
             </w:r>
@@ -1035,10 +1029,10 @@
           <w:tcPr>
             <w:tcW w:w="1701" w:type="dxa"/>
             <w:tcBorders>
-              <w:top w:val="single" w:color="auto" w:sz="8" w:space="0"/>
-              <w:left w:val="single" w:color="auto" w:sz="8" w:space="0"/>
-              <w:bottom w:val="single" w:color="auto" w:sz="8" w:space="0"/>
-              <w:right w:val="single" w:color="auto" w:sz="8" w:space="0"/>
+              <w:top w:val="single" w:sz="8" w:space="0" w:color="auto"/>
+              <w:left w:val="single" w:sz="8" w:space="0" w:color="auto"/>
+              <w:bottom w:val="single" w:sz="8" w:space="0" w:color="auto"/>
+              <w:right w:val="single" w:sz="8" w:space="0" w:color="auto"/>
             </w:tcBorders>
           </w:tcPr>
           <w:p>
@@ -1050,7 +1044,7 @@
             </w:pPr>
             <w:r>
               <w:rPr>
-                <w:rFonts w:ascii="Verdana" w:hAnsi="Verdana" w:eastAsia="Verdana" w:cs="Verdana"/>
+                <w:rFonts w:ascii="Verdana" w:eastAsia="Verdana" w:hAnsi="Verdana" w:cs="Verdana"/>
               </w:rPr>
               <w:t>10</w:t>
             </w:r>
@@ -1065,10 +1059,10 @@
           <w:tcPr>
             <w:tcW w:w="1510" w:type="dxa"/>
             <w:tcBorders>
-              <w:top w:val="single" w:color="auto" w:sz="8" w:space="0"/>
-              <w:left w:val="single" w:color="auto" w:sz="8" w:space="0"/>
-              <w:bottom w:val="single" w:color="auto" w:sz="8" w:space="0"/>
-              <w:right w:val="single" w:color="auto" w:sz="8" w:space="0"/>
+              <w:top w:val="single" w:sz="8" w:space="0" w:color="auto"/>
+              <w:left w:val="single" w:sz="8" w:space="0" w:color="auto"/>
+              <w:bottom w:val="single" w:sz="8" w:space="0" w:color="auto"/>
+              <w:right w:val="single" w:sz="8" w:space="0" w:color="auto"/>
             </w:tcBorders>
           </w:tcPr>
           <w:p>
@@ -1080,7 +1074,7 @@
             </w:pPr>
             <w:r>
               <w:rPr>
-                <w:rFonts w:ascii="Verdana" w:hAnsi="Verdana" w:eastAsia="Verdana" w:cs="Verdana"/>
+                <w:rFonts w:ascii="Verdana" w:eastAsia="Verdana" w:hAnsi="Verdana" w:cs="Verdana"/>
               </w:rPr>
               <w:t>3</w:t>
             </w:r>
@@ -1090,10 +1084,10 @@
           <w:tcPr>
             <w:tcW w:w="5670" w:type="dxa"/>
             <w:tcBorders>
-              <w:top w:val="single" w:color="auto" w:sz="8" w:space="0"/>
-              <w:left w:val="single" w:color="auto" w:sz="8" w:space="0"/>
-              <w:bottom w:val="single" w:color="auto" w:sz="8" w:space="0"/>
-              <w:right w:val="single" w:color="auto" w:sz="8" w:space="0"/>
+              <w:top w:val="single" w:sz="8" w:space="0" w:color="auto"/>
+              <w:left w:val="single" w:sz="8" w:space="0" w:color="auto"/>
+              <w:bottom w:val="single" w:sz="8" w:space="0" w:color="auto"/>
+              <w:right w:val="single" w:sz="8" w:space="0" w:color="auto"/>
             </w:tcBorders>
           </w:tcPr>
           <w:p>
@@ -1104,7 +1098,7 @@
             </w:pPr>
             <w:r>
               <w:rPr>
-                <w:rFonts w:ascii="Verdana" w:hAnsi="Verdana" w:eastAsia="Verdana" w:cs="Verdana"/>
+                <w:rFonts w:ascii="Verdana" w:eastAsia="Verdana" w:hAnsi="Verdana" w:cs="Verdana"/>
               </w:rPr>
               <w:t>DFD Context Level</w:t>
             </w:r>
@@ -1114,10 +1108,10 @@
           <w:tcPr>
             <w:tcW w:w="1701" w:type="dxa"/>
             <w:tcBorders>
-              <w:top w:val="single" w:color="auto" w:sz="8" w:space="0"/>
-              <w:left w:val="single" w:color="auto" w:sz="8" w:space="0"/>
-              <w:bottom w:val="single" w:color="auto" w:sz="8" w:space="0"/>
-              <w:right w:val="single" w:color="auto" w:sz="8" w:space="0"/>
+              <w:top w:val="single" w:sz="8" w:space="0" w:color="auto"/>
+              <w:left w:val="single" w:sz="8" w:space="0" w:color="auto"/>
+              <w:bottom w:val="single" w:sz="8" w:space="0" w:color="auto"/>
+              <w:right w:val="single" w:sz="8" w:space="0" w:color="auto"/>
             </w:tcBorders>
           </w:tcPr>
           <w:p>
@@ -1129,13 +1123,13 @@
             </w:pPr>
             <w:r>
               <w:rPr>
-                <w:rFonts w:ascii="Verdana" w:hAnsi="Verdana" w:eastAsia="Verdana" w:cs="Verdana"/>
+                <w:rFonts w:ascii="Verdana" w:eastAsia="Verdana" w:hAnsi="Verdana" w:cs="Verdana"/>
               </w:rPr>
               <w:t>1</w:t>
             </w:r>
             <w:r>
               <w:rPr>
-                <w:rFonts w:ascii="Verdana" w:hAnsi="Verdana" w:eastAsia="Verdana" w:cs="Verdana"/>
+                <w:rFonts w:ascii="Verdana" w:eastAsia="Verdana" w:hAnsi="Verdana" w:cs="Verdana"/>
               </w:rPr>
               <w:t>0</w:t>
             </w:r>
@@ -1150,10 +1144,10 @@
           <w:tcPr>
             <w:tcW w:w="1510" w:type="dxa"/>
             <w:tcBorders>
-              <w:top w:val="single" w:color="auto" w:sz="8" w:space="0"/>
-              <w:left w:val="single" w:color="auto" w:sz="8" w:space="0"/>
-              <w:bottom w:val="single" w:color="auto" w:sz="8" w:space="0"/>
-              <w:right w:val="single" w:color="auto" w:sz="8" w:space="0"/>
+              <w:top w:val="single" w:sz="8" w:space="0" w:color="auto"/>
+              <w:left w:val="single" w:sz="8" w:space="0" w:color="auto"/>
+              <w:bottom w:val="single" w:sz="8" w:space="0" w:color="auto"/>
+              <w:right w:val="single" w:sz="8" w:space="0" w:color="auto"/>
             </w:tcBorders>
           </w:tcPr>
           <w:p>
@@ -1165,7 +1159,7 @@
             </w:pPr>
             <w:r>
               <w:rPr>
-                <w:rFonts w:ascii="Verdana" w:hAnsi="Verdana" w:eastAsia="Verdana" w:cs="Verdana"/>
+                <w:rFonts w:ascii="Verdana" w:eastAsia="Verdana" w:hAnsi="Verdana" w:cs="Verdana"/>
               </w:rPr>
               <w:t>4</w:t>
             </w:r>
@@ -1175,10 +1169,10 @@
           <w:tcPr>
             <w:tcW w:w="5670" w:type="dxa"/>
             <w:tcBorders>
-              <w:top w:val="single" w:color="auto" w:sz="8" w:space="0"/>
-              <w:left w:val="single" w:color="auto" w:sz="8" w:space="0"/>
-              <w:bottom w:val="single" w:color="auto" w:sz="8" w:space="0"/>
-              <w:right w:val="single" w:color="auto" w:sz="8" w:space="0"/>
+              <w:top w:val="single" w:sz="8" w:space="0" w:color="auto"/>
+              <w:left w:val="single" w:sz="8" w:space="0" w:color="auto"/>
+              <w:bottom w:val="single" w:sz="8" w:space="0" w:color="auto"/>
+              <w:right w:val="single" w:sz="8" w:space="0" w:color="auto"/>
             </w:tcBorders>
           </w:tcPr>
           <w:p>
@@ -1189,7 +1183,7 @@
             </w:pPr>
             <w:r>
               <w:rPr>
-                <w:rFonts w:ascii="Verdana" w:hAnsi="Verdana" w:eastAsia="Verdana" w:cs="Verdana"/>
+                <w:rFonts w:ascii="Verdana" w:eastAsia="Verdana" w:hAnsi="Verdana" w:cs="Verdana"/>
               </w:rPr>
               <w:t>DFD – System Level</w:t>
             </w:r>
@@ -1199,10 +1193,10 @@
           <w:tcPr>
             <w:tcW w:w="1701" w:type="dxa"/>
             <w:tcBorders>
-              <w:top w:val="single" w:color="auto" w:sz="8" w:space="0"/>
-              <w:left w:val="single" w:color="auto" w:sz="8" w:space="0"/>
-              <w:bottom w:val="single" w:color="auto" w:sz="8" w:space="0"/>
-              <w:right w:val="single" w:color="auto" w:sz="8" w:space="0"/>
+              <w:top w:val="single" w:sz="8" w:space="0" w:color="auto"/>
+              <w:left w:val="single" w:sz="8" w:space="0" w:color="auto"/>
+              <w:bottom w:val="single" w:sz="8" w:space="0" w:color="auto"/>
+              <w:right w:val="single" w:sz="8" w:space="0" w:color="auto"/>
             </w:tcBorders>
           </w:tcPr>
           <w:p>
@@ -1214,13 +1208,13 @@
             </w:pPr>
             <w:r>
               <w:rPr>
-                <w:rFonts w:ascii="Verdana" w:hAnsi="Verdana" w:eastAsia="Verdana" w:cs="Verdana"/>
+                <w:rFonts w:ascii="Verdana" w:eastAsia="Verdana" w:hAnsi="Verdana" w:cs="Verdana"/>
               </w:rPr>
               <w:t>3</w:t>
             </w:r>
             <w:r>
               <w:rPr>
-                <w:rFonts w:ascii="Verdana" w:hAnsi="Verdana" w:eastAsia="Verdana" w:cs="Verdana"/>
+                <w:rFonts w:ascii="Verdana" w:eastAsia="Verdana" w:hAnsi="Verdana" w:cs="Verdana"/>
               </w:rPr>
               <w:t>0</w:t>
             </w:r>
@@ -1235,10 +1229,10 @@
           <w:tcPr>
             <w:tcW w:w="1510" w:type="dxa"/>
             <w:tcBorders>
-              <w:top w:val="single" w:color="auto" w:sz="8" w:space="0"/>
-              <w:left w:val="single" w:color="auto" w:sz="8" w:space="0"/>
-              <w:bottom w:val="single" w:color="auto" w:sz="8" w:space="0"/>
-              <w:right w:val="single" w:color="auto" w:sz="8" w:space="0"/>
+              <w:top w:val="single" w:sz="8" w:space="0" w:color="auto"/>
+              <w:left w:val="single" w:sz="8" w:space="0" w:color="auto"/>
+              <w:bottom w:val="single" w:sz="8" w:space="0" w:color="auto"/>
+              <w:right w:val="single" w:sz="8" w:space="0" w:color="auto"/>
             </w:tcBorders>
           </w:tcPr>
           <w:p>
@@ -1250,7 +1244,7 @@
             </w:pPr>
             <w:r>
               <w:rPr>
-                <w:rFonts w:ascii="Verdana" w:hAnsi="Verdana" w:eastAsia="Verdana" w:cs="Verdana"/>
+                <w:rFonts w:ascii="Verdana" w:eastAsia="Verdana" w:hAnsi="Verdana" w:cs="Verdana"/>
               </w:rPr>
               <w:t>5</w:t>
             </w:r>
@@ -1260,10 +1254,10 @@
           <w:tcPr>
             <w:tcW w:w="5670" w:type="dxa"/>
             <w:tcBorders>
-              <w:top w:val="single" w:color="auto" w:sz="8" w:space="0"/>
-              <w:left w:val="single" w:color="auto" w:sz="8" w:space="0"/>
-              <w:bottom w:val="single" w:color="auto" w:sz="8" w:space="0"/>
-              <w:right w:val="single" w:color="auto" w:sz="8" w:space="0"/>
+              <w:top w:val="single" w:sz="8" w:space="0" w:color="auto"/>
+              <w:left w:val="single" w:sz="8" w:space="0" w:color="auto"/>
+              <w:bottom w:val="single" w:sz="8" w:space="0" w:color="auto"/>
+              <w:right w:val="single" w:sz="8" w:space="0" w:color="auto"/>
             </w:tcBorders>
           </w:tcPr>
           <w:p>
@@ -1274,7 +1268,7 @@
             </w:pPr>
             <w:r>
               <w:rPr>
-                <w:rFonts w:ascii="Verdana" w:hAnsi="Verdana" w:eastAsia="Verdana" w:cs="Verdana"/>
+                <w:rFonts w:ascii="Verdana" w:eastAsia="Verdana" w:hAnsi="Verdana" w:cs="Verdana"/>
               </w:rPr>
               <w:t>DFD – System Level Process Narratives</w:t>
             </w:r>
@@ -1284,10 +1278,10 @@
           <w:tcPr>
             <w:tcW w:w="1701" w:type="dxa"/>
             <w:tcBorders>
-              <w:top w:val="single" w:color="auto" w:sz="8" w:space="0"/>
-              <w:left w:val="single" w:color="auto" w:sz="8" w:space="0"/>
-              <w:bottom w:val="single" w:color="auto" w:sz="8" w:space="0"/>
-              <w:right w:val="single" w:color="auto" w:sz="8" w:space="0"/>
+              <w:top w:val="single" w:sz="8" w:space="0" w:color="auto"/>
+              <w:left w:val="single" w:sz="8" w:space="0" w:color="auto"/>
+              <w:bottom w:val="single" w:sz="8" w:space="0" w:color="auto"/>
+              <w:right w:val="single" w:sz="8" w:space="0" w:color="auto"/>
             </w:tcBorders>
           </w:tcPr>
           <w:p>
@@ -1299,7 +1293,7 @@
             </w:pPr>
             <w:r>
               <w:rPr>
-                <w:rFonts w:ascii="Verdana" w:hAnsi="Verdana" w:eastAsia="Verdana" w:cs="Verdana"/>
+                <w:rFonts w:ascii="Verdana" w:eastAsia="Verdana" w:hAnsi="Verdana" w:cs="Verdana"/>
               </w:rPr>
               <w:t>20</w:t>
             </w:r>
@@ -1314,10 +1308,10 @@
           <w:tcPr>
             <w:tcW w:w="1510" w:type="dxa"/>
             <w:tcBorders>
-              <w:top w:val="single" w:color="auto" w:sz="8" w:space="0"/>
-              <w:left w:val="single" w:color="auto" w:sz="8" w:space="0"/>
-              <w:bottom w:val="single" w:color="auto" w:sz="8" w:space="0"/>
-              <w:right w:val="single" w:color="auto" w:sz="8" w:space="0"/>
+              <w:top w:val="single" w:sz="8" w:space="0" w:color="auto"/>
+              <w:left w:val="single" w:sz="8" w:space="0" w:color="auto"/>
+              <w:bottom w:val="single" w:sz="8" w:space="0" w:color="auto"/>
+              <w:right w:val="single" w:sz="8" w:space="0" w:color="auto"/>
             </w:tcBorders>
           </w:tcPr>
           <w:p>
@@ -1329,7 +1323,7 @@
             </w:pPr>
             <w:r>
               <w:rPr>
-                <w:rFonts w:ascii="Verdana" w:hAnsi="Verdana" w:eastAsia="Verdana" w:cs="Verdana"/>
+                <w:rFonts w:ascii="Verdana" w:eastAsia="Verdana" w:hAnsi="Verdana" w:cs="Verdana"/>
               </w:rPr>
               <w:t>6</w:t>
             </w:r>
@@ -1339,10 +1333,10 @@
           <w:tcPr>
             <w:tcW w:w="5670" w:type="dxa"/>
             <w:tcBorders>
-              <w:top w:val="single" w:color="auto" w:sz="8" w:space="0"/>
-              <w:left w:val="single" w:color="auto" w:sz="8" w:space="0"/>
-              <w:bottom w:val="single" w:color="auto" w:sz="8" w:space="0"/>
-              <w:right w:val="single" w:color="auto" w:sz="8" w:space="0"/>
+              <w:top w:val="single" w:sz="8" w:space="0" w:color="auto"/>
+              <w:left w:val="single" w:sz="8" w:space="0" w:color="auto"/>
+              <w:bottom w:val="single" w:sz="8" w:space="0" w:color="auto"/>
+              <w:right w:val="single" w:sz="8" w:space="0" w:color="auto"/>
             </w:tcBorders>
           </w:tcPr>
           <w:p>
@@ -1353,7 +1347,7 @@
             </w:pPr>
             <w:r>
               <w:rPr>
-                <w:rFonts w:ascii="Verdana" w:hAnsi="Verdana" w:eastAsia="Verdana" w:cs="Verdana"/>
+                <w:rFonts w:ascii="Verdana" w:eastAsia="Verdana" w:hAnsi="Verdana" w:cs="Verdana"/>
               </w:rPr>
               <w:t>DFD – Process Level</w:t>
             </w:r>
@@ -1363,10 +1357,10 @@
           <w:tcPr>
             <w:tcW w:w="1701" w:type="dxa"/>
             <w:tcBorders>
-              <w:top w:val="single" w:color="auto" w:sz="8" w:space="0"/>
-              <w:left w:val="single" w:color="auto" w:sz="8" w:space="0"/>
-              <w:bottom w:val="single" w:color="auto" w:sz="8" w:space="0"/>
-              <w:right w:val="single" w:color="auto" w:sz="8" w:space="0"/>
+              <w:top w:val="single" w:sz="8" w:space="0" w:color="auto"/>
+              <w:left w:val="single" w:sz="8" w:space="0" w:color="auto"/>
+              <w:bottom w:val="single" w:sz="8" w:space="0" w:color="auto"/>
+              <w:right w:val="single" w:sz="8" w:space="0" w:color="auto"/>
             </w:tcBorders>
           </w:tcPr>
           <w:p>
@@ -1378,7 +1372,7 @@
             </w:pPr>
             <w:r>
               <w:rPr>
-                <w:rFonts w:ascii="Verdana" w:hAnsi="Verdana" w:eastAsia="Verdana" w:cs="Verdana"/>
+                <w:rFonts w:ascii="Verdana" w:eastAsia="Verdana" w:hAnsi="Verdana" w:cs="Verdana"/>
               </w:rPr>
               <w:t>20</w:t>
             </w:r>
@@ -1393,10 +1387,10 @@
           <w:tcPr>
             <w:tcW w:w="1510" w:type="dxa"/>
             <w:tcBorders>
-              <w:top w:val="single" w:color="auto" w:sz="8" w:space="0"/>
-              <w:left w:val="single" w:color="auto" w:sz="8" w:space="0"/>
-              <w:bottom w:val="single" w:color="auto" w:sz="8" w:space="0"/>
-              <w:right w:val="single" w:color="auto" w:sz="8" w:space="0"/>
+              <w:top w:val="single" w:sz="8" w:space="0" w:color="auto"/>
+              <w:left w:val="single" w:sz="8" w:space="0" w:color="auto"/>
+              <w:bottom w:val="single" w:sz="8" w:space="0" w:color="auto"/>
+              <w:right w:val="single" w:sz="8" w:space="0" w:color="auto"/>
             </w:tcBorders>
           </w:tcPr>
           <w:p>
@@ -1408,7 +1402,7 @@
             </w:pPr>
             <w:r>
               <w:rPr>
-                <w:rFonts w:ascii="Verdana" w:hAnsi="Verdana" w:eastAsia="Verdana" w:cs="Verdana"/>
+                <w:rFonts w:ascii="Verdana" w:eastAsia="Verdana" w:hAnsi="Verdana" w:cs="Verdana"/>
               </w:rPr>
               <w:t>7</w:t>
             </w:r>
@@ -1418,10 +1412,10 @@
           <w:tcPr>
             <w:tcW w:w="5670" w:type="dxa"/>
             <w:tcBorders>
-              <w:top w:val="single" w:color="auto" w:sz="8" w:space="0"/>
-              <w:left w:val="single" w:color="auto" w:sz="8" w:space="0"/>
-              <w:bottom w:val="single" w:color="auto" w:sz="8" w:space="0"/>
-              <w:right w:val="single" w:color="auto" w:sz="8" w:space="0"/>
+              <w:top w:val="single" w:sz="8" w:space="0" w:color="auto"/>
+              <w:left w:val="single" w:sz="8" w:space="0" w:color="auto"/>
+              <w:bottom w:val="single" w:sz="8" w:space="0" w:color="auto"/>
+              <w:right w:val="single" w:sz="8" w:space="0" w:color="auto"/>
             </w:tcBorders>
           </w:tcPr>
           <w:p>
@@ -1432,7 +1426,7 @@
             </w:pPr>
             <w:r>
               <w:rPr>
-                <w:rFonts w:ascii="Verdana" w:hAnsi="Verdana" w:eastAsia="Verdana" w:cs="Verdana"/>
+                <w:rFonts w:ascii="Verdana" w:eastAsia="Verdana" w:hAnsi="Verdana" w:cs="Verdana"/>
               </w:rPr>
               <w:t>Report Format (Neatness, spelling, TOC, Discussion, etc.)</w:t>
             </w:r>
@@ -1442,10 +1436,10 @@
           <w:tcPr>
             <w:tcW w:w="1701" w:type="dxa"/>
             <w:tcBorders>
-              <w:top w:val="single" w:color="auto" w:sz="8" w:space="0"/>
-              <w:left w:val="single" w:color="auto" w:sz="8" w:space="0"/>
-              <w:bottom w:val="single" w:color="auto" w:sz="8" w:space="0"/>
-              <w:right w:val="single" w:color="auto" w:sz="8" w:space="0"/>
+              <w:top w:val="single" w:sz="8" w:space="0" w:color="auto"/>
+              <w:left w:val="single" w:sz="8" w:space="0" w:color="auto"/>
+              <w:bottom w:val="single" w:sz="8" w:space="0" w:color="auto"/>
+              <w:right w:val="single" w:sz="8" w:space="0" w:color="auto"/>
             </w:tcBorders>
           </w:tcPr>
           <w:p>
@@ -1457,7 +1451,7 @@
             </w:pPr>
             <w:r>
               <w:rPr>
-                <w:rFonts w:ascii="Verdana" w:hAnsi="Verdana" w:eastAsia="Verdana" w:cs="Verdana"/>
+                <w:rFonts w:ascii="Verdana" w:eastAsia="Verdana" w:hAnsi="Verdana" w:cs="Verdana"/>
               </w:rPr>
               <w:t>10</w:t>
             </w:r>
@@ -1473,10 +1467,10 @@
             <w:tcW w:w="7180" w:type="dxa"/>
             <w:gridSpan w:val="2"/>
             <w:tcBorders>
-              <w:top w:val="single" w:color="auto" w:sz="8" w:space="0"/>
-              <w:left w:val="single" w:color="auto" w:sz="8" w:space="0"/>
-              <w:bottom w:val="single" w:color="auto" w:sz="8" w:space="0"/>
-              <w:right w:val="single" w:color="auto" w:sz="8" w:space="0"/>
+              <w:top w:val="single" w:sz="8" w:space="0" w:color="auto"/>
+              <w:left w:val="single" w:sz="8" w:space="0" w:color="auto"/>
+              <w:bottom w:val="single" w:sz="8" w:space="0" w:color="auto"/>
+              <w:right w:val="single" w:sz="8" w:space="0" w:color="auto"/>
             </w:tcBorders>
           </w:tcPr>
           <w:p>
@@ -1490,7 +1484,7 @@
             </w:pPr>
             <w:r>
               <w:rPr>
-                <w:rFonts w:ascii="Verdana" w:hAnsi="Verdana" w:eastAsia="Verdana" w:cs="Verdana"/>
+                <w:rFonts w:ascii="Verdana" w:eastAsia="Verdana" w:hAnsi="Verdana" w:cs="Verdana"/>
                 <w:b/>
                 <w:bCs/>
               </w:rPr>
@@ -1502,10 +1496,10 @@
           <w:tcPr>
             <w:tcW w:w="1701" w:type="dxa"/>
             <w:tcBorders>
-              <w:top w:val="single" w:color="auto" w:sz="8" w:space="0"/>
-              <w:left w:val="single" w:color="auto" w:sz="8" w:space="0"/>
-              <w:bottom w:val="single" w:color="auto" w:sz="8" w:space="0"/>
-              <w:right w:val="single" w:color="auto" w:sz="8" w:space="0"/>
+              <w:top w:val="single" w:sz="8" w:space="0" w:color="auto"/>
+              <w:left w:val="single" w:sz="8" w:space="0" w:color="auto"/>
+              <w:bottom w:val="single" w:sz="8" w:space="0" w:color="auto"/>
+              <w:right w:val="single" w:sz="8" w:space="0" w:color="auto"/>
             </w:tcBorders>
           </w:tcPr>
           <w:p>
@@ -1578,13 +1572,13 @@
     <w:p>
       <w:r>
         <w:rPr>
-          <w:rFonts w:ascii="Verdana" w:hAnsi="Verdana" w:eastAsia="Verdana" w:cs="Verdana"/>
+          <w:rFonts w:ascii="Verdana" w:eastAsia="Verdana" w:hAnsi="Verdana" w:cs="Verdana"/>
         </w:rPr>
         <w:t xml:space="preserve">Much of your material for this report can be obtained from the </w:t>
       </w:r>
       <w:r>
         <w:rPr>
-          <w:rFonts w:ascii="Verdana" w:hAnsi="Verdana" w:eastAsia="Verdana" w:cs="Verdana"/>
+          <w:rFonts w:ascii="Verdana" w:eastAsia="Verdana" w:hAnsi="Verdana" w:cs="Verdana"/>
           <w:b/>
           <w:bCs/>
         </w:rPr>
@@ -1592,7 +1586,7 @@
       </w:r>
       <w:r>
         <w:rPr>
-          <w:rFonts w:ascii="Verdana" w:hAnsi="Verdana" w:eastAsia="Verdana" w:cs="Verdana"/>
+          <w:rFonts w:ascii="Verdana" w:eastAsia="Verdana" w:hAnsi="Verdana" w:cs="Verdana"/>
         </w:rPr>
         <w:t xml:space="preserve"> section but is not limited to this section only. It will be your task to demonstrate that you understand the essence of the system. Review the case material and complete your analysis using the ADEPT analysis framework. Once you have completed the ADEPT analysis, you will create:</w:t>
       </w:r>
@@ -1610,7 +1604,7 @@
       </w:pPr>
       <w:r>
         <w:rPr>
-          <w:rFonts w:ascii="Verdana" w:hAnsi="Verdana" w:eastAsia="Verdana" w:cs="Verdana"/>
+          <w:rFonts w:ascii="Verdana" w:eastAsia="Verdana" w:hAnsi="Verdana" w:cs="Verdana"/>
         </w:rPr>
         <w:t xml:space="preserve"> Context-level DFD</w:t>
       </w:r>
@@ -1628,7 +1622,7 @@
       </w:pPr>
       <w:r>
         <w:rPr>
-          <w:rFonts w:ascii="Verdana" w:hAnsi="Verdana" w:eastAsia="Verdana" w:cs="Verdana"/>
+          <w:rFonts w:ascii="Verdana" w:eastAsia="Verdana" w:hAnsi="Verdana" w:cs="Verdana"/>
         </w:rPr>
         <w:t>System-level DFD, complete with process narratives</w:t>
       </w:r>
@@ -1646,7 +1640,7 @@
       </w:pPr>
       <w:r>
         <w:rPr>
-          <w:rFonts w:ascii="Verdana" w:hAnsi="Verdana" w:eastAsia="Verdana" w:cs="Verdana"/>
+          <w:rFonts w:ascii="Verdana" w:eastAsia="Verdana" w:hAnsi="Verdana" w:cs="Verdana"/>
         </w:rPr>
         <w:t>Process-level DFD for 4.0 - Month end processes</w:t>
       </w:r>
@@ -1654,7 +1648,7 @@
     <w:p>
       <w:r>
         <w:rPr>
-          <w:rFonts w:ascii="Verdana" w:hAnsi="Verdana" w:eastAsia="Verdana" w:cs="Verdana"/>
+          <w:rFonts w:ascii="Verdana" w:eastAsia="Verdana" w:hAnsi="Verdana" w:cs="Verdana"/>
           <w:b/>
           <w:bCs/>
         </w:rPr>
@@ -1662,13 +1656,13 @@
       </w:r>
       <w:r>
         <w:rPr>
-          <w:rFonts w:ascii="Verdana" w:hAnsi="Verdana" w:eastAsia="Verdana" w:cs="Verdana"/>
+          <w:rFonts w:ascii="Verdana" w:eastAsia="Verdana" w:hAnsi="Verdana" w:cs="Verdana"/>
         </w:rPr>
         <w:t xml:space="preserve"> - Month End Processes will have a minimum of the following </w:t>
       </w:r>
       <w:r>
         <w:rPr>
-          <w:rFonts w:ascii="Verdana" w:hAnsi="Verdana" w:eastAsia="Verdana" w:cs="Verdana"/>
+          <w:rFonts w:ascii="Verdana" w:eastAsia="Verdana" w:hAnsi="Verdana" w:cs="Verdana"/>
           <w:b/>
           <w:bCs/>
         </w:rPr>
@@ -1676,7 +1670,7 @@
       </w:r>
       <w:r>
         <w:rPr>
-          <w:rFonts w:ascii="Verdana" w:hAnsi="Verdana" w:eastAsia="Verdana" w:cs="Verdana"/>
+          <w:rFonts w:ascii="Verdana" w:eastAsia="Verdana" w:hAnsi="Verdana" w:cs="Verdana"/>
         </w:rPr>
         <w:t>:</w:t>
       </w:r>
@@ -1694,7 +1688,7 @@
       </w:pPr>
       <w:r>
         <w:rPr>
-          <w:rFonts w:ascii="Verdana" w:hAnsi="Verdana" w:eastAsia="Verdana" w:cs="Verdana"/>
+          <w:rFonts w:ascii="Verdana" w:eastAsia="Verdana" w:hAnsi="Verdana" w:cs="Verdana"/>
         </w:rPr>
         <w:t>Paying out investors</w:t>
       </w:r>
@@ -1712,7 +1706,7 @@
       </w:pPr>
       <w:r>
         <w:rPr>
-          <w:rFonts w:ascii="Verdana" w:hAnsi="Verdana" w:eastAsia="Verdana" w:cs="Verdana"/>
+          <w:rFonts w:ascii="Verdana" w:eastAsia="Verdana" w:hAnsi="Verdana" w:cs="Verdana"/>
         </w:rPr>
         <w:t>Doing month end financials</w:t>
       </w:r>
@@ -1730,7 +1724,7 @@
       </w:pPr>
       <w:r>
         <w:rPr>
-          <w:rFonts w:ascii="Verdana" w:hAnsi="Verdana" w:eastAsia="Verdana" w:cs="Verdana"/>
+          <w:rFonts w:ascii="Verdana" w:eastAsia="Verdana" w:hAnsi="Verdana" w:cs="Verdana"/>
         </w:rPr>
         <w:t xml:space="preserve">Month end package contacts </w:t>
       </w:r>
@@ -1743,12 +1737,12 @@
           <w:numId w:val="1"/>
         </w:numPr>
         <w:rPr>
-          <w:rFonts w:eastAsia="游明朝" w:eastAsiaTheme="minorEastAsia"/>
-        </w:rPr>
-      </w:pPr>
-      <w:r>
-        <w:rPr>
-          <w:rFonts w:ascii="Verdana" w:hAnsi="Verdana" w:eastAsia="Verdana" w:cs="Verdana" w:eastAsiaTheme="minorEastAsia"/>
+          <w:rFonts w:eastAsiaTheme="minorEastAsia"/>
+        </w:rPr>
+      </w:pPr>
+      <w:r>
+        <w:rPr>
+          <w:rFonts w:ascii="Verdana" w:eastAsiaTheme="minorEastAsia" w:hAnsi="Verdana" w:cs="Verdana"/>
         </w:rPr>
         <w:t>Rental billing</w:t>
       </w:r>
@@ -1759,7 +1753,7 @@
       </w:pPr>
       <w:r>
         <w:rPr>
-          <w:rFonts w:ascii="Verdana" w:hAnsi="Verdana" w:eastAsia="Verdana" w:cs="Verdana"/>
+          <w:rFonts w:ascii="Verdana" w:eastAsia="Verdana" w:hAnsi="Verdana" w:cs="Verdana"/>
           <w:b/>
           <w:bCs/>
           <w:u w:val="single"/>
@@ -1768,13 +1762,30 @@
       </w:r>
       <w:r>
         <w:rPr>
-          <w:rFonts w:ascii="Verdana" w:hAnsi="Verdana" w:eastAsia="Verdana" w:cs="Verdana"/>
+          <w:rFonts w:ascii="Verdana" w:eastAsia="Verdana" w:hAnsi="Verdana" w:cs="Verdana"/>
         </w:rPr>
         <w:t>.</w:t>
       </w:r>
     </w:p>
     <w:p>
       <w:pPr>
+        <w:rPr>
+          <w:rFonts w:ascii="Verdana" w:eastAsia="Verdana" w:hAnsi="Verdana" w:cstheme="majorBidi"/>
+          <w:b/>
+          <w:color w:val="2F5496" w:themeColor="accent1" w:themeShade="BF"/>
+          <w:sz w:val="32"/>
+          <w:szCs w:val="32"/>
+        </w:rPr>
+      </w:pPr>
+      <w:r>
+        <w:rPr>
+          <w:rFonts w:eastAsia="Verdana"/>
+        </w:rPr>
+        <w:br w:type="page"/>
+      </w:r>
+    </w:p>
+    <w:p>
+      <w:pPr>
         <w:pStyle w:val="Heading1"/>
         <w:rPr>
           <w:rFonts w:eastAsia="Verdana"/>
@@ -1784,6 +1795,7 @@
         <w:rPr>
           <w:rFonts w:eastAsia="Verdana"/>
         </w:rPr>
+        <w:lastRenderedPageBreak/>
         <w:t>Background Information:</w:t>
       </w:r>
     </w:p>
@@ -1801,138 +1813,215 @@
         <w:t>Sacred Seeds Holistic Health</w:t>
       </w:r>
     </w:p>
-    <w:p>
-      <w:pPr>
-        <w:rPr>
-          <w:rFonts w:ascii="Verdana" w:hAnsi="Verdana" w:eastAsia="Verdana" w:cs="Verdana"/>
-        </w:rPr>
-      </w:pPr>
-      <w:r>
-        <w:rPr>
-          <w:rFonts w:ascii="Verdana" w:hAnsi="Verdana" w:eastAsia="Verdana" w:cs="Verdana"/>
+    <w:p/>
+    <w:p>
+      <w:pPr>
+        <w:rPr>
+          <w:rFonts w:ascii="Verdana" w:eastAsia="Verdana" w:hAnsi="Verdana" w:cs="Verdana"/>
+        </w:rPr>
+      </w:pPr>
+      <w:r>
+        <w:rPr>
+          <w:rFonts w:ascii="Verdana" w:eastAsia="Verdana" w:hAnsi="Verdana" w:cs="Verdana"/>
         </w:rPr>
         <w:t xml:space="preserve">This is a small Holistic business that </w:t>
       </w:r>
       <w:r>
         <w:rPr>
-          <w:rFonts w:ascii="Verdana" w:hAnsi="Verdana" w:eastAsia="Verdana" w:cs="Verdana"/>
+          <w:rFonts w:ascii="Verdana" w:eastAsia="Verdana" w:hAnsi="Verdana" w:cs="Verdana"/>
         </w:rPr>
         <w:t xml:space="preserve">performs spa-like sessions for </w:t>
       </w:r>
       <w:r>
         <w:rPr>
-          <w:rFonts w:ascii="Verdana" w:hAnsi="Verdana" w:eastAsia="Verdana" w:cs="Verdana"/>
+          <w:rFonts w:ascii="Verdana" w:eastAsia="Verdana" w:hAnsi="Verdana" w:cs="Verdana"/>
         </w:rPr>
         <w:t>its</w:t>
       </w:r>
       <w:r>
         <w:rPr>
-          <w:rFonts w:ascii="Verdana" w:hAnsi="Verdana" w:eastAsia="Verdana" w:cs="Verdana"/>
+          <w:rFonts w:ascii="Verdana" w:eastAsia="Verdana" w:hAnsi="Verdana" w:cs="Verdana"/>
         </w:rPr>
         <w:t xml:space="preserve"> customers</w:t>
       </w:r>
       <w:r>
         <w:rPr>
-          <w:rFonts w:ascii="Verdana" w:hAnsi="Verdana" w:eastAsia="Verdana" w:cs="Verdana"/>
+          <w:rFonts w:ascii="Verdana" w:eastAsia="Verdana" w:hAnsi="Verdana" w:cs="Verdana"/>
         </w:rPr>
         <w:t>.</w:t>
       </w:r>
       <w:r>
         <w:rPr>
-          <w:rFonts w:ascii="Verdana" w:hAnsi="Verdana" w:eastAsia="Verdana" w:cs="Verdana"/>
+          <w:rFonts w:ascii="Verdana" w:eastAsia="Verdana" w:hAnsi="Verdana" w:cs="Verdana"/>
         </w:rPr>
         <w:t xml:space="preserve"> The business is growing and has a plan to move into </w:t>
       </w:r>
       <w:r>
         <w:rPr>
-          <w:rFonts w:ascii="Verdana" w:hAnsi="Verdana" w:eastAsia="Verdana" w:cs="Verdana"/>
-        </w:rPr>
-        <w:t xml:space="preserve">a bigger space. Currently the owner is doing all tasks (booking, session, sales, accounting), but the new space will have a receptionist, and part time </w:t>
-      </w:r>
-      <w:r>
-        <w:rPr>
-          <w:rFonts w:ascii="Verdana" w:hAnsi="Verdana" w:eastAsia="Verdana" w:cs="Verdana"/>
+          <w:rFonts w:ascii="Verdana" w:eastAsia="Verdana" w:hAnsi="Verdana" w:cs="Verdana"/>
+        </w:rPr>
+        <w:t>a bigger space. Currently the owner is doing all tasks (booking, session, sales, accounting)</w:t>
+      </w:r>
+      <w:r>
+        <w:rPr>
+          <w:rFonts w:ascii="Verdana" w:eastAsia="Verdana" w:hAnsi="Verdana" w:cs="Verdana"/>
+        </w:rPr>
+        <w:t>. T</w:t>
+      </w:r>
+      <w:r>
+        <w:rPr>
+          <w:rFonts w:ascii="Verdana" w:eastAsia="Verdana" w:hAnsi="Verdana" w:cs="Verdana"/>
+        </w:rPr>
+        <w:t>he new space will have a</w:t>
+      </w:r>
+      <w:r>
+        <w:rPr>
+          <w:rFonts w:ascii="Verdana" w:eastAsia="Verdana" w:hAnsi="Verdana" w:cs="Verdana"/>
+        </w:rPr>
+        <w:t>n internal</w:t>
+      </w:r>
+      <w:r>
+        <w:rPr>
+          <w:rFonts w:ascii="Verdana" w:eastAsia="Verdana" w:hAnsi="Verdana" w:cs="Verdana"/>
+        </w:rPr>
+        <w:t xml:space="preserve"> receptionist</w:t>
+      </w:r>
+      <w:r>
+        <w:rPr>
+          <w:rFonts w:ascii="Verdana" w:eastAsia="Verdana" w:hAnsi="Verdana" w:cs="Verdana"/>
+        </w:rPr>
+        <w:t xml:space="preserve"> that interacts directly with a new computerized system</w:t>
+      </w:r>
+      <w:r>
+        <w:rPr>
+          <w:rFonts w:ascii="Verdana" w:eastAsia="Verdana" w:hAnsi="Verdana" w:cs="Verdana"/>
+        </w:rPr>
+        <w:t xml:space="preserve"> with a database</w:t>
+      </w:r>
+      <w:r>
+        <w:rPr>
+          <w:rFonts w:ascii="Verdana" w:eastAsia="Verdana" w:hAnsi="Verdana" w:cs="Verdana"/>
+        </w:rPr>
+        <w:t xml:space="preserve">. Also, an external </w:t>
+      </w:r>
+      <w:r>
+        <w:rPr>
+          <w:rFonts w:ascii="Verdana" w:eastAsia="Verdana" w:hAnsi="Verdana" w:cs="Verdana"/>
+        </w:rPr>
+        <w:t>part-time</w:t>
+      </w:r>
+      <w:r>
+        <w:rPr>
+          <w:rFonts w:ascii="Verdana" w:eastAsia="Verdana" w:hAnsi="Verdana" w:cs="Verdana"/>
+        </w:rPr>
+        <w:t xml:space="preserve"> </w:t>
+      </w:r>
+      <w:r>
+        <w:rPr>
+          <w:rFonts w:ascii="Verdana" w:eastAsia="Verdana" w:hAnsi="Verdana" w:cs="Verdana"/>
         </w:rPr>
         <w:t>bookkeeper</w:t>
       </w:r>
       <w:r>
         <w:rPr>
-          <w:rFonts w:ascii="Verdana" w:hAnsi="Verdana" w:eastAsia="Verdana" w:cs="Verdana"/>
-        </w:rPr>
-        <w:t>.</w:t>
-      </w:r>
-    </w:p>
-    <w:p>
-      <w:pPr>
-        <w:rPr>
-          <w:rFonts w:ascii="Verdana" w:hAnsi="Verdana" w:eastAsia="Verdana" w:cs="Verdana"/>
-        </w:rPr>
-      </w:pPr>
-      <w:r>
-        <w:rPr>
-          <w:rFonts w:ascii="Verdana" w:hAnsi="Verdana" w:eastAsia="Verdana" w:cs="Verdana"/>
+          <w:rFonts w:ascii="Verdana" w:eastAsia="Verdana" w:hAnsi="Verdana" w:cs="Verdana"/>
+        </w:rPr>
+        <w:t xml:space="preserve"> will be hired. The bookkeeper will require information from the new computer system </w:t>
+      </w:r>
+      <w:r>
+        <w:rPr>
+          <w:rFonts w:ascii="Verdana" w:eastAsia="Verdana" w:hAnsi="Verdana" w:cs="Verdana"/>
+        </w:rPr>
+        <w:t xml:space="preserve">to be able to </w:t>
+      </w:r>
+      <w:r>
+        <w:rPr>
+          <w:rFonts w:ascii="Verdana" w:eastAsia="Verdana" w:hAnsi="Verdana" w:cs="Verdana"/>
+        </w:rPr>
+        <w:t xml:space="preserve">complete </w:t>
+      </w:r>
+      <w:r>
+        <w:rPr>
+          <w:rFonts w:ascii="Verdana" w:eastAsia="Verdana" w:hAnsi="Verdana" w:cs="Verdana"/>
+        </w:rPr>
+        <w:t>the expected</w:t>
+      </w:r>
+      <w:r>
+        <w:rPr>
+          <w:rFonts w:ascii="Verdana" w:eastAsia="Verdana" w:hAnsi="Verdana" w:cs="Verdana"/>
+        </w:rPr>
+        <w:t xml:space="preserve"> tasks.</w:t>
+      </w:r>
+    </w:p>
+    <w:p>
+      <w:pPr>
+        <w:rPr>
+          <w:rFonts w:ascii="Verdana" w:eastAsia="Verdana" w:hAnsi="Verdana" w:cs="Verdana"/>
+        </w:rPr>
+      </w:pPr>
+      <w:r>
+        <w:rPr>
+          <w:rFonts w:ascii="Verdana" w:eastAsia="Verdana" w:hAnsi="Verdana" w:cs="Verdana"/>
         </w:rPr>
         <w:t>To</w:t>
       </w:r>
       <w:r>
         <w:rPr>
-          <w:rFonts w:ascii="Verdana" w:hAnsi="Verdana" w:eastAsia="Verdana" w:cs="Verdana"/>
-        </w:rPr>
-        <w:t xml:space="preserve"> have the capital to take on this expansion the owner has found 3 investors (Paul Williams, Sharon </w:t>
-      </w:r>
-      <w:proofErr w:type="spellStart"/>
-      <w:r>
-        <w:rPr>
-          <w:rFonts w:ascii="Verdana" w:hAnsi="Verdana" w:eastAsia="Verdana" w:cs="Verdana"/>
-        </w:rPr>
-        <w:t>Cloek</w:t>
-      </w:r>
-      <w:proofErr w:type="spellEnd"/>
-      <w:r>
-        <w:rPr>
-          <w:rFonts w:ascii="Verdana" w:hAnsi="Verdana" w:eastAsia="Verdana" w:cs="Verdana"/>
-        </w:rPr>
-        <w:t xml:space="preserve">, and Kassandra Pi). They are merely investors and will have no say in the running of the </w:t>
-      </w:r>
-      <w:r>
-        <w:rPr>
-          <w:rFonts w:ascii="Verdana" w:hAnsi="Verdana" w:eastAsia="Verdana" w:cs="Verdana"/>
+          <w:rFonts w:ascii="Verdana" w:eastAsia="Verdana" w:hAnsi="Verdana" w:cs="Verdana"/>
+        </w:rPr>
+        <w:t xml:space="preserve"> have the capital to take on this expansion the owner has found 3 investors (Paul Williams, Sharon Cloek, and Kassandra Pi). They are merely investors and will have no say in the running of the </w:t>
+      </w:r>
+      <w:r>
+        <w:rPr>
+          <w:rFonts w:ascii="Verdana" w:eastAsia="Verdana" w:hAnsi="Verdana" w:cs="Verdana"/>
         </w:rPr>
         <w:t>business but</w:t>
       </w:r>
       <w:r>
         <w:rPr>
-          <w:rFonts w:ascii="Verdana" w:hAnsi="Verdana" w:eastAsia="Verdana" w:cs="Verdana"/>
-        </w:rPr>
-        <w:t xml:space="preserve"> will receive free products and services for the first 3 years or until the investment has been paid back.</w:t>
-      </w:r>
-      <w:r>
-        <w:rPr>
-          <w:rFonts w:ascii="Verdana" w:hAnsi="Verdana" w:eastAsia="Verdana" w:cs="Verdana"/>
+          <w:rFonts w:ascii="Verdana" w:eastAsia="Verdana" w:hAnsi="Verdana" w:cs="Verdana"/>
+        </w:rPr>
+        <w:t xml:space="preserve"> will receive free products and services for the first 3 years or until the </w:t>
+      </w:r>
+      <w:r>
+        <w:rPr>
+          <w:rFonts w:ascii="Verdana" w:eastAsia="Verdana" w:hAnsi="Verdana" w:cs="Verdana"/>
+        </w:rPr>
+        <w:t xml:space="preserve">value of their </w:t>
+      </w:r>
+      <w:r>
+        <w:rPr>
+          <w:rFonts w:ascii="Verdana" w:eastAsia="Verdana" w:hAnsi="Verdana" w:cs="Verdana"/>
+        </w:rPr>
+        <w:t>investment has been paid back.</w:t>
+      </w:r>
+      <w:r>
+        <w:rPr>
+          <w:rFonts w:ascii="Verdana" w:eastAsia="Verdana" w:hAnsi="Verdana" w:cs="Verdana"/>
         </w:rPr>
         <w:t xml:space="preserve"> Payments are monthly </w:t>
       </w:r>
       <w:r>
         <w:rPr>
-          <w:rFonts w:ascii="Verdana" w:hAnsi="Verdana" w:eastAsia="Verdana" w:cs="Verdana"/>
+          <w:rFonts w:ascii="Verdana" w:eastAsia="Verdana" w:hAnsi="Verdana" w:cs="Verdana"/>
         </w:rPr>
         <w:t>if</w:t>
       </w:r>
       <w:r>
         <w:rPr>
-          <w:rFonts w:ascii="Verdana" w:hAnsi="Verdana" w:eastAsia="Verdana" w:cs="Verdana"/>
+          <w:rFonts w:ascii="Verdana" w:eastAsia="Verdana" w:hAnsi="Verdana" w:cs="Verdana"/>
         </w:rPr>
         <w:t xml:space="preserve"> profit is </w:t>
       </w:r>
       <w:r>
         <w:rPr>
-          <w:rFonts w:ascii="Verdana" w:hAnsi="Verdana" w:eastAsia="Verdana" w:cs="Verdana"/>
+          <w:rFonts w:ascii="Verdana" w:eastAsia="Verdana" w:hAnsi="Verdana" w:cs="Verdana"/>
         </w:rPr>
         <w:t>more than</w:t>
       </w:r>
       <w:r>
         <w:rPr>
-          <w:rFonts w:ascii="Verdana" w:hAnsi="Verdana" w:eastAsia="Verdana" w:cs="Verdana"/>
+          <w:rFonts w:ascii="Verdana" w:eastAsia="Verdana" w:hAnsi="Verdana" w:cs="Verdana"/>
         </w:rPr>
         <w:t xml:space="preserve"> 12%.</w:t>
       </w:r>
@@ -1940,36 +2029,36 @@
     <w:p>
       <w:pPr>
         <w:rPr>
-          <w:rFonts w:ascii="Verdana" w:hAnsi="Verdana" w:eastAsia="Verdana" w:cs="Verdana"/>
-        </w:rPr>
-      </w:pPr>
-      <w:r>
-        <w:rPr>
-          <w:rFonts w:ascii="Verdana" w:hAnsi="Verdana" w:eastAsia="Verdana" w:cs="Verdana"/>
+          <w:rFonts w:ascii="Verdana" w:eastAsia="Verdana" w:hAnsi="Verdana" w:cs="Verdana"/>
+        </w:rPr>
+      </w:pPr>
+      <w:r>
+        <w:rPr>
+          <w:rFonts w:ascii="Verdana" w:eastAsia="Verdana" w:hAnsi="Verdana" w:cs="Verdana"/>
         </w:rPr>
         <w:t>Our new location is in a mall that has a hair dressing shop</w:t>
       </w:r>
       <w:r>
         <w:rPr>
-          <w:rFonts w:ascii="Verdana" w:hAnsi="Verdana" w:eastAsia="Verdana" w:cs="Verdana"/>
+          <w:rFonts w:ascii="Verdana" w:eastAsia="Verdana" w:hAnsi="Verdana" w:cs="Verdana"/>
         </w:rPr>
         <w:t xml:space="preserve">, </w:t>
       </w:r>
       <w:r>
         <w:rPr>
-          <w:rFonts w:ascii="Verdana" w:hAnsi="Verdana" w:eastAsia="Verdana" w:cs="Verdana"/>
+          <w:rFonts w:ascii="Verdana" w:eastAsia="Verdana" w:hAnsi="Verdana" w:cs="Verdana"/>
         </w:rPr>
         <w:t>Hair and Self Care</w:t>
       </w:r>
       <w:r>
         <w:rPr>
-          <w:rFonts w:ascii="Verdana" w:hAnsi="Verdana" w:eastAsia="Verdana" w:cs="Verdana"/>
+          <w:rFonts w:ascii="Verdana" w:eastAsia="Verdana" w:hAnsi="Verdana" w:cs="Verdana"/>
         </w:rPr>
         <w:t xml:space="preserve">, </w:t>
       </w:r>
       <w:r>
         <w:rPr>
-          <w:rFonts w:ascii="Verdana" w:hAnsi="Verdana" w:eastAsia="Verdana" w:cs="Verdana"/>
+          <w:rFonts w:ascii="Verdana" w:eastAsia="Verdana" w:hAnsi="Verdana" w:cs="Verdana"/>
         </w:rPr>
         <w:t>that also provides spa services.</w:t>
       </w:r>
@@ -1977,55 +2066,85 @@
     <w:p>
       <w:pPr>
         <w:rPr>
-          <w:rFonts w:ascii="Verdana" w:hAnsi="Verdana" w:eastAsia="Verdana" w:cs="Verdana"/>
-        </w:rPr>
-      </w:pPr>
-      <w:r>
-        <w:rPr>
-          <w:rFonts w:ascii="Verdana" w:hAnsi="Verdana" w:eastAsia="Verdana" w:cs="Verdana"/>
+          <w:rFonts w:ascii="Verdana" w:eastAsia="Verdana" w:hAnsi="Verdana" w:cs="Verdana"/>
+        </w:rPr>
+      </w:pPr>
+      <w:r>
+        <w:rPr>
+          <w:rFonts w:ascii="Verdana" w:eastAsia="Verdana" w:hAnsi="Verdana" w:cs="Verdana"/>
         </w:rPr>
         <w:t xml:space="preserve">The current system has the owner using </w:t>
       </w:r>
       <w:r>
         <w:rPr>
-          <w:rFonts w:ascii="Verdana" w:hAnsi="Verdana" w:eastAsia="Verdana" w:cs="Verdana"/>
+          <w:rFonts w:ascii="Verdana" w:eastAsia="Verdana" w:hAnsi="Verdana" w:cs="Verdana"/>
         </w:rPr>
         <w:t>Schedule Me</w:t>
       </w:r>
       <w:r>
         <w:rPr>
-          <w:rFonts w:ascii="Verdana" w:hAnsi="Verdana" w:eastAsia="Verdana" w:cs="Verdana"/>
-        </w:rPr>
-        <w:t xml:space="preserve"> for appointments.</w:t>
-      </w:r>
-      <w:r>
-        <w:rPr>
-          <w:rFonts w:ascii="Verdana" w:hAnsi="Verdana" w:eastAsia="Verdana" w:cs="Verdana"/>
-        </w:rPr>
-        <w:t xml:space="preserve"> </w:t>
-      </w:r>
-      <w:r>
-        <w:rPr>
-          <w:rFonts w:ascii="Verdana" w:hAnsi="Verdana" w:eastAsia="Verdana" w:cs="Verdana"/>
-        </w:rPr>
-        <w:t>A ledger book</w:t>
-      </w:r>
-      <w:r>
-        <w:rPr>
-          <w:rFonts w:ascii="Verdana" w:hAnsi="Verdana" w:eastAsia="Verdana" w:cs="Verdana"/>
-        </w:rPr>
-        <w:t xml:space="preserve"> for sales and expenses. Files for customer information.</w:t>
-      </w:r>
-    </w:p>
-    <w:p>
-      <w:pPr>
-        <w:rPr>
-          <w:rFonts w:ascii="Verdana" w:hAnsi="Verdana" w:eastAsia="Verdana" w:cs="Verdana"/>
-        </w:rPr>
-      </w:pPr>
-      <w:r>
-        <w:rPr>
-          <w:rFonts w:ascii="Verdana" w:hAnsi="Verdana" w:eastAsia="Verdana" w:cs="Verdana"/>
+          <w:rFonts w:ascii="Verdana" w:eastAsia="Verdana" w:hAnsi="Verdana" w:cs="Verdana"/>
+        </w:rPr>
+        <w:t xml:space="preserve"> for appointments</w:t>
+      </w:r>
+      <w:r>
+        <w:rPr>
+          <w:rFonts w:ascii="Verdana" w:eastAsia="Verdana" w:hAnsi="Verdana" w:cs="Verdana"/>
+        </w:rPr>
+        <w:t xml:space="preserve">, a </w:t>
+      </w:r>
+      <w:r>
+        <w:rPr>
+          <w:rFonts w:ascii="Verdana" w:eastAsia="Verdana" w:hAnsi="Verdana" w:cs="Verdana"/>
+        </w:rPr>
+        <w:t>ledger book</w:t>
+      </w:r>
+      <w:r>
+        <w:rPr>
+          <w:rFonts w:ascii="Verdana" w:eastAsia="Verdana" w:hAnsi="Verdana" w:cs="Verdana"/>
+        </w:rPr>
+        <w:t xml:space="preserve"> for sales and expenses</w:t>
+      </w:r>
+      <w:r>
+        <w:rPr>
+          <w:rFonts w:ascii="Verdana" w:eastAsia="Verdana" w:hAnsi="Verdana" w:cs="Verdana"/>
+        </w:rPr>
+        <w:t>, and a f</w:t>
+      </w:r>
+      <w:r>
+        <w:rPr>
+          <w:rFonts w:ascii="Verdana" w:eastAsia="Verdana" w:hAnsi="Verdana" w:cs="Verdana"/>
+        </w:rPr>
+        <w:t>ili</w:t>
+      </w:r>
+      <w:r>
+        <w:rPr>
+          <w:rFonts w:ascii="Verdana" w:eastAsia="Verdana" w:hAnsi="Verdana" w:cs="Verdana"/>
+        </w:rPr>
+        <w:t xml:space="preserve">ng cabinet </w:t>
+      </w:r>
+      <w:r>
+        <w:rPr>
+          <w:rFonts w:ascii="Verdana" w:eastAsia="Verdana" w:hAnsi="Verdana" w:cs="Verdana"/>
+        </w:rPr>
+        <w:t xml:space="preserve">for </w:t>
+      </w:r>
+      <w:r>
+        <w:rPr>
+          <w:rFonts w:ascii="Verdana" w:eastAsia="Verdana" w:hAnsi="Verdana" w:cs="Verdana"/>
+        </w:rPr>
+        <w:t>customer information.</w:t>
+      </w:r>
+    </w:p>
+    <w:p>
+      <w:pPr>
+        <w:rPr>
+          <w:rFonts w:ascii="Verdana" w:eastAsia="Verdana" w:hAnsi="Verdana" w:cs="Verdana"/>
+        </w:rPr>
+      </w:pPr>
+      <w:r>
+        <w:rPr>
+          <w:rFonts w:ascii="Verdana" w:eastAsia="Verdana" w:hAnsi="Verdana" w:cs="Verdana"/>
         </w:rPr>
         <w:t>Here is what the owner sees for processes once the new shop is open.</w:t>
       </w:r>
@@ -2038,18 +2157,18 @@
           <w:numId w:val="6"/>
         </w:numPr>
         <w:rPr>
-          <w:rFonts w:ascii="Verdana" w:hAnsi="Verdana" w:eastAsia="Verdana" w:cs="Verdana"/>
-        </w:rPr>
-      </w:pPr>
-      <w:r>
-        <w:rPr>
-          <w:rFonts w:ascii="Verdana" w:hAnsi="Verdana" w:eastAsia="Verdana" w:cs="Verdana"/>
+          <w:rFonts w:ascii="Verdana" w:eastAsia="Verdana" w:hAnsi="Verdana" w:cs="Verdana"/>
+        </w:rPr>
+      </w:pPr>
+      <w:r>
+        <w:rPr>
+          <w:rFonts w:ascii="Verdana" w:eastAsia="Verdana" w:hAnsi="Verdana" w:cs="Verdana"/>
         </w:rPr>
         <w:t>The scheduling and completing of appointments</w:t>
       </w:r>
       <w:r>
         <w:rPr>
-          <w:rFonts w:ascii="Verdana" w:hAnsi="Verdana" w:eastAsia="Verdana" w:cs="Verdana"/>
+          <w:rFonts w:ascii="Verdana" w:eastAsia="Verdana" w:hAnsi="Verdana" w:cs="Verdana"/>
         </w:rPr>
         <w:t>:</w:t>
       </w:r>
@@ -2062,18 +2181,18 @@
           <w:numId w:val="6"/>
         </w:numPr>
         <w:rPr>
-          <w:rFonts w:ascii="Verdana" w:hAnsi="Verdana" w:eastAsia="Verdana" w:cs="Verdana"/>
-        </w:rPr>
-      </w:pPr>
-      <w:r>
-        <w:rPr>
-          <w:rFonts w:ascii="Verdana" w:hAnsi="Verdana" w:eastAsia="Verdana" w:cs="Verdana"/>
+          <w:rFonts w:ascii="Verdana" w:eastAsia="Verdana" w:hAnsi="Verdana" w:cs="Verdana"/>
+        </w:rPr>
+      </w:pPr>
+      <w:r>
+        <w:rPr>
+          <w:rFonts w:ascii="Verdana" w:eastAsia="Verdana" w:hAnsi="Verdana" w:cs="Verdana"/>
         </w:rPr>
         <w:t>The client calls in for a booking time</w:t>
       </w:r>
       <w:r>
         <w:rPr>
-          <w:rFonts w:ascii="Verdana" w:hAnsi="Verdana" w:eastAsia="Verdana" w:cs="Verdana"/>
+          <w:rFonts w:ascii="Verdana" w:eastAsia="Verdana" w:hAnsi="Verdana" w:cs="Verdana"/>
         </w:rPr>
         <w:t>.</w:t>
       </w:r>
@@ -2086,36 +2205,36 @@
           <w:numId w:val="6"/>
         </w:numPr>
         <w:rPr>
-          <w:rFonts w:ascii="Verdana" w:hAnsi="Verdana" w:eastAsia="Verdana" w:cs="Verdana"/>
-        </w:rPr>
-      </w:pPr>
-      <w:r>
-        <w:rPr>
-          <w:rFonts w:ascii="Verdana" w:hAnsi="Verdana" w:eastAsia="Verdana" w:cs="Verdana"/>
+          <w:rFonts w:ascii="Verdana" w:eastAsia="Verdana" w:hAnsi="Verdana" w:cs="Verdana"/>
+        </w:rPr>
+      </w:pPr>
+      <w:r>
+        <w:rPr>
+          <w:rFonts w:ascii="Verdana" w:eastAsia="Verdana" w:hAnsi="Verdana" w:cs="Verdana"/>
         </w:rPr>
         <w:t xml:space="preserve">The receptionists </w:t>
       </w:r>
       <w:r>
         <w:rPr>
-          <w:rFonts w:ascii="Verdana" w:hAnsi="Verdana" w:eastAsia="Verdana" w:cs="Verdana"/>
+          <w:rFonts w:ascii="Verdana" w:eastAsia="Verdana" w:hAnsi="Verdana" w:cs="Verdana"/>
         </w:rPr>
         <w:t xml:space="preserve">will </w:t>
       </w:r>
       <w:r>
         <w:rPr>
-          <w:rFonts w:ascii="Verdana" w:hAnsi="Verdana" w:eastAsia="Verdana" w:cs="Verdana"/>
+          <w:rFonts w:ascii="Verdana" w:eastAsia="Verdana" w:hAnsi="Verdana" w:cs="Verdana"/>
         </w:rPr>
         <w:t>look up their account to see if they are an existing client</w:t>
       </w:r>
       <w:r>
         <w:rPr>
-          <w:rFonts w:ascii="Verdana" w:hAnsi="Verdana" w:eastAsia="Verdana" w:cs="Verdana"/>
+          <w:rFonts w:ascii="Verdana" w:eastAsia="Verdana" w:hAnsi="Verdana" w:cs="Verdana"/>
         </w:rPr>
         <w:t xml:space="preserve"> or new, for </w:t>
       </w:r>
       <w:r>
         <w:rPr>
-          <w:rFonts w:ascii="Verdana" w:hAnsi="Verdana" w:eastAsia="Verdana" w:cs="Verdana"/>
+          <w:rFonts w:ascii="Verdana" w:eastAsia="Verdana" w:hAnsi="Verdana" w:cs="Verdana"/>
         </w:rPr>
         <w:t>current clients we pull the session package info from the session file.</w:t>
       </w:r>
@@ -2128,18 +2247,18 @@
           <w:numId w:val="6"/>
         </w:numPr>
         <w:rPr>
-          <w:rFonts w:ascii="Verdana" w:hAnsi="Verdana" w:eastAsia="Verdana" w:cs="Verdana"/>
-        </w:rPr>
-      </w:pPr>
-      <w:r>
-        <w:rPr>
-          <w:rFonts w:ascii="Verdana" w:hAnsi="Verdana" w:eastAsia="Verdana" w:cs="Verdana"/>
+          <w:rFonts w:ascii="Verdana" w:eastAsia="Verdana" w:hAnsi="Verdana" w:cs="Verdana"/>
+        </w:rPr>
+      </w:pPr>
+      <w:r>
+        <w:rPr>
+          <w:rFonts w:ascii="Verdana" w:eastAsia="Verdana" w:hAnsi="Verdana" w:cs="Verdana"/>
         </w:rPr>
         <w:t>They find a suitable time through the receptionist suggesting open times and the client accepting or rejecting</w:t>
       </w:r>
       <w:r>
         <w:rPr>
-          <w:rFonts w:ascii="Verdana" w:hAnsi="Verdana" w:eastAsia="Verdana" w:cs="Verdana"/>
+          <w:rFonts w:ascii="Verdana" w:eastAsia="Verdana" w:hAnsi="Verdana" w:cs="Verdana"/>
         </w:rPr>
         <w:t>.</w:t>
       </w:r>
@@ -2152,18 +2271,18 @@
           <w:numId w:val="6"/>
         </w:numPr>
         <w:rPr>
-          <w:rFonts w:ascii="Verdana" w:hAnsi="Verdana" w:eastAsia="Verdana" w:cs="Verdana"/>
-        </w:rPr>
-      </w:pPr>
-      <w:r>
-        <w:rPr>
-          <w:rFonts w:ascii="Verdana" w:hAnsi="Verdana" w:eastAsia="Verdana" w:cs="Verdana"/>
+          <w:rFonts w:ascii="Verdana" w:eastAsia="Verdana" w:hAnsi="Verdana" w:cs="Verdana"/>
+        </w:rPr>
+      </w:pPr>
+      <w:r>
+        <w:rPr>
+          <w:rFonts w:ascii="Verdana" w:eastAsia="Verdana" w:hAnsi="Verdana" w:cs="Verdana"/>
         </w:rPr>
         <w:t>Confirmation of booking time with client and update the schedule</w:t>
       </w:r>
       <w:r>
         <w:rPr>
-          <w:rFonts w:ascii="Verdana" w:hAnsi="Verdana" w:eastAsia="Verdana" w:cs="Verdana"/>
+          <w:rFonts w:ascii="Verdana" w:eastAsia="Verdana" w:hAnsi="Verdana" w:cs="Verdana"/>
         </w:rPr>
         <w:t>.</w:t>
       </w:r>
@@ -2176,30 +2295,30 @@
           <w:numId w:val="6"/>
         </w:numPr>
         <w:rPr>
-          <w:rFonts w:ascii="Verdana" w:hAnsi="Verdana" w:eastAsia="Verdana" w:cs="Verdana"/>
-        </w:rPr>
-      </w:pPr>
-      <w:r>
-        <w:rPr>
-          <w:rFonts w:ascii="Verdana" w:hAnsi="Verdana" w:eastAsia="Verdana" w:cs="Verdana"/>
+          <w:rFonts w:ascii="Verdana" w:eastAsia="Verdana" w:hAnsi="Verdana" w:cs="Verdana"/>
+        </w:rPr>
+      </w:pPr>
+      <w:r>
+        <w:rPr>
+          <w:rFonts w:ascii="Verdana" w:eastAsia="Verdana" w:hAnsi="Verdana" w:cs="Verdana"/>
         </w:rPr>
         <w:t>If the client is not in a package, reception will suggest the purchase</w:t>
       </w:r>
       <w:r>
         <w:rPr>
-          <w:rFonts w:ascii="Verdana" w:hAnsi="Verdana" w:eastAsia="Verdana" w:cs="Verdana"/>
+          <w:rFonts w:ascii="Verdana" w:eastAsia="Verdana" w:hAnsi="Verdana" w:cs="Verdana"/>
         </w:rPr>
         <w:t xml:space="preserve">. If they have a </w:t>
       </w:r>
       <w:r>
         <w:rPr>
-          <w:rFonts w:ascii="Verdana" w:hAnsi="Verdana" w:eastAsia="Verdana" w:cs="Verdana"/>
+          <w:rFonts w:ascii="Verdana" w:eastAsia="Verdana" w:hAnsi="Verdana" w:cs="Verdana"/>
         </w:rPr>
         <w:t>package,</w:t>
       </w:r>
       <w:r>
         <w:rPr>
-          <w:rFonts w:ascii="Verdana" w:hAnsi="Verdana" w:eastAsia="Verdana" w:cs="Verdana"/>
+          <w:rFonts w:ascii="Verdana" w:eastAsia="Verdana" w:hAnsi="Verdana" w:cs="Verdana"/>
         </w:rPr>
         <w:t xml:space="preserve"> they will tell the client how many they have left.</w:t>
       </w:r>
@@ -2212,18 +2331,18 @@
           <w:numId w:val="6"/>
         </w:numPr>
         <w:rPr>
-          <w:rFonts w:ascii="Verdana" w:hAnsi="Verdana" w:eastAsia="Verdana" w:cs="Verdana"/>
-        </w:rPr>
-      </w:pPr>
-      <w:r>
-        <w:rPr>
-          <w:rFonts w:ascii="Verdana" w:hAnsi="Verdana" w:eastAsia="Verdana" w:cs="Verdana"/>
+          <w:rFonts w:ascii="Verdana" w:eastAsia="Verdana" w:hAnsi="Verdana" w:cs="Verdana"/>
+        </w:rPr>
+      </w:pPr>
+      <w:r>
+        <w:rPr>
+          <w:rFonts w:ascii="Verdana" w:eastAsia="Verdana" w:hAnsi="Verdana" w:cs="Verdana"/>
         </w:rPr>
         <w:t>Perform session</w:t>
       </w:r>
       <w:r>
         <w:rPr>
-          <w:rFonts w:ascii="Verdana" w:hAnsi="Verdana" w:eastAsia="Verdana" w:cs="Verdana"/>
+          <w:rFonts w:ascii="Verdana" w:eastAsia="Verdana" w:hAnsi="Verdana" w:cs="Verdana"/>
         </w:rPr>
         <w:t>:</w:t>
       </w:r>
@@ -2236,18 +2355,18 @@
           <w:numId w:val="6"/>
         </w:numPr>
         <w:rPr>
-          <w:rFonts w:ascii="Verdana" w:hAnsi="Verdana" w:eastAsia="Verdana" w:cs="Verdana"/>
-        </w:rPr>
-      </w:pPr>
-      <w:r>
-        <w:rPr>
-          <w:rFonts w:ascii="Verdana" w:hAnsi="Verdana" w:eastAsia="Verdana" w:cs="Verdana"/>
+          <w:rFonts w:ascii="Verdana" w:eastAsia="Verdana" w:hAnsi="Verdana" w:cs="Verdana"/>
+        </w:rPr>
+      </w:pPr>
+      <w:r>
+        <w:rPr>
+          <w:rFonts w:ascii="Verdana" w:eastAsia="Verdana" w:hAnsi="Verdana" w:cs="Verdana"/>
         </w:rPr>
         <w:t>Client checks in with reception</w:t>
       </w:r>
       <w:r>
         <w:rPr>
-          <w:rFonts w:ascii="Verdana" w:hAnsi="Verdana" w:eastAsia="Verdana" w:cs="Verdana"/>
+          <w:rFonts w:ascii="Verdana" w:eastAsia="Verdana" w:hAnsi="Verdana" w:cs="Verdana"/>
         </w:rPr>
         <w:t>.</w:t>
       </w:r>
@@ -2260,44 +2379,32 @@
           <w:numId w:val="6"/>
         </w:numPr>
         <w:rPr>
-          <w:rFonts w:ascii="Verdana" w:hAnsi="Verdana" w:eastAsia="Verdana" w:cs="Verdana"/>
-        </w:rPr>
-      </w:pPr>
-      <w:r>
-        <w:rPr>
-          <w:rFonts w:ascii="Verdana" w:hAnsi="Verdana" w:eastAsia="Verdana" w:cs="Verdana"/>
+          <w:rFonts w:ascii="Verdana" w:eastAsia="Verdana" w:hAnsi="Verdana" w:cs="Verdana"/>
+        </w:rPr>
+      </w:pPr>
+      <w:r>
+        <w:rPr>
+          <w:rFonts w:ascii="Verdana" w:eastAsia="Verdana" w:hAnsi="Verdana" w:cs="Verdana"/>
         </w:rPr>
         <w:t>Reception pulls client history</w:t>
       </w:r>
       <w:r>
         <w:rPr>
-          <w:rFonts w:ascii="Verdana" w:hAnsi="Verdana" w:eastAsia="Verdana" w:cs="Verdana"/>
+          <w:rFonts w:ascii="Verdana" w:eastAsia="Verdana" w:hAnsi="Verdana" w:cs="Verdana"/>
         </w:rPr>
         <w:t xml:space="preserve"> and appointment info to ensure the client is there at the right time and day.</w:t>
       </w:r>
       <w:r>
         <w:rPr>
-          <w:rFonts w:ascii="Verdana" w:hAnsi="Verdana" w:eastAsia="Verdana" w:cs="Verdana"/>
+          <w:rFonts w:ascii="Verdana" w:eastAsia="Verdana" w:hAnsi="Verdana" w:cs="Verdana"/>
         </w:rPr>
         <w:t xml:space="preserve">  </w:t>
       </w:r>
       <w:r>
         <w:rPr>
-          <w:rFonts w:ascii="Verdana" w:hAnsi="Verdana" w:eastAsia="Verdana" w:cs="Verdana"/>
-        </w:rPr>
-        <w:t xml:space="preserve">They </w:t>
-      </w:r>
-      <w:r>
-        <w:rPr>
-          <w:rFonts w:ascii="Verdana" w:hAnsi="Verdana" w:eastAsia="Verdana" w:cs="Verdana"/>
-        </w:rPr>
-        <w:t>validate</w:t>
-      </w:r>
-      <w:r>
-        <w:rPr>
-          <w:rFonts w:ascii="Verdana" w:hAnsi="Verdana" w:eastAsia="Verdana" w:cs="Verdana"/>
-        </w:rPr>
-        <w:t xml:space="preserve"> the client info with the client and update the records as needed.</w:t>
+          <w:rFonts w:ascii="Verdana" w:eastAsia="Verdana" w:hAnsi="Verdana" w:cs="Verdana"/>
+        </w:rPr>
+        <w:t>They validate the client info with the client and update the records as needed.</w:t>
       </w:r>
     </w:p>
     <w:p>
@@ -2308,14 +2415,32 @@
           <w:numId w:val="6"/>
         </w:numPr>
         <w:rPr>
-          <w:rFonts w:ascii="Verdana" w:hAnsi="Verdana" w:eastAsia="Verdana" w:cs="Verdana"/>
-        </w:rPr>
-      </w:pPr>
-      <w:r>
-        <w:rPr>
-          <w:rFonts w:ascii="Verdana" w:hAnsi="Verdana" w:eastAsia="Verdana" w:cs="Verdana"/>
-        </w:rPr>
-        <w:t>They place a paper record about the client outside the door for owner to review prior to the session</w:t>
+          <w:rFonts w:ascii="Verdana" w:eastAsia="Verdana" w:hAnsi="Verdana" w:cs="Verdana"/>
+        </w:rPr>
+      </w:pPr>
+      <w:r>
+        <w:rPr>
+          <w:rFonts w:ascii="Verdana" w:eastAsia="Verdana" w:hAnsi="Verdana" w:cs="Verdana"/>
+        </w:rPr>
+        <w:t xml:space="preserve">They place a paper record about the client outside the door for </w:t>
+      </w:r>
+      <w:r>
+        <w:rPr>
+          <w:rFonts w:ascii="Verdana" w:eastAsia="Verdana" w:hAnsi="Verdana" w:cs="Verdana"/>
+        </w:rPr>
+        <w:t>the owner</w:t>
+      </w:r>
+      <w:r>
+        <w:rPr>
+          <w:rFonts w:ascii="Verdana" w:eastAsia="Verdana" w:hAnsi="Verdana" w:cs="Verdana"/>
+        </w:rPr>
+        <w:t xml:space="preserve"> to review prior to the </w:t>
+      </w:r>
+      <w:r>
+        <w:rPr>
+          <w:rFonts w:ascii="Verdana" w:eastAsia="Verdana" w:hAnsi="Verdana" w:cs="Verdana"/>
+        </w:rPr>
+        <w:t>session.</w:t>
       </w:r>
     </w:p>
     <w:p>
@@ -2326,78 +2451,84 @@
           <w:numId w:val="6"/>
         </w:numPr>
         <w:rPr>
-          <w:rFonts w:ascii="Verdana" w:hAnsi="Verdana" w:eastAsia="Verdana" w:cs="Verdana"/>
-        </w:rPr>
-      </w:pPr>
-      <w:r>
-        <w:rPr>
-          <w:rFonts w:ascii="Verdana" w:hAnsi="Verdana" w:eastAsia="Verdana" w:cs="Verdana"/>
-        </w:rPr>
-        <w:t>Owner</w:t>
-      </w:r>
-      <w:r>
-        <w:rPr>
-          <w:rFonts w:ascii="Verdana" w:hAnsi="Verdana" w:eastAsia="Verdana" w:cs="Verdana"/>
+          <w:rFonts w:ascii="Verdana" w:eastAsia="Verdana" w:hAnsi="Verdana" w:cs="Verdana"/>
+        </w:rPr>
+      </w:pPr>
+      <w:r>
+        <w:rPr>
+          <w:rFonts w:ascii="Verdana" w:eastAsia="Verdana" w:hAnsi="Verdana" w:cs="Verdana"/>
+        </w:rPr>
+        <w:t>The owner</w:t>
+      </w:r>
+      <w:r>
+        <w:rPr>
+          <w:rFonts w:ascii="Verdana" w:eastAsia="Verdana" w:hAnsi="Verdana" w:cs="Verdana"/>
         </w:rPr>
         <w:t xml:space="preserve"> p</w:t>
       </w:r>
       <w:r>
         <w:rPr>
-          <w:rFonts w:ascii="Verdana" w:hAnsi="Verdana" w:eastAsia="Verdana" w:cs="Verdana"/>
+          <w:rFonts w:ascii="Verdana" w:eastAsia="Verdana" w:hAnsi="Verdana" w:cs="Verdana"/>
         </w:rPr>
         <w:t>erform</w:t>
       </w:r>
       <w:r>
         <w:rPr>
-          <w:rFonts w:ascii="Verdana" w:hAnsi="Verdana" w:eastAsia="Verdana" w:cs="Verdana"/>
+          <w:rFonts w:ascii="Verdana" w:eastAsia="Verdana" w:hAnsi="Verdana" w:cs="Verdana"/>
         </w:rPr>
         <w:t>s</w:t>
       </w:r>
       <w:r>
         <w:rPr>
-          <w:rFonts w:ascii="Verdana" w:hAnsi="Verdana" w:eastAsia="Verdana" w:cs="Verdana"/>
+          <w:rFonts w:ascii="Verdana" w:eastAsia="Verdana" w:hAnsi="Verdana" w:cs="Verdana"/>
         </w:rPr>
         <w:t xml:space="preserve"> </w:t>
       </w:r>
       <w:r>
         <w:rPr>
-          <w:rFonts w:ascii="Verdana" w:hAnsi="Verdana" w:eastAsia="Verdana" w:cs="Verdana"/>
-        </w:rPr>
-        <w:t>session</w:t>
-      </w:r>
-      <w:r>
-        <w:rPr>
-          <w:rFonts w:ascii="Verdana" w:hAnsi="Verdana" w:eastAsia="Verdana" w:cs="Verdana"/>
+          <w:rFonts w:ascii="Verdana" w:eastAsia="Verdana" w:hAnsi="Verdana" w:cs="Verdana"/>
+        </w:rPr>
+        <w:t>the session</w:t>
+      </w:r>
+      <w:r>
+        <w:rPr>
+          <w:rFonts w:ascii="Verdana" w:eastAsia="Verdana" w:hAnsi="Verdana" w:cs="Verdana"/>
         </w:rPr>
         <w:t xml:space="preserve"> and makes notes </w:t>
       </w:r>
       <w:r>
         <w:rPr>
-          <w:rFonts w:ascii="Verdana" w:hAnsi="Verdana" w:eastAsia="Verdana" w:cs="Verdana"/>
-        </w:rPr>
-        <w:t xml:space="preserve">and the record </w:t>
-      </w:r>
-      <w:r>
-        <w:rPr>
-          <w:rFonts w:ascii="Verdana" w:hAnsi="Verdana" w:eastAsia="Verdana" w:cs="Verdana"/>
+          <w:rFonts w:ascii="Verdana" w:eastAsia="Verdana" w:hAnsi="Verdana" w:cs="Verdana"/>
+        </w:rPr>
+        <w:t>on</w:t>
+      </w:r>
+      <w:r>
+        <w:rPr>
+          <w:rFonts w:ascii="Verdana" w:eastAsia="Verdana" w:hAnsi="Verdana" w:cs="Verdana"/>
+        </w:rPr>
+        <w:t xml:space="preserve"> the record </w:t>
+      </w:r>
+      <w:r>
+        <w:rPr>
+          <w:rFonts w:ascii="Verdana" w:eastAsia="Verdana" w:hAnsi="Verdana" w:cs="Verdana"/>
         </w:rPr>
         <w:t xml:space="preserve">that </w:t>
       </w:r>
       <w:r>
         <w:rPr>
-          <w:rFonts w:ascii="Verdana" w:hAnsi="Verdana" w:eastAsia="Verdana" w:cs="Verdana"/>
+          <w:rFonts w:ascii="Verdana" w:eastAsia="Verdana" w:hAnsi="Verdana" w:cs="Verdana"/>
         </w:rPr>
         <w:t>is</w:t>
       </w:r>
       <w:r>
         <w:rPr>
-          <w:rFonts w:ascii="Verdana" w:hAnsi="Verdana" w:eastAsia="Verdana" w:cs="Verdana"/>
+          <w:rFonts w:ascii="Verdana" w:eastAsia="Verdana" w:hAnsi="Verdana" w:cs="Verdana"/>
         </w:rPr>
         <w:t xml:space="preserve"> then given to the receptionist to enter into the system</w:t>
       </w:r>
       <w:r>
         <w:rPr>
-          <w:rFonts w:ascii="Verdana" w:hAnsi="Verdana" w:eastAsia="Verdana" w:cs="Verdana"/>
+          <w:rFonts w:ascii="Verdana" w:eastAsia="Verdana" w:hAnsi="Verdana" w:cs="Verdana"/>
         </w:rPr>
         <w:t>.</w:t>
       </w:r>
@@ -2415,18 +2546,19 @@
           <w:numId w:val="6"/>
         </w:numPr>
         <w:rPr>
-          <w:rFonts w:ascii="Verdana" w:hAnsi="Verdana" w:eastAsia="Verdana" w:cs="Verdana"/>
-        </w:rPr>
-      </w:pPr>
-      <w:r>
-        <w:rPr>
-          <w:rFonts w:ascii="Verdana" w:hAnsi="Verdana" w:eastAsia="Verdana" w:cs="Verdana"/>
-        </w:rPr>
+          <w:rFonts w:ascii="Verdana" w:eastAsia="Verdana" w:hAnsi="Verdana" w:cs="Verdana"/>
+        </w:rPr>
+      </w:pPr>
+      <w:r>
+        <w:rPr>
+          <w:rFonts w:ascii="Verdana" w:eastAsia="Verdana" w:hAnsi="Verdana" w:cs="Verdana"/>
+        </w:rPr>
+        <w:lastRenderedPageBreak/>
         <w:t>Pay for services</w:t>
       </w:r>
       <w:r>
         <w:rPr>
-          <w:rFonts w:ascii="Verdana" w:hAnsi="Verdana" w:eastAsia="Verdana" w:cs="Verdana"/>
+          <w:rFonts w:ascii="Verdana" w:eastAsia="Verdana" w:hAnsi="Verdana" w:cs="Verdana"/>
         </w:rPr>
         <w:t>:</w:t>
       </w:r>
@@ -2439,50 +2571,72 @@
           <w:numId w:val="6"/>
         </w:numPr>
         <w:rPr>
-          <w:rFonts w:ascii="Verdana" w:hAnsi="Verdana" w:eastAsia="Verdana" w:cs="Verdana"/>
-        </w:rPr>
-      </w:pPr>
-      <w:r>
-        <w:rPr>
-          <w:rFonts w:ascii="Verdana" w:hAnsi="Verdana" w:eastAsia="Verdana" w:cs="Verdana"/>
-        </w:rPr>
-        <w:t>A client will either pay for services or purchase packages of sessions.</w:t>
-      </w:r>
-      <w:r>
-        <w:rPr>
-          <w:rFonts w:ascii="Verdana" w:hAnsi="Verdana" w:eastAsia="Verdana" w:cs="Verdana"/>
+          <w:rFonts w:ascii="Verdana" w:eastAsia="Verdana" w:hAnsi="Verdana" w:cs="Verdana"/>
+        </w:rPr>
+      </w:pPr>
+      <w:r>
+        <w:rPr>
+          <w:rFonts w:ascii="Verdana" w:eastAsia="Verdana" w:hAnsi="Verdana" w:cs="Verdana"/>
+        </w:rPr>
+        <w:t>A client will either pay for services or purchase session</w:t>
+      </w:r>
+      <w:r>
+        <w:rPr>
+          <w:rFonts w:ascii="Verdana" w:eastAsia="Verdana" w:hAnsi="Verdana" w:cs="Verdana"/>
+        </w:rPr>
+        <w:t xml:space="preserve"> packages</w:t>
+      </w:r>
+      <w:r>
+        <w:rPr>
+          <w:rFonts w:ascii="Verdana" w:eastAsia="Verdana" w:hAnsi="Verdana" w:cs="Verdana"/>
+        </w:rPr>
+        <w:t>.</w:t>
+      </w:r>
+      <w:r>
+        <w:rPr>
+          <w:rFonts w:ascii="Verdana" w:eastAsia="Verdana" w:hAnsi="Verdana" w:cs="Verdana"/>
         </w:rPr>
         <w:t xml:space="preserve"> </w:t>
       </w:r>
       <w:r>
         <w:rPr>
-          <w:rFonts w:ascii="Verdana" w:hAnsi="Verdana" w:eastAsia="Verdana" w:cs="Verdana"/>
+          <w:rFonts w:ascii="Verdana" w:eastAsia="Verdana" w:hAnsi="Verdana" w:cs="Verdana"/>
         </w:rPr>
         <w:t xml:space="preserve">When session packages are </w:t>
       </w:r>
       <w:r>
         <w:rPr>
-          <w:rFonts w:ascii="Verdana" w:hAnsi="Verdana" w:eastAsia="Verdana" w:cs="Verdana"/>
+          <w:rFonts w:ascii="Verdana" w:eastAsia="Verdana" w:hAnsi="Verdana" w:cs="Verdana"/>
         </w:rPr>
         <w:t>purchased,</w:t>
       </w:r>
       <w:r>
         <w:rPr>
-          <w:rFonts w:ascii="Verdana" w:hAnsi="Verdana" w:eastAsia="Verdana" w:cs="Verdana"/>
+          <w:rFonts w:ascii="Verdana" w:eastAsia="Verdana" w:hAnsi="Verdana" w:cs="Verdana"/>
         </w:rPr>
         <w:t xml:space="preserve"> we ask who </w:t>
       </w:r>
-      <w:bookmarkStart w:name="_Int_Riwx1laZ" w:id="0"/>
-      <w:r>
-        <w:rPr>
-          <w:rFonts w:ascii="Verdana" w:hAnsi="Verdana" w:eastAsia="Verdana" w:cs="Verdana"/>
-        </w:rPr>
-        <w:t>referred</w:t>
-      </w:r>
-      <w:bookmarkEnd w:id="0"/>
-      <w:r>
-        <w:rPr>
-          <w:rFonts w:ascii="Verdana" w:hAnsi="Verdana" w:eastAsia="Verdana" w:cs="Verdana"/>
+      <w:r>
+        <w:rPr>
+          <w:rFonts w:ascii="Verdana" w:eastAsia="Verdana" w:hAnsi="Verdana" w:cs="Verdana"/>
+        </w:rPr>
+        <w:t xml:space="preserve">referred </w:t>
+      </w:r>
+      <w:r>
+        <w:rPr>
+          <w:rFonts w:ascii="Verdana" w:eastAsia="Verdana" w:hAnsi="Verdana" w:cs="Verdana"/>
+        </w:rPr>
+        <w:t xml:space="preserve">information about the session packages </w:t>
+      </w:r>
+      <w:r>
+        <w:rPr>
+          <w:rFonts w:ascii="Verdana" w:eastAsia="Verdana" w:hAnsi="Verdana" w:cs="Verdana"/>
+        </w:rPr>
+        <w:t>to</w:t>
+      </w:r>
+      <w:r>
+        <w:rPr>
+          <w:rFonts w:ascii="Verdana" w:eastAsia="Verdana" w:hAnsi="Verdana" w:cs="Verdana"/>
         </w:rPr>
         <w:t xml:space="preserve"> them.</w:t>
       </w:r>
@@ -2495,75 +2649,75 @@
           <w:numId w:val="6"/>
         </w:numPr>
         <w:rPr>
-          <w:rFonts w:ascii="Verdana" w:hAnsi="Verdana" w:eastAsia="Verdana" w:cs="Verdana"/>
-        </w:rPr>
-      </w:pPr>
-      <w:r>
-        <w:rPr>
-          <w:rFonts w:ascii="Verdana" w:hAnsi="Verdana" w:eastAsia="Verdana" w:cs="Verdana"/>
+          <w:rFonts w:ascii="Verdana" w:eastAsia="Verdana" w:hAnsi="Verdana" w:cs="Verdana"/>
+        </w:rPr>
+      </w:pPr>
+      <w:r>
+        <w:rPr>
+          <w:rFonts w:ascii="Verdana" w:eastAsia="Verdana" w:hAnsi="Verdana" w:cs="Verdana"/>
           <w:color w:val="000000" w:themeColor="text1"/>
         </w:rPr>
         <w:t>If there is a referral, we look up the r</w:t>
       </w:r>
       <w:r>
         <w:rPr>
-          <w:rFonts w:ascii="Verdana" w:hAnsi="Verdana" w:eastAsia="Verdana" w:cs="Verdana"/>
+          <w:rFonts w:ascii="Verdana" w:eastAsia="Verdana" w:hAnsi="Verdana" w:cs="Verdana"/>
           <w:color w:val="000000" w:themeColor="text1"/>
         </w:rPr>
         <w:t>eferring client and add a new credit to their referral list</w:t>
       </w:r>
       <w:r>
         <w:rPr>
-          <w:rFonts w:ascii="Verdana" w:hAnsi="Verdana" w:eastAsia="Verdana" w:cs="Verdana"/>
+          <w:rFonts w:ascii="Verdana" w:eastAsia="Verdana" w:hAnsi="Verdana" w:cs="Verdana"/>
           <w:color w:val="000000" w:themeColor="text1"/>
         </w:rPr>
         <w:t xml:space="preserve">. </w:t>
       </w:r>
       <w:r>
         <w:rPr>
-          <w:rFonts w:ascii="Verdana" w:hAnsi="Verdana" w:eastAsia="Verdana" w:cs="Verdana"/>
+          <w:rFonts w:ascii="Verdana" w:eastAsia="Verdana" w:hAnsi="Verdana" w:cs="Verdana"/>
           <w:color w:val="000000" w:themeColor="text1"/>
         </w:rPr>
         <w:t xml:space="preserve">The reason we track this is because a </w:t>
       </w:r>
       <w:r>
         <w:rPr>
-          <w:rFonts w:ascii="Verdana" w:hAnsi="Verdana" w:eastAsia="Verdana" w:cs="Verdana"/>
+          <w:rFonts w:ascii="Verdana" w:eastAsia="Verdana" w:hAnsi="Verdana" w:cs="Verdana"/>
           <w:color w:val="000000" w:themeColor="text1"/>
         </w:rPr>
         <w:t xml:space="preserve">client who refers 2 friends who purchase packages will receive a free session. There is a referral status flag </w:t>
       </w:r>
       <w:r>
         <w:rPr>
-          <w:rFonts w:ascii="Verdana" w:hAnsi="Verdana" w:eastAsia="Verdana" w:cs="Verdana"/>
+          <w:rFonts w:ascii="Verdana" w:eastAsia="Verdana" w:hAnsi="Verdana" w:cs="Verdana"/>
           <w:color w:val="000000" w:themeColor="text1"/>
         </w:rPr>
         <w:t>(</w:t>
       </w:r>
       <w:r>
         <w:rPr>
-          <w:rFonts w:ascii="Verdana" w:hAnsi="Verdana" w:eastAsia="Verdana" w:cs="Verdana"/>
+          <w:rFonts w:ascii="Verdana" w:eastAsia="Verdana" w:hAnsi="Verdana" w:cs="Verdana"/>
           <w:color w:val="000000" w:themeColor="text1"/>
         </w:rPr>
         <w:t>None, One, Free</w:t>
       </w:r>
       <w:r>
         <w:rPr>
-          <w:rFonts w:ascii="Verdana" w:hAnsi="Verdana" w:eastAsia="Verdana" w:cs="Verdana"/>
+          <w:rFonts w:ascii="Verdana" w:eastAsia="Verdana" w:hAnsi="Verdana" w:cs="Verdana"/>
           <w:color w:val="000000" w:themeColor="text1"/>
         </w:rPr>
         <w:t>)</w:t>
       </w:r>
       <w:r>
         <w:rPr>
-          <w:rFonts w:ascii="Verdana" w:hAnsi="Verdana" w:eastAsia="Verdana" w:cs="Verdana"/>
+          <w:rFonts w:ascii="Verdana" w:eastAsia="Verdana" w:hAnsi="Verdana" w:cs="Verdana"/>
           <w:color w:val="000000" w:themeColor="text1"/>
         </w:rPr>
         <w:t>. This status is updated to indicate their new referral status</w:t>
       </w:r>
       <w:r>
         <w:rPr>
-          <w:rFonts w:ascii="Verdana" w:hAnsi="Verdana" w:eastAsia="Verdana" w:cs="Verdana"/>
+          <w:rFonts w:ascii="Verdana" w:eastAsia="Verdana" w:hAnsi="Verdana" w:cs="Verdana"/>
         </w:rPr>
         <w:t>.</w:t>
       </w:r>
@@ -2576,24 +2730,24 @@
           <w:numId w:val="6"/>
         </w:numPr>
         <w:rPr>
-          <w:rFonts w:ascii="Verdana" w:hAnsi="Verdana" w:eastAsia="Verdana" w:cs="Verdana"/>
-        </w:rPr>
-      </w:pPr>
-      <w:r>
-        <w:rPr>
-          <w:rFonts w:ascii="Verdana" w:hAnsi="Verdana" w:eastAsia="Verdana" w:cs="Verdana"/>
+          <w:rFonts w:ascii="Verdana" w:eastAsia="Verdana" w:hAnsi="Verdana" w:cs="Verdana"/>
+        </w:rPr>
+      </w:pPr>
+      <w:r>
+        <w:rPr>
+          <w:rFonts w:ascii="Verdana" w:eastAsia="Verdana" w:hAnsi="Verdana" w:cs="Verdana"/>
         </w:rPr>
         <w:t xml:space="preserve">In cases of payment for session, reception </w:t>
       </w:r>
       <w:r>
         <w:rPr>
-          <w:rFonts w:ascii="Verdana" w:hAnsi="Verdana" w:eastAsia="Verdana" w:cs="Verdana"/>
+          <w:rFonts w:ascii="Verdana" w:eastAsia="Verdana" w:hAnsi="Verdana" w:cs="Verdana"/>
         </w:rPr>
         <w:t>pulls us the session info and then will figure out</w:t>
       </w:r>
       <w:r>
         <w:rPr>
-          <w:rFonts w:ascii="Verdana" w:hAnsi="Verdana" w:eastAsia="Verdana" w:cs="Verdana"/>
+          <w:rFonts w:ascii="Verdana" w:eastAsia="Verdana" w:hAnsi="Verdana" w:cs="Verdana"/>
         </w:rPr>
         <w:t>:</w:t>
       </w:r>
@@ -2606,18 +2760,18 @@
           <w:numId w:val="6"/>
         </w:numPr>
         <w:rPr>
-          <w:rFonts w:ascii="Verdana" w:hAnsi="Verdana" w:eastAsia="Verdana" w:cs="Verdana"/>
-        </w:rPr>
-      </w:pPr>
-      <w:r>
-        <w:rPr>
-          <w:rFonts w:ascii="Verdana" w:hAnsi="Verdana" w:eastAsia="Verdana" w:cs="Verdana"/>
+          <w:rFonts w:ascii="Verdana" w:eastAsia="Verdana" w:hAnsi="Verdana" w:cs="Verdana"/>
+        </w:rPr>
+      </w:pPr>
+      <w:r>
+        <w:rPr>
+          <w:rFonts w:ascii="Verdana" w:eastAsia="Verdana" w:hAnsi="Verdana" w:cs="Verdana"/>
         </w:rPr>
         <w:t>If client is in a package they can use for this session</w:t>
       </w:r>
       <w:r>
         <w:rPr>
-          <w:rFonts w:ascii="Verdana" w:hAnsi="Verdana" w:eastAsia="Verdana" w:cs="Verdana"/>
+          <w:rFonts w:ascii="Verdana" w:eastAsia="Verdana" w:hAnsi="Verdana" w:cs="Verdana"/>
         </w:rPr>
         <w:t xml:space="preserve"> payment</w:t>
       </w:r>
@@ -2630,24 +2784,24 @@
           <w:numId w:val="6"/>
         </w:numPr>
         <w:rPr>
-          <w:rFonts w:ascii="Verdana" w:hAnsi="Verdana" w:eastAsia="Verdana" w:cs="Verdana"/>
-        </w:rPr>
-      </w:pPr>
-      <w:r>
-        <w:rPr>
-          <w:rFonts w:ascii="Verdana" w:hAnsi="Verdana" w:eastAsia="Verdana" w:cs="Verdana"/>
+          <w:rFonts w:ascii="Verdana" w:eastAsia="Verdana" w:hAnsi="Verdana" w:cs="Verdana"/>
+        </w:rPr>
+      </w:pPr>
+      <w:r>
+        <w:rPr>
+          <w:rFonts w:ascii="Verdana" w:eastAsia="Verdana" w:hAnsi="Verdana" w:cs="Verdana"/>
         </w:rPr>
         <w:t xml:space="preserve">If the client </w:t>
       </w:r>
       <w:r>
         <w:rPr>
-          <w:rFonts w:ascii="Verdana" w:hAnsi="Verdana" w:eastAsia="Verdana" w:cs="Verdana"/>
+          <w:rFonts w:ascii="Verdana" w:eastAsia="Verdana" w:hAnsi="Verdana" w:cs="Verdana"/>
         </w:rPr>
         <w:t xml:space="preserve">has enough referrals to get a free </w:t>
       </w:r>
       <w:r>
         <w:rPr>
-          <w:rFonts w:ascii="Verdana" w:hAnsi="Verdana" w:eastAsia="Verdana" w:cs="Verdana"/>
+          <w:rFonts w:ascii="Verdana" w:eastAsia="Verdana" w:hAnsi="Verdana" w:cs="Verdana"/>
         </w:rPr>
         <w:t>session</w:t>
       </w:r>
@@ -2660,12 +2814,12 @@
           <w:numId w:val="6"/>
         </w:numPr>
         <w:rPr>
-          <w:rFonts w:ascii="Verdana" w:hAnsi="Verdana" w:eastAsia="Verdana" w:cs="Verdana"/>
-        </w:rPr>
-      </w:pPr>
-      <w:r>
-        <w:rPr>
-          <w:rFonts w:ascii="Verdana" w:hAnsi="Verdana" w:eastAsia="Verdana" w:cs="Verdana"/>
+          <w:rFonts w:ascii="Verdana" w:eastAsia="Verdana" w:hAnsi="Verdana" w:cs="Verdana"/>
+        </w:rPr>
+      </w:pPr>
+      <w:r>
+        <w:rPr>
+          <w:rFonts w:ascii="Verdana" w:eastAsia="Verdana" w:hAnsi="Verdana" w:cs="Verdana"/>
         </w:rPr>
         <w:t>If there was any “add-on’s” to the session that they need to be charged for</w:t>
       </w:r>
@@ -2678,12 +2832,12 @@
           <w:numId w:val="6"/>
         </w:numPr>
         <w:rPr>
-          <w:rFonts w:ascii="Verdana" w:hAnsi="Verdana" w:eastAsia="Verdana" w:cs="Verdana"/>
-        </w:rPr>
-      </w:pPr>
-      <w:r>
-        <w:rPr>
-          <w:rFonts w:ascii="Verdana" w:hAnsi="Verdana" w:eastAsia="Verdana" w:cs="Verdana"/>
+          <w:rFonts w:ascii="Verdana" w:eastAsia="Verdana" w:hAnsi="Verdana" w:cs="Verdana"/>
+        </w:rPr>
+      </w:pPr>
+      <w:r>
+        <w:rPr>
+          <w:rFonts w:ascii="Verdana" w:eastAsia="Verdana" w:hAnsi="Verdana" w:cs="Verdana"/>
         </w:rPr>
         <w:t>If they are an investor and the session is free</w:t>
       </w:r>
@@ -2696,18 +2850,18 @@
           <w:numId w:val="6"/>
         </w:numPr>
         <w:rPr>
-          <w:rFonts w:ascii="Verdana" w:hAnsi="Verdana" w:eastAsia="Verdana" w:cs="Verdana"/>
-        </w:rPr>
-      </w:pPr>
-      <w:r>
-        <w:rPr>
-          <w:rFonts w:ascii="Verdana" w:hAnsi="Verdana" w:eastAsia="Verdana" w:cs="Verdana"/>
+          <w:rFonts w:ascii="Verdana" w:eastAsia="Verdana" w:hAnsi="Verdana" w:cs="Verdana"/>
+        </w:rPr>
+      </w:pPr>
+      <w:r>
+        <w:rPr>
+          <w:rFonts w:ascii="Verdana" w:eastAsia="Verdana" w:hAnsi="Verdana" w:cs="Verdana"/>
         </w:rPr>
         <w:t xml:space="preserve">Based on </w:t>
       </w:r>
       <w:r>
         <w:rPr>
-          <w:rFonts w:ascii="Verdana" w:hAnsi="Verdana" w:eastAsia="Verdana" w:cs="Verdana"/>
+          <w:rFonts w:ascii="Verdana" w:eastAsia="Verdana" w:hAnsi="Verdana" w:cs="Verdana"/>
         </w:rPr>
         <w:t>the above info they will update the client and session files and relay the cost information to the client.</w:t>
       </w:r>
@@ -2720,18 +2874,18 @@
           <w:numId w:val="6"/>
         </w:numPr>
         <w:rPr>
-          <w:rFonts w:ascii="Verdana" w:hAnsi="Verdana" w:eastAsia="Verdana" w:cs="Verdana"/>
-        </w:rPr>
-      </w:pPr>
-      <w:r>
-        <w:rPr>
-          <w:rFonts w:ascii="Verdana" w:hAnsi="Verdana" w:eastAsia="Verdana" w:cs="Verdana"/>
+          <w:rFonts w:ascii="Verdana" w:eastAsia="Verdana" w:hAnsi="Verdana" w:cs="Verdana"/>
+        </w:rPr>
+      </w:pPr>
+      <w:r>
+        <w:rPr>
+          <w:rFonts w:ascii="Verdana" w:eastAsia="Verdana" w:hAnsi="Verdana" w:cs="Verdana"/>
         </w:rPr>
         <w:t>Take payment and give receipt</w:t>
       </w:r>
       <w:r>
         <w:rPr>
-          <w:rFonts w:ascii="Verdana" w:hAnsi="Verdana" w:eastAsia="Verdana" w:cs="Verdana"/>
+          <w:rFonts w:ascii="Verdana" w:eastAsia="Verdana" w:hAnsi="Verdana" w:cs="Verdana"/>
         </w:rPr>
         <w:t>.</w:t>
       </w:r>
@@ -2744,18 +2898,18 @@
           <w:numId w:val="6"/>
         </w:numPr>
         <w:rPr>
-          <w:rFonts w:ascii="Verdana" w:hAnsi="Verdana" w:eastAsia="Verdana" w:cs="Verdana"/>
-        </w:rPr>
-      </w:pPr>
-      <w:r>
-        <w:rPr>
-          <w:rFonts w:ascii="Verdana" w:hAnsi="Verdana" w:eastAsia="Verdana" w:cs="Verdana"/>
+          <w:rFonts w:ascii="Verdana" w:eastAsia="Verdana" w:hAnsi="Verdana" w:cs="Verdana"/>
+        </w:rPr>
+      </w:pPr>
+      <w:r>
+        <w:rPr>
+          <w:rFonts w:ascii="Verdana" w:eastAsia="Verdana" w:hAnsi="Verdana" w:cs="Verdana"/>
         </w:rPr>
         <w:t>Monthly processes</w:t>
       </w:r>
       <w:r>
         <w:rPr>
-          <w:rFonts w:ascii="Verdana" w:hAnsi="Verdana" w:eastAsia="Verdana" w:cs="Verdana"/>
+          <w:rFonts w:ascii="Verdana" w:eastAsia="Verdana" w:hAnsi="Verdana" w:cs="Verdana"/>
         </w:rPr>
         <w:t>:</w:t>
       </w:r>
@@ -2768,24 +2922,24 @@
           <w:numId w:val="6"/>
         </w:numPr>
         <w:rPr>
-          <w:rFonts w:ascii="Verdana" w:hAnsi="Verdana" w:eastAsia="Verdana" w:cs="Verdana"/>
-        </w:rPr>
-      </w:pPr>
-      <w:r>
-        <w:rPr>
-          <w:rFonts w:ascii="Verdana" w:hAnsi="Verdana" w:eastAsia="Verdana" w:cs="Verdana"/>
+          <w:rFonts w:ascii="Verdana" w:eastAsia="Verdana" w:hAnsi="Verdana" w:cs="Verdana"/>
+        </w:rPr>
+      </w:pPr>
+      <w:r>
+        <w:rPr>
+          <w:rFonts w:ascii="Verdana" w:eastAsia="Verdana" w:hAnsi="Verdana" w:cs="Verdana"/>
         </w:rPr>
         <w:t>Bookkeeping</w:t>
       </w:r>
       <w:r>
         <w:rPr>
-          <w:rFonts w:ascii="Verdana" w:hAnsi="Verdana" w:eastAsia="Verdana" w:cs="Verdana"/>
+          <w:rFonts w:ascii="Verdana" w:eastAsia="Verdana" w:hAnsi="Verdana" w:cs="Verdana"/>
         </w:rPr>
         <w:t xml:space="preserve"> monthly duties</w:t>
       </w:r>
       <w:r>
         <w:rPr>
-          <w:rFonts w:ascii="Verdana" w:hAnsi="Verdana" w:eastAsia="Verdana" w:cs="Verdana"/>
+          <w:rFonts w:ascii="Verdana" w:eastAsia="Verdana" w:hAnsi="Verdana" w:cs="Verdana"/>
         </w:rPr>
         <w:t>:</w:t>
       </w:r>
@@ -2798,48 +2952,48 @@
           <w:numId w:val="6"/>
         </w:numPr>
         <w:rPr>
-          <w:rFonts w:ascii="Verdana" w:hAnsi="Verdana" w:eastAsia="Verdana" w:cs="Verdana"/>
-        </w:rPr>
-      </w:pPr>
-      <w:r>
-        <w:rPr>
-          <w:rFonts w:ascii="Verdana" w:hAnsi="Verdana" w:eastAsia="Verdana" w:cs="Verdana"/>
+          <w:rFonts w:ascii="Verdana" w:eastAsia="Verdana" w:hAnsi="Verdana" w:cs="Verdana"/>
+        </w:rPr>
+      </w:pPr>
+      <w:r>
+        <w:rPr>
+          <w:rFonts w:ascii="Verdana" w:eastAsia="Verdana" w:hAnsi="Verdana" w:cs="Verdana"/>
         </w:rPr>
         <w:t xml:space="preserve">Reception </w:t>
       </w:r>
       <w:r>
         <w:rPr>
-          <w:rFonts w:ascii="Verdana" w:hAnsi="Verdana" w:eastAsia="Verdana" w:cs="Verdana"/>
+          <w:rFonts w:ascii="Verdana" w:eastAsia="Verdana" w:hAnsi="Verdana" w:cs="Verdana"/>
         </w:rPr>
         <w:t>pulls listing of all income and expenses</w:t>
       </w:r>
       <w:r>
         <w:rPr>
-          <w:rFonts w:ascii="Verdana" w:hAnsi="Verdana" w:eastAsia="Verdana" w:cs="Verdana"/>
+          <w:rFonts w:ascii="Verdana" w:eastAsia="Verdana" w:hAnsi="Verdana" w:cs="Verdana"/>
         </w:rPr>
         <w:t>,</w:t>
       </w:r>
       <w:r>
         <w:rPr>
-          <w:rFonts w:ascii="Verdana" w:hAnsi="Verdana" w:eastAsia="Verdana" w:cs="Verdana"/>
+          <w:rFonts w:ascii="Verdana" w:eastAsia="Verdana" w:hAnsi="Verdana" w:cs="Verdana"/>
         </w:rPr>
         <w:t xml:space="preserve"> investor info</w:t>
       </w:r>
       <w:r>
         <w:rPr>
-          <w:rFonts w:ascii="Verdana" w:hAnsi="Verdana" w:eastAsia="Verdana" w:cs="Verdana"/>
+          <w:rFonts w:ascii="Verdana" w:eastAsia="Verdana" w:hAnsi="Verdana" w:cs="Verdana"/>
         </w:rPr>
         <w:t xml:space="preserve"> and rental data (renter info and dates used)</w:t>
       </w:r>
       <w:r>
         <w:rPr>
-          <w:rFonts w:ascii="Verdana" w:hAnsi="Verdana" w:eastAsia="Verdana" w:cs="Verdana"/>
+          <w:rFonts w:ascii="Verdana" w:eastAsia="Verdana" w:hAnsi="Verdana" w:cs="Verdana"/>
         </w:rPr>
         <w:t xml:space="preserve"> and forwards to bookkeeper</w:t>
       </w:r>
       <w:r>
         <w:rPr>
-          <w:rFonts w:ascii="Verdana" w:hAnsi="Verdana" w:eastAsia="Verdana" w:cs="Verdana"/>
+          <w:rFonts w:ascii="Verdana" w:eastAsia="Verdana" w:hAnsi="Verdana" w:cs="Verdana"/>
         </w:rPr>
         <w:t>.</w:t>
       </w:r>
@@ -2852,36 +3006,36 @@
           <w:numId w:val="6"/>
         </w:numPr>
         <w:rPr>
-          <w:rFonts w:ascii="Verdana" w:hAnsi="Verdana" w:eastAsia="Verdana" w:cs="Verdana"/>
-        </w:rPr>
-      </w:pPr>
-      <w:r>
-        <w:rPr>
-          <w:rFonts w:ascii="Verdana" w:hAnsi="Verdana" w:eastAsia="Verdana" w:cs="Verdana"/>
+          <w:rFonts w:ascii="Verdana" w:eastAsia="Verdana" w:hAnsi="Verdana" w:cs="Verdana"/>
+        </w:rPr>
+      </w:pPr>
+      <w:r>
+        <w:rPr>
+          <w:rFonts w:ascii="Verdana" w:eastAsia="Verdana" w:hAnsi="Verdana" w:cs="Verdana"/>
         </w:rPr>
         <w:t xml:space="preserve">Once calculated the </w:t>
       </w:r>
       <w:r>
         <w:rPr>
-          <w:rFonts w:ascii="Verdana" w:hAnsi="Verdana" w:eastAsia="Verdana" w:cs="Verdana"/>
+          <w:rFonts w:ascii="Verdana" w:eastAsia="Verdana" w:hAnsi="Verdana" w:cs="Verdana"/>
         </w:rPr>
         <w:t>bookkeeper</w:t>
       </w:r>
       <w:r>
         <w:rPr>
-          <w:rFonts w:ascii="Verdana" w:hAnsi="Verdana" w:eastAsia="Verdana" w:cs="Verdana"/>
+          <w:rFonts w:ascii="Verdana" w:eastAsia="Verdana" w:hAnsi="Verdana" w:cs="Verdana"/>
         </w:rPr>
         <w:t xml:space="preserve"> creates investor payment cheques and sends to investors</w:t>
       </w:r>
       <w:r>
         <w:rPr>
-          <w:rFonts w:ascii="Verdana" w:hAnsi="Verdana" w:eastAsia="Verdana" w:cs="Verdana"/>
+          <w:rFonts w:ascii="Verdana" w:eastAsia="Verdana" w:hAnsi="Verdana" w:cs="Verdana"/>
         </w:rPr>
         <w:t xml:space="preserve"> if profits exceed 12%</w:t>
       </w:r>
       <w:r>
         <w:rPr>
-          <w:rFonts w:ascii="Verdana" w:hAnsi="Verdana" w:eastAsia="Verdana" w:cs="Verdana"/>
+          <w:rFonts w:ascii="Verdana" w:eastAsia="Verdana" w:hAnsi="Verdana" w:cs="Verdana"/>
         </w:rPr>
         <w:t>.</w:t>
       </w:r>
@@ -2894,30 +3048,30 @@
           <w:numId w:val="6"/>
         </w:numPr>
         <w:rPr>
-          <w:rFonts w:ascii="Verdana" w:hAnsi="Verdana" w:eastAsia="Verdana" w:cs="Verdana"/>
-        </w:rPr>
-      </w:pPr>
-      <w:r>
-        <w:rPr>
-          <w:rFonts w:ascii="Verdana" w:hAnsi="Verdana" w:eastAsia="Verdana" w:cs="Verdana"/>
+          <w:rFonts w:ascii="Verdana" w:eastAsia="Verdana" w:hAnsi="Verdana" w:cs="Verdana"/>
+        </w:rPr>
+      </w:pPr>
+      <w:r>
+        <w:rPr>
+          <w:rFonts w:ascii="Verdana" w:eastAsia="Verdana" w:hAnsi="Verdana" w:cs="Verdana"/>
         </w:rPr>
         <w:t>G</w:t>
       </w:r>
       <w:r>
         <w:rPr>
-          <w:rFonts w:ascii="Verdana" w:hAnsi="Verdana" w:eastAsia="Verdana" w:cs="Verdana"/>
+          <w:rFonts w:ascii="Verdana" w:eastAsia="Verdana" w:hAnsi="Verdana" w:cs="Verdana"/>
         </w:rPr>
         <w:t>ST</w:t>
       </w:r>
       <w:r>
         <w:rPr>
-          <w:rFonts w:ascii="Verdana" w:hAnsi="Verdana" w:eastAsia="Verdana" w:cs="Verdana"/>
+          <w:rFonts w:ascii="Verdana" w:eastAsia="Verdana" w:hAnsi="Verdana" w:cs="Verdana"/>
         </w:rPr>
         <w:t xml:space="preserve"> payments are calculated and paid</w:t>
       </w:r>
       <w:r>
         <w:rPr>
-          <w:rFonts w:ascii="Verdana" w:hAnsi="Verdana" w:eastAsia="Verdana" w:cs="Verdana"/>
+          <w:rFonts w:ascii="Verdana" w:eastAsia="Verdana" w:hAnsi="Verdana" w:cs="Verdana"/>
         </w:rPr>
         <w:t>.</w:t>
       </w:r>
@@ -2930,18 +3084,18 @@
           <w:numId w:val="6"/>
         </w:numPr>
         <w:rPr>
-          <w:rFonts w:ascii="Verdana" w:hAnsi="Verdana" w:eastAsia="Verdana" w:cs="Verdana"/>
-        </w:rPr>
-      </w:pPr>
-      <w:r>
-        <w:rPr>
-          <w:rFonts w:ascii="Verdana" w:hAnsi="Verdana" w:eastAsia="Verdana" w:cs="Verdana"/>
+          <w:rFonts w:ascii="Verdana" w:eastAsia="Verdana" w:hAnsi="Verdana" w:cs="Verdana"/>
+        </w:rPr>
+      </w:pPr>
+      <w:r>
+        <w:rPr>
+          <w:rFonts w:ascii="Verdana" w:eastAsia="Verdana" w:hAnsi="Verdana" w:cs="Verdana"/>
         </w:rPr>
         <w:t>Investor and GST info are returned to reception for filing</w:t>
       </w:r>
       <w:r>
         <w:rPr>
-          <w:rFonts w:ascii="Verdana" w:hAnsi="Verdana" w:eastAsia="Verdana" w:cs="Verdana"/>
+          <w:rFonts w:ascii="Verdana" w:eastAsia="Verdana" w:hAnsi="Verdana" w:cs="Verdana"/>
         </w:rPr>
         <w:t>.</w:t>
       </w:r>
@@ -2954,42 +3108,42 @@
           <w:numId w:val="6"/>
         </w:numPr>
         <w:rPr>
-          <w:rFonts w:ascii="Verdana" w:hAnsi="Verdana" w:eastAsia="Verdana" w:cs="Verdana"/>
-        </w:rPr>
-      </w:pPr>
-      <w:r>
-        <w:rPr>
-          <w:rFonts w:ascii="Verdana" w:hAnsi="Verdana" w:eastAsia="Verdana" w:cs="Verdana"/>
+          <w:rFonts w:ascii="Verdana" w:eastAsia="Verdana" w:hAnsi="Verdana" w:cs="Verdana"/>
+        </w:rPr>
+      </w:pPr>
+      <w:r>
+        <w:rPr>
+          <w:rFonts w:ascii="Verdana" w:eastAsia="Verdana" w:hAnsi="Verdana" w:cs="Verdana"/>
         </w:rPr>
         <w:t xml:space="preserve">Reception updates </w:t>
       </w:r>
       <w:r>
         <w:rPr>
-          <w:rFonts w:ascii="Verdana" w:hAnsi="Verdana" w:eastAsia="Verdana" w:cs="Verdana"/>
+          <w:rFonts w:ascii="Verdana" w:eastAsia="Verdana" w:hAnsi="Verdana" w:cs="Verdana"/>
         </w:rPr>
         <w:t xml:space="preserve">investor payment in sales, updates investor balance and </w:t>
       </w:r>
       <w:r>
         <w:rPr>
-          <w:rFonts w:ascii="Verdana" w:hAnsi="Verdana" w:eastAsia="Verdana" w:cs="Verdana"/>
+          <w:rFonts w:ascii="Verdana" w:eastAsia="Verdana" w:hAnsi="Verdana" w:cs="Verdana"/>
         </w:rPr>
         <w:t>GST</w:t>
       </w:r>
       <w:r>
         <w:rPr>
-          <w:rFonts w:ascii="Verdana" w:hAnsi="Verdana" w:eastAsia="Verdana" w:cs="Verdana"/>
+          <w:rFonts w:ascii="Verdana" w:eastAsia="Verdana" w:hAnsi="Verdana" w:cs="Verdana"/>
         </w:rPr>
         <w:t xml:space="preserve"> payment </w:t>
       </w:r>
       <w:r>
         <w:rPr>
-          <w:rFonts w:ascii="Verdana" w:hAnsi="Verdana" w:eastAsia="Verdana" w:cs="Verdana"/>
+          <w:rFonts w:ascii="Verdana" w:eastAsia="Verdana" w:hAnsi="Verdana" w:cs="Verdana"/>
         </w:rPr>
         <w:t>info</w:t>
       </w:r>
       <w:r>
         <w:rPr>
-          <w:rFonts w:ascii="Verdana" w:hAnsi="Verdana" w:eastAsia="Verdana" w:cs="Verdana"/>
+          <w:rFonts w:ascii="Verdana" w:eastAsia="Verdana" w:hAnsi="Verdana" w:cs="Verdana"/>
         </w:rPr>
         <w:t>.</w:t>
       </w:r>
@@ -3002,18 +3156,18 @@
           <w:numId w:val="6"/>
         </w:numPr>
         <w:rPr>
-          <w:rFonts w:ascii="Verdana" w:hAnsi="Verdana" w:eastAsia="Verdana" w:cs="Verdana"/>
-        </w:rPr>
-      </w:pPr>
-      <w:r>
-        <w:rPr>
-          <w:rFonts w:ascii="Verdana" w:hAnsi="Verdana" w:eastAsia="Verdana" w:cs="Verdana"/>
+          <w:rFonts w:ascii="Verdana" w:eastAsia="Verdana" w:hAnsi="Verdana" w:cs="Verdana"/>
+        </w:rPr>
+      </w:pPr>
+      <w:r>
+        <w:rPr>
+          <w:rFonts w:ascii="Verdana" w:eastAsia="Verdana" w:hAnsi="Verdana" w:cs="Verdana"/>
         </w:rPr>
         <w:t>Package usage check</w:t>
       </w:r>
       <w:r>
         <w:rPr>
-          <w:rFonts w:ascii="Verdana" w:hAnsi="Verdana" w:eastAsia="Verdana" w:cs="Verdana"/>
+          <w:rFonts w:ascii="Verdana" w:eastAsia="Verdana" w:hAnsi="Verdana" w:cs="Verdana"/>
         </w:rPr>
         <w:t>:</w:t>
       </w:r>
@@ -3026,48 +3180,36 @@
           <w:numId w:val="6"/>
         </w:numPr>
         <w:rPr>
-          <w:rFonts w:ascii="Verdana" w:hAnsi="Verdana" w:eastAsia="Verdana" w:cs="Verdana"/>
-        </w:rPr>
-      </w:pPr>
-      <w:r>
-        <w:rPr>
-          <w:rFonts w:ascii="Verdana" w:hAnsi="Verdana" w:eastAsia="Verdana" w:cs="Verdana"/>
-        </w:rPr>
-        <w:t xml:space="preserve">Reception will look up who has not used a package in more than </w:t>
-      </w:r>
-      <w:r>
-        <w:rPr>
-          <w:rFonts w:ascii="Verdana" w:hAnsi="Verdana" w:eastAsia="Verdana" w:cs="Verdana"/>
-        </w:rPr>
-        <w:t>30 days</w:t>
-      </w:r>
-      <w:r>
-        <w:rPr>
-          <w:rFonts w:ascii="Verdana" w:hAnsi="Verdana" w:eastAsia="Verdana" w:cs="Verdana"/>
-        </w:rPr>
-        <w:t xml:space="preserve"> and send out a </w:t>
-      </w:r>
-      <w:r>
-        <w:rPr>
-          <w:rFonts w:ascii="Verdana" w:hAnsi="Verdana" w:eastAsia="Verdana" w:cs="Verdana"/>
+          <w:rFonts w:ascii="Verdana" w:eastAsia="Verdana" w:hAnsi="Verdana" w:cs="Verdana"/>
+        </w:rPr>
+      </w:pPr>
+      <w:r>
+        <w:rPr>
+          <w:rFonts w:ascii="Verdana" w:eastAsia="Verdana" w:hAnsi="Verdana" w:cs="Verdana"/>
+        </w:rPr>
+        <w:t xml:space="preserve">Reception will look up who has not used a package in more than 30 days and send out a </w:t>
+      </w:r>
+      <w:r>
+        <w:rPr>
+          <w:rFonts w:ascii="Verdana" w:eastAsia="Verdana" w:hAnsi="Verdana" w:cs="Verdana"/>
         </w:rPr>
         <w:t xml:space="preserve">email </w:t>
       </w:r>
       <w:r>
         <w:rPr>
-          <w:rFonts w:ascii="Verdana" w:hAnsi="Verdana" w:eastAsia="Verdana" w:cs="Verdana"/>
+          <w:rFonts w:ascii="Verdana" w:eastAsia="Verdana" w:hAnsi="Verdana" w:cs="Verdana"/>
         </w:rPr>
         <w:t>reminder. They then record this contact under the client info area.</w:t>
       </w:r>
       <w:r>
         <w:rPr>
-          <w:rFonts w:ascii="Verdana" w:hAnsi="Verdana" w:eastAsia="Verdana" w:cs="Verdana"/>
+          <w:rFonts w:ascii="Verdana" w:eastAsia="Verdana" w:hAnsi="Verdana" w:cs="Verdana"/>
         </w:rPr>
         <w:t xml:space="preserve"> </w:t>
       </w:r>
       <w:r>
         <w:rPr>
-          <w:rFonts w:ascii="Verdana" w:hAnsi="Verdana" w:eastAsia="Verdana" w:cs="Verdana"/>
+          <w:rFonts w:ascii="Verdana" w:eastAsia="Verdana" w:hAnsi="Verdana" w:cs="Verdana"/>
         </w:rPr>
         <w:t>This may prompt a client to book an appointment.</w:t>
       </w:r>
@@ -3080,68 +3222,32 @@
           <w:numId w:val="6"/>
         </w:numPr>
         <w:rPr>
-          <w:rFonts w:ascii="Verdana" w:hAnsi="Verdana" w:eastAsia="Verdana" w:cs="Verdana"/>
-        </w:rPr>
-      </w:pPr>
-      <w:r>
-        <w:rPr>
-          <w:rFonts w:ascii="Verdana" w:hAnsi="Verdana" w:eastAsia="Verdana" w:cs="Verdana"/>
-        </w:rPr>
-        <w:t>The spa also has 1 room they will rent out to people to use for a variety of purposes (card readings, massage, other modalities)</w:t>
-      </w:r>
-      <w:r>
-        <w:rPr>
-          <w:rFonts w:ascii="Verdana" w:hAnsi="Verdana" w:eastAsia="Verdana" w:cs="Verdana"/>
-        </w:rPr>
-        <w:t xml:space="preserve">.  </w:t>
-      </w:r>
-      <w:r>
-        <w:rPr>
-          <w:rFonts w:ascii="Verdana" w:hAnsi="Verdana" w:eastAsia="Verdana" w:cs="Verdana"/>
-        </w:rPr>
-        <w:t>The</w:t>
-      </w:r>
-      <w:r>
-        <w:rPr>
-          <w:rFonts w:ascii="Verdana" w:hAnsi="Verdana" w:eastAsia="Verdana" w:cs="Verdana"/>
-        </w:rPr>
-        <w:t xml:space="preserve"> management of the booking is outside of the scope of this project, but the request for payment is done as a monthly process</w:t>
-      </w:r>
-      <w:r>
-        <w:rPr>
-          <w:rFonts w:ascii="Verdana" w:hAnsi="Verdana" w:eastAsia="Verdana" w:cs="Verdana"/>
-        </w:rPr>
-        <w:t xml:space="preserve">.  </w:t>
-      </w:r>
-      <w:r>
-        <w:rPr>
-          <w:rFonts w:ascii="Verdana" w:hAnsi="Verdana" w:eastAsia="Verdana" w:cs="Verdana"/>
-        </w:rPr>
-        <w:t xml:space="preserve">The </w:t>
-      </w:r>
-      <w:r>
-        <w:rPr>
-          <w:rFonts w:ascii="Verdana" w:hAnsi="Verdana" w:eastAsia="Verdana" w:cs="Verdana"/>
-        </w:rPr>
-        <w:t>bookkeeper will use the data sent from the receptionist to generate and send a bill to the renters</w:t>
-      </w:r>
-      <w:r>
-        <w:rPr>
-          <w:rFonts w:ascii="Verdana" w:hAnsi="Verdana" w:eastAsia="Verdana" w:cs="Verdana"/>
-        </w:rPr>
-        <w:t xml:space="preserve">.  </w:t>
-      </w:r>
-      <w:r>
-        <w:rPr>
-          <w:rFonts w:ascii="Verdana" w:hAnsi="Verdana" w:eastAsia="Verdana" w:cs="Verdana"/>
-        </w:rPr>
-        <w:t>They will then send the information back to the receptionists who will file it in the rental file.</w:t>
+          <w:rFonts w:ascii="Verdana" w:eastAsia="Verdana" w:hAnsi="Verdana" w:cs="Verdana"/>
+        </w:rPr>
+      </w:pPr>
+      <w:r>
+        <w:rPr>
+          <w:rFonts w:ascii="Verdana" w:eastAsia="Verdana" w:hAnsi="Verdana" w:cs="Verdana"/>
+        </w:rPr>
+        <w:t>The spa also has 1 room they will rent out to people to use for a variety of purposes (card readings, massage, other modalities).  The</w:t>
+      </w:r>
+      <w:r>
+        <w:rPr>
+          <w:rFonts w:ascii="Verdana" w:eastAsia="Verdana" w:hAnsi="Verdana" w:cs="Verdana"/>
+        </w:rPr>
+        <w:t xml:space="preserve"> management of the booking is outside of the scope of this project, but the request for payment is done as a monthly process.  The </w:t>
+      </w:r>
+      <w:r>
+        <w:rPr>
+          <w:rFonts w:ascii="Verdana" w:eastAsia="Verdana" w:hAnsi="Verdana" w:cs="Verdana"/>
+        </w:rPr>
+        <w:t>bookkeeper will use the data sent from the receptionist to generate and send a bill to the renters.  They will then send the information back to the receptionists who will file it in the rental file.</w:t>
       </w:r>
     </w:p>
     <w:sectPr>
       <w:headerReference w:type="default" r:id="rId10"/>
       <w:footerReference w:type="default" r:id="rId11"/>
-      <w:pgSz w:w="12240" w:h="15840" w:orient="portrait"/>
+      <w:pgSz w:w="12240" w:h="15840"/>
       <w:pgMar w:top="1440" w:right="1440" w:bottom="1440" w:left="1440" w:header="720" w:footer="720" w:gutter="0"/>
       <w:cols w:space="720"/>
       <w:docGrid w:linePitch="360"/>
@@ -3430,9 +3536,6 @@
     <int2:textHash int2:hashCode="viY4pT+3Atuqz+" int2:id="pxSHoG5w">
       <int2:state int2:value="Rejected" int2:type="LegacyProofing"/>
     </int2:textHash>
-    <int2:bookmark int2:bookmarkName="_Int_Riwx1laZ" int2:invalidationBookmarkName="" int2:hashCode="+9mZ83BnC9P+Iq" int2:id="xe3oJaWS">
-      <int2:state int2:value="Rejected" int2:type="LegacyProofing"/>
-    </int2:bookmark>
   </int2:observations>
   <int2:intelligenceSettings/>
   <int2:onDemandWorkflows/>
@@ -3454,7 +3557,7 @@
         <w:ind w:left="720" w:hanging="360"/>
       </w:pPr>
       <w:rPr>
-        <w:rFonts w:hint="default" w:ascii="Symbol" w:hAnsi="Symbol"/>
+        <w:rFonts w:ascii="Symbol" w:hAnsi="Symbol" w:hint="default"/>
       </w:rPr>
     </w:lvl>
     <w:lvl w:ilvl="1" w:tplc="ACA6EC2C">
@@ -3466,7 +3569,7 @@
         <w:ind w:left="1440" w:hanging="360"/>
       </w:pPr>
       <w:rPr>
-        <w:rFonts w:hint="default" w:ascii="Courier New" w:hAnsi="Courier New"/>
+        <w:rFonts w:ascii="Courier New" w:hAnsi="Courier New" w:hint="default"/>
       </w:rPr>
     </w:lvl>
     <w:lvl w:ilvl="2" w:tplc="E41A34B8">
@@ -3478,7 +3581,7 @@
         <w:ind w:left="2160" w:hanging="360"/>
       </w:pPr>
       <w:rPr>
-        <w:rFonts w:hint="default" w:ascii="Wingdings" w:hAnsi="Wingdings"/>
+        <w:rFonts w:ascii="Wingdings" w:hAnsi="Wingdings" w:hint="default"/>
       </w:rPr>
     </w:lvl>
     <w:lvl w:ilvl="3" w:tplc="E7928EAA">
@@ -3490,7 +3593,7 @@
         <w:ind w:left="2880" w:hanging="360"/>
       </w:pPr>
       <w:rPr>
-        <w:rFonts w:hint="default" w:ascii="Symbol" w:hAnsi="Symbol"/>
+        <w:rFonts w:ascii="Symbol" w:hAnsi="Symbol" w:hint="default"/>
       </w:rPr>
     </w:lvl>
     <w:lvl w:ilvl="4" w:tplc="7292BB0C">
@@ -3502,7 +3605,7 @@
         <w:ind w:left="3600" w:hanging="360"/>
       </w:pPr>
       <w:rPr>
-        <w:rFonts w:hint="default" w:ascii="Courier New" w:hAnsi="Courier New"/>
+        <w:rFonts w:ascii="Courier New" w:hAnsi="Courier New" w:hint="default"/>
       </w:rPr>
     </w:lvl>
     <w:lvl w:ilvl="5" w:tplc="397E1CAC">
@@ -3514,7 +3617,7 @@
         <w:ind w:left="4320" w:hanging="360"/>
       </w:pPr>
       <w:rPr>
-        <w:rFonts w:hint="default" w:ascii="Wingdings" w:hAnsi="Wingdings"/>
+        <w:rFonts w:ascii="Wingdings" w:hAnsi="Wingdings" w:hint="default"/>
       </w:rPr>
     </w:lvl>
     <w:lvl w:ilvl="6" w:tplc="4694F7FC">
@@ -3526,7 +3629,7 @@
         <w:ind w:left="5040" w:hanging="360"/>
       </w:pPr>
       <w:rPr>
-        <w:rFonts w:hint="default" w:ascii="Symbol" w:hAnsi="Symbol"/>
+        <w:rFonts w:ascii="Symbol" w:hAnsi="Symbol" w:hint="default"/>
       </w:rPr>
     </w:lvl>
     <w:lvl w:ilvl="7" w:tplc="33F213AA">
@@ -3538,7 +3641,7 @@
         <w:ind w:left="5760" w:hanging="360"/>
       </w:pPr>
       <w:rPr>
-        <w:rFonts w:hint="default" w:ascii="Courier New" w:hAnsi="Courier New"/>
+        <w:rFonts w:ascii="Courier New" w:hAnsi="Courier New" w:hint="default"/>
       </w:rPr>
     </w:lvl>
     <w:lvl w:ilvl="8" w:tplc="C30AD32A">
@@ -3550,7 +3653,7 @@
         <w:ind w:left="6480" w:hanging="360"/>
       </w:pPr>
       <w:rPr>
-        <w:rFonts w:hint="default" w:ascii="Wingdings" w:hAnsi="Wingdings"/>
+        <w:rFonts w:ascii="Wingdings" w:hAnsi="Wingdings" w:hint="default"/>
       </w:rPr>
     </w:lvl>
   </w:abstractNum>
@@ -3567,7 +3670,7 @@
         <w:ind w:left="720" w:hanging="360"/>
       </w:pPr>
       <w:rPr>
-        <w:rFonts w:hint="default" w:ascii="Symbol" w:hAnsi="Symbol"/>
+        <w:rFonts w:ascii="Symbol" w:hAnsi="Symbol" w:hint="default"/>
       </w:rPr>
     </w:lvl>
     <w:lvl w:ilvl="1" w:tplc="85A6973C">
@@ -3579,7 +3682,7 @@
         <w:ind w:left="1440" w:hanging="360"/>
       </w:pPr>
       <w:rPr>
-        <w:rFonts w:hint="default" w:ascii="Courier New" w:hAnsi="Courier New"/>
+        <w:rFonts w:ascii="Courier New" w:hAnsi="Courier New" w:hint="default"/>
       </w:rPr>
     </w:lvl>
     <w:lvl w:ilvl="2" w:tplc="404889CC">
@@ -3591,7 +3694,7 @@
         <w:ind w:left="2160" w:hanging="360"/>
       </w:pPr>
       <w:rPr>
-        <w:rFonts w:hint="default" w:ascii="Wingdings" w:hAnsi="Wingdings"/>
+        <w:rFonts w:ascii="Wingdings" w:hAnsi="Wingdings" w:hint="default"/>
       </w:rPr>
     </w:lvl>
     <w:lvl w:ilvl="3" w:tplc="B8B6CE38">
@@ -3603,7 +3706,7 @@
         <w:ind w:left="2880" w:hanging="360"/>
       </w:pPr>
       <w:rPr>
-        <w:rFonts w:hint="default" w:ascii="Symbol" w:hAnsi="Symbol"/>
+        <w:rFonts w:ascii="Symbol" w:hAnsi="Symbol" w:hint="default"/>
       </w:rPr>
     </w:lvl>
     <w:lvl w:ilvl="4" w:tplc="B5982AD4">
@@ -3615,7 +3718,7 @@
         <w:ind w:left="3600" w:hanging="360"/>
       </w:pPr>
       <w:rPr>
-        <w:rFonts w:hint="default" w:ascii="Courier New" w:hAnsi="Courier New"/>
+        <w:rFonts w:ascii="Courier New" w:hAnsi="Courier New" w:hint="default"/>
       </w:rPr>
     </w:lvl>
     <w:lvl w:ilvl="5" w:tplc="646CE9A4">
@@ -3627,7 +3730,7 @@
         <w:ind w:left="4320" w:hanging="360"/>
       </w:pPr>
       <w:rPr>
-        <w:rFonts w:hint="default" w:ascii="Wingdings" w:hAnsi="Wingdings"/>
+        <w:rFonts w:ascii="Wingdings" w:hAnsi="Wingdings" w:hint="default"/>
       </w:rPr>
     </w:lvl>
     <w:lvl w:ilvl="6" w:tplc="B5285190">
@@ -3639,7 +3742,7 @@
         <w:ind w:left="5040" w:hanging="360"/>
       </w:pPr>
       <w:rPr>
-        <w:rFonts w:hint="default" w:ascii="Symbol" w:hAnsi="Symbol"/>
+        <w:rFonts w:ascii="Symbol" w:hAnsi="Symbol" w:hint="default"/>
       </w:rPr>
     </w:lvl>
     <w:lvl w:ilvl="7" w:tplc="8192269A">
@@ -3651,7 +3754,7 @@
         <w:ind w:left="5760" w:hanging="360"/>
       </w:pPr>
       <w:rPr>
-        <w:rFonts w:hint="default" w:ascii="Courier New" w:hAnsi="Courier New"/>
+        <w:rFonts w:ascii="Courier New" w:hAnsi="Courier New" w:hint="default"/>
       </w:rPr>
     </w:lvl>
     <w:lvl w:ilvl="8" w:tplc="3AF6687E">
@@ -3663,7 +3766,7 @@
         <w:ind w:left="6480" w:hanging="360"/>
       </w:pPr>
       <w:rPr>
-        <w:rFonts w:hint="default" w:ascii="Wingdings" w:hAnsi="Wingdings"/>
+        <w:rFonts w:ascii="Wingdings" w:hAnsi="Wingdings" w:hint="default"/>
       </w:rPr>
     </w:lvl>
   </w:abstractNum>
@@ -3766,7 +3869,7 @@
         <w:ind w:left="720" w:hanging="360"/>
       </w:pPr>
       <w:rPr>
-        <w:rFonts w:hint="default" w:ascii="Symbol" w:hAnsi="Symbol"/>
+        <w:rFonts w:ascii="Symbol" w:hAnsi="Symbol" w:hint="default"/>
       </w:rPr>
     </w:lvl>
     <w:lvl w:ilvl="1" w:tplc="29FC2266">
@@ -3778,7 +3881,7 @@
         <w:ind w:left="1440" w:hanging="360"/>
       </w:pPr>
       <w:rPr>
-        <w:rFonts w:hint="default" w:ascii="Courier New" w:hAnsi="Courier New"/>
+        <w:rFonts w:ascii="Courier New" w:hAnsi="Courier New" w:hint="default"/>
       </w:rPr>
     </w:lvl>
     <w:lvl w:ilvl="2" w:tplc="12406A4E">
@@ -3790,7 +3893,7 @@
         <w:ind w:left="2160" w:hanging="360"/>
       </w:pPr>
       <w:rPr>
-        <w:rFonts w:hint="default" w:ascii="Wingdings" w:hAnsi="Wingdings"/>
+        <w:rFonts w:ascii="Wingdings" w:hAnsi="Wingdings" w:hint="default"/>
       </w:rPr>
     </w:lvl>
     <w:lvl w:ilvl="3" w:tplc="B434BCBC">
@@ -3802,7 +3905,7 @@
         <w:ind w:left="2880" w:hanging="360"/>
       </w:pPr>
       <w:rPr>
-        <w:rFonts w:hint="default" w:ascii="Symbol" w:hAnsi="Symbol"/>
+        <w:rFonts w:ascii="Symbol" w:hAnsi="Symbol" w:hint="default"/>
       </w:rPr>
     </w:lvl>
     <w:lvl w:ilvl="4" w:tplc="FFD2BB16">
@@ -3814,7 +3917,7 @@
         <w:ind w:left="3600" w:hanging="360"/>
       </w:pPr>
       <w:rPr>
-        <w:rFonts w:hint="default" w:ascii="Courier New" w:hAnsi="Courier New"/>
+        <w:rFonts w:ascii="Courier New" w:hAnsi="Courier New" w:hint="default"/>
       </w:rPr>
     </w:lvl>
     <w:lvl w:ilvl="5" w:tplc="AD761EFA">
@@ -3826,7 +3929,7 @@
         <w:ind w:left="4320" w:hanging="360"/>
       </w:pPr>
       <w:rPr>
-        <w:rFonts w:hint="default" w:ascii="Wingdings" w:hAnsi="Wingdings"/>
+        <w:rFonts w:ascii="Wingdings" w:hAnsi="Wingdings" w:hint="default"/>
       </w:rPr>
     </w:lvl>
     <w:lvl w:ilvl="6" w:tplc="9F90C874">
@@ -3838,7 +3941,7 @@
         <w:ind w:left="5040" w:hanging="360"/>
       </w:pPr>
       <w:rPr>
-        <w:rFonts w:hint="default" w:ascii="Symbol" w:hAnsi="Symbol"/>
+        <w:rFonts w:ascii="Symbol" w:hAnsi="Symbol" w:hint="default"/>
       </w:rPr>
     </w:lvl>
     <w:lvl w:ilvl="7" w:tplc="8350FAAC">
@@ -3850,7 +3953,7 @@
         <w:ind w:left="5760" w:hanging="360"/>
       </w:pPr>
       <w:rPr>
-        <w:rFonts w:hint="default" w:ascii="Courier New" w:hAnsi="Courier New"/>
+        <w:rFonts w:ascii="Courier New" w:hAnsi="Courier New" w:hint="default"/>
       </w:rPr>
     </w:lvl>
     <w:lvl w:ilvl="8" w:tplc="5CA49C44">
@@ -3862,7 +3965,7 @@
         <w:ind w:left="6480" w:hanging="360"/>
       </w:pPr>
       <w:rPr>
-        <w:rFonts w:hint="default" w:ascii="Wingdings" w:hAnsi="Wingdings"/>
+        <w:rFonts w:ascii="Wingdings" w:hAnsi="Wingdings" w:hint="default"/>
       </w:rPr>
     </w:lvl>
   </w:abstractNum>
@@ -4051,7 +4154,7 @@
         <w:ind w:left="720" w:hanging="360"/>
       </w:pPr>
       <w:rPr>
-        <w:rFonts w:hint="default" w:ascii="Symbol" w:hAnsi="Symbol"/>
+        <w:rFonts w:ascii="Symbol" w:hAnsi="Symbol" w:hint="default"/>
       </w:rPr>
     </w:lvl>
     <w:lvl w:ilvl="1" w:tplc="4F004994">
@@ -4063,7 +4166,7 @@
         <w:ind w:left="1440" w:hanging="360"/>
       </w:pPr>
       <w:rPr>
-        <w:rFonts w:hint="default" w:ascii="Courier New" w:hAnsi="Courier New"/>
+        <w:rFonts w:ascii="Courier New" w:hAnsi="Courier New" w:hint="default"/>
       </w:rPr>
     </w:lvl>
     <w:lvl w:ilvl="2" w:tplc="19C622E0">
@@ -4075,7 +4178,7 @@
         <w:ind w:left="2160" w:hanging="360"/>
       </w:pPr>
       <w:rPr>
-        <w:rFonts w:hint="default" w:ascii="Wingdings" w:hAnsi="Wingdings"/>
+        <w:rFonts w:ascii="Wingdings" w:hAnsi="Wingdings" w:hint="default"/>
       </w:rPr>
     </w:lvl>
     <w:lvl w:ilvl="3" w:tplc="3FD8B28E">
@@ -4087,7 +4190,7 @@
         <w:ind w:left="2880" w:hanging="360"/>
       </w:pPr>
       <w:rPr>
-        <w:rFonts w:hint="default" w:ascii="Symbol" w:hAnsi="Symbol"/>
+        <w:rFonts w:ascii="Symbol" w:hAnsi="Symbol" w:hint="default"/>
       </w:rPr>
     </w:lvl>
     <w:lvl w:ilvl="4" w:tplc="A1D29C98">
@@ -4099,7 +4202,7 @@
         <w:ind w:left="3600" w:hanging="360"/>
       </w:pPr>
       <w:rPr>
-        <w:rFonts w:hint="default" w:ascii="Courier New" w:hAnsi="Courier New"/>
+        <w:rFonts w:ascii="Courier New" w:hAnsi="Courier New" w:hint="default"/>
       </w:rPr>
     </w:lvl>
     <w:lvl w:ilvl="5" w:tplc="22A463DA">
@@ -4111,7 +4214,7 @@
         <w:ind w:left="4320" w:hanging="360"/>
       </w:pPr>
       <w:rPr>
-        <w:rFonts w:hint="default" w:ascii="Wingdings" w:hAnsi="Wingdings"/>
+        <w:rFonts w:ascii="Wingdings" w:hAnsi="Wingdings" w:hint="default"/>
       </w:rPr>
     </w:lvl>
     <w:lvl w:ilvl="6" w:tplc="2040BD6A">
@@ -4123,7 +4226,7 @@
         <w:ind w:left="5040" w:hanging="360"/>
       </w:pPr>
       <w:rPr>
-        <w:rFonts w:hint="default" w:ascii="Symbol" w:hAnsi="Symbol"/>
+        <w:rFonts w:ascii="Symbol" w:hAnsi="Symbol" w:hint="default"/>
       </w:rPr>
     </w:lvl>
     <w:lvl w:ilvl="7" w:tplc="0644A3A2">
@@ -4135,7 +4238,7 @@
         <w:ind w:left="5760" w:hanging="360"/>
       </w:pPr>
       <w:rPr>
-        <w:rFonts w:hint="default" w:ascii="Courier New" w:hAnsi="Courier New"/>
+        <w:rFonts w:ascii="Courier New" w:hAnsi="Courier New" w:hint="default"/>
       </w:rPr>
     </w:lvl>
     <w:lvl w:ilvl="8" w:tplc="25ACB992">
@@ -4147,7 +4250,7 @@
         <w:ind w:left="6480" w:hanging="360"/>
       </w:pPr>
       <w:rPr>
-        <w:rFonts w:hint="default" w:ascii="Wingdings" w:hAnsi="Wingdings"/>
+        <w:rFonts w:ascii="Wingdings" w:hAnsi="Wingdings" w:hint="default"/>
       </w:rPr>
     </w:lvl>
   </w:abstractNum>
@@ -4180,7 +4283,7 @@
   <w:docDefaults>
     <w:rPrDefault>
       <w:rPr>
-        <w:rFonts w:asciiTheme="minorHAnsi" w:hAnsiTheme="minorHAnsi" w:eastAsiaTheme="minorHAnsi" w:cstheme="minorBidi"/>
+        <w:rFonts w:asciiTheme="minorHAnsi" w:eastAsiaTheme="minorHAnsi" w:hAnsiTheme="minorHAnsi" w:cstheme="minorBidi"/>
         <w:sz w:val="22"/>
         <w:szCs w:val="22"/>
         <w:lang w:val="en-US" w:eastAsia="en-US" w:bidi="ar-SA"/>
@@ -4195,14 +4298,14 @@
   <w:latentStyles w:defLockedState="0" w:defUIPriority="99" w:defSemiHidden="0" w:defUnhideWhenUsed="0" w:defQFormat="0" w:count="376">
     <w:lsdException w:name="Normal" w:uiPriority="0" w:qFormat="1"/>
     <w:lsdException w:name="heading 1" w:uiPriority="9" w:qFormat="1"/>
-    <w:lsdException w:name="heading 2" w:uiPriority="9" w:semiHidden="1" w:unhideWhenUsed="1" w:qFormat="1"/>
-    <w:lsdException w:name="heading 3" w:uiPriority="9" w:semiHidden="1" w:unhideWhenUsed="1" w:qFormat="1"/>
-    <w:lsdException w:name="heading 4" w:uiPriority="9" w:semiHidden="1" w:unhideWhenUsed="1" w:qFormat="1"/>
-    <w:lsdException w:name="heading 5" w:uiPriority="9" w:semiHidden="1" w:unhideWhenUsed="1" w:qFormat="1"/>
-    <w:lsdException w:name="heading 6" w:uiPriority="9" w:semiHidden="1" w:unhideWhenUsed="1" w:qFormat="1"/>
-    <w:lsdException w:name="heading 7" w:uiPriority="9" w:semiHidden="1" w:unhideWhenUsed="1" w:qFormat="1"/>
-    <w:lsdException w:name="heading 8" w:uiPriority="9" w:semiHidden="1" w:unhideWhenUsed="1" w:qFormat="1"/>
-    <w:lsdException w:name="heading 9" w:uiPriority="9" w:semiHidden="1" w:unhideWhenUsed="1" w:qFormat="1"/>
+    <w:lsdException w:name="heading 2" w:semiHidden="1" w:uiPriority="9" w:unhideWhenUsed="1" w:qFormat="1"/>
+    <w:lsdException w:name="heading 3" w:semiHidden="1" w:uiPriority="9" w:unhideWhenUsed="1" w:qFormat="1"/>
+    <w:lsdException w:name="heading 4" w:semiHidden="1" w:uiPriority="9" w:unhideWhenUsed="1" w:qFormat="1"/>
+    <w:lsdException w:name="heading 5" w:semiHidden="1" w:uiPriority="9" w:unhideWhenUsed="1" w:qFormat="1"/>
+    <w:lsdException w:name="heading 6" w:semiHidden="1" w:uiPriority="9" w:unhideWhenUsed="1" w:qFormat="1"/>
+    <w:lsdException w:name="heading 7" w:semiHidden="1" w:uiPriority="9" w:unhideWhenUsed="1" w:qFormat="1"/>
+    <w:lsdException w:name="heading 8" w:semiHidden="1" w:uiPriority="9" w:unhideWhenUsed="1" w:qFormat="1"/>
+    <w:lsdException w:name="heading 9" w:semiHidden="1" w:uiPriority="9" w:unhideWhenUsed="1" w:qFormat="1"/>
     <w:lsdException w:name="index 1" w:semiHidden="1" w:unhideWhenUsed="1"/>
     <w:lsdException w:name="index 2" w:semiHidden="1" w:unhideWhenUsed="1"/>
     <w:lsdException w:name="index 3" w:semiHidden="1" w:unhideWhenUsed="1"/>
@@ -4212,22 +4315,22 @@
     <w:lsdException w:name="index 7" w:semiHidden="1" w:unhideWhenUsed="1"/>
     <w:lsdException w:name="index 8" w:semiHidden="1" w:unhideWhenUsed="1"/>
     <w:lsdException w:name="index 9" w:semiHidden="1" w:unhideWhenUsed="1"/>
-    <w:lsdException w:name="toc 1" w:uiPriority="39" w:semiHidden="1" w:unhideWhenUsed="1"/>
-    <w:lsdException w:name="toc 2" w:uiPriority="39" w:semiHidden="1" w:unhideWhenUsed="1"/>
-    <w:lsdException w:name="toc 3" w:uiPriority="39" w:semiHidden="1" w:unhideWhenUsed="1"/>
-    <w:lsdException w:name="toc 4" w:uiPriority="39" w:semiHidden="1" w:unhideWhenUsed="1"/>
-    <w:lsdException w:name="toc 5" w:uiPriority="39" w:semiHidden="1" w:unhideWhenUsed="1"/>
-    <w:lsdException w:name="toc 6" w:uiPriority="39" w:semiHidden="1" w:unhideWhenUsed="1"/>
-    <w:lsdException w:name="toc 7" w:uiPriority="39" w:semiHidden="1" w:unhideWhenUsed="1"/>
-    <w:lsdException w:name="toc 8" w:uiPriority="39" w:semiHidden="1" w:unhideWhenUsed="1"/>
-    <w:lsdException w:name="toc 9" w:uiPriority="39" w:semiHidden="1" w:unhideWhenUsed="1"/>
+    <w:lsdException w:name="toc 1" w:semiHidden="1" w:uiPriority="39" w:unhideWhenUsed="1"/>
+    <w:lsdException w:name="toc 2" w:semiHidden="1" w:uiPriority="39" w:unhideWhenUsed="1"/>
+    <w:lsdException w:name="toc 3" w:semiHidden="1" w:uiPriority="39" w:unhideWhenUsed="1"/>
+    <w:lsdException w:name="toc 4" w:semiHidden="1" w:uiPriority="39" w:unhideWhenUsed="1"/>
+    <w:lsdException w:name="toc 5" w:semiHidden="1" w:uiPriority="39" w:unhideWhenUsed="1"/>
+    <w:lsdException w:name="toc 6" w:semiHidden="1" w:uiPriority="39" w:unhideWhenUsed="1"/>
+    <w:lsdException w:name="toc 7" w:semiHidden="1" w:uiPriority="39" w:unhideWhenUsed="1"/>
+    <w:lsdException w:name="toc 8" w:semiHidden="1" w:uiPriority="39" w:unhideWhenUsed="1"/>
+    <w:lsdException w:name="toc 9" w:semiHidden="1" w:uiPriority="39" w:unhideWhenUsed="1"/>
     <w:lsdException w:name="Normal Indent" w:semiHidden="1" w:unhideWhenUsed="1"/>
     <w:lsdException w:name="footnote text" w:semiHidden="1" w:unhideWhenUsed="1"/>
     <w:lsdException w:name="annotation text" w:semiHidden="1" w:unhideWhenUsed="1"/>
     <w:lsdException w:name="header" w:semiHidden="1" w:unhideWhenUsed="1"/>
     <w:lsdException w:name="footer" w:semiHidden="1" w:unhideWhenUsed="1"/>
     <w:lsdException w:name="index heading" w:semiHidden="1" w:unhideWhenUsed="1"/>
-    <w:lsdException w:name="caption" w:uiPriority="35" w:semiHidden="1" w:unhideWhenUsed="1" w:qFormat="1"/>
+    <w:lsdException w:name="caption" w:semiHidden="1" w:uiPriority="35" w:unhideWhenUsed="1" w:qFormat="1"/>
     <w:lsdException w:name="table of figures" w:semiHidden="1" w:unhideWhenUsed="1"/>
     <w:lsdException w:name="envelope address" w:semiHidden="1" w:unhideWhenUsed="1"/>
     <w:lsdException w:name="envelope return" w:semiHidden="1" w:unhideWhenUsed="1"/>
@@ -4258,7 +4361,7 @@
     <w:lsdException w:name="Title" w:uiPriority="10" w:qFormat="1"/>
     <w:lsdException w:name="Closing" w:semiHidden="1" w:unhideWhenUsed="1"/>
     <w:lsdException w:name="Signature" w:semiHidden="1" w:unhideWhenUsed="1"/>
-    <w:lsdException w:name="Default Paragraph Font" w:uiPriority="1" w:semiHidden="1" w:unhideWhenUsed="1"/>
+    <w:lsdException w:name="Default Paragraph Font" w:semiHidden="1" w:uiPriority="1" w:unhideWhenUsed="1"/>
     <w:lsdException w:name="Body Text" w:semiHidden="1" w:unhideWhenUsed="1"/>
     <w:lsdException w:name="Body Text Indent" w:semiHidden="1" w:unhideWhenUsed="1"/>
     <w:lsdException w:name="List Continue" w:semiHidden="1" w:unhideWhenUsed="1"/>
@@ -4458,8 +4561,8 @@
     <w:lsdException w:name="Subtle Reference" w:uiPriority="31" w:qFormat="1"/>
     <w:lsdException w:name="Intense Reference" w:uiPriority="32" w:qFormat="1"/>
     <w:lsdException w:name="Book Title" w:uiPriority="33" w:qFormat="1"/>
-    <w:lsdException w:name="Bibliography" w:uiPriority="37" w:semiHidden="1" w:unhideWhenUsed="1"/>
-    <w:lsdException w:name="TOC Heading" w:uiPriority="39" w:semiHidden="1" w:unhideWhenUsed="1" w:qFormat="1"/>
+    <w:lsdException w:name="Bibliography" w:semiHidden="1" w:uiPriority="37" w:unhideWhenUsed="1"/>
+    <w:lsdException w:name="TOC Heading" w:semiHidden="1" w:uiPriority="39" w:unhideWhenUsed="1" w:qFormat="1"/>
     <w:lsdException w:name="Plain Table 1" w:uiPriority="41"/>
     <w:lsdException w:name="Plain Table 2" w:uiPriority="42"/>
     <w:lsdException w:name="Plain Table 3" w:uiPriority="43"/>
@@ -4570,7 +4673,7 @@
     <w:lsdException w:name="Unresolved Mention" w:semiHidden="1" w:unhideWhenUsed="1"/>
     <w:lsdException w:name="Smart Link" w:semiHidden="1" w:unhideWhenUsed="1"/>
   </w:latentStyles>
-  <w:style w:type="paragraph" w:styleId="Normal" w:default="1">
+  <w:style w:type="paragraph" w:default="1" w:styleId="Normal">
     <w:name w:val="Normal"/>
     <w:qFormat/>
   </w:style>
@@ -4589,7 +4692,7 @@
       <w:outlineLvl w:val="0"/>
     </w:pPr>
     <w:rPr>
-      <w:rFonts w:ascii="Verdana" w:hAnsi="Verdana" w:eastAsiaTheme="majorEastAsia" w:cstheme="majorBidi"/>
+      <w:rFonts w:ascii="Verdana" w:eastAsiaTheme="majorEastAsia" w:hAnsi="Verdana" w:cstheme="majorBidi"/>
       <w:b/>
       <w:color w:val="2F5496" w:themeColor="accent1" w:themeShade="BF"/>
       <w:sz w:val="32"/>
@@ -4612,20 +4715,20 @@
       <w:outlineLvl w:val="1"/>
     </w:pPr>
     <w:rPr>
-      <w:rFonts w:ascii="Verdana" w:hAnsi="Verdana" w:eastAsiaTheme="majorEastAsia" w:cstheme="majorBidi"/>
+      <w:rFonts w:ascii="Verdana" w:eastAsiaTheme="majorEastAsia" w:hAnsi="Verdana" w:cstheme="majorBidi"/>
       <w:b/>
       <w:color w:val="2F5496" w:themeColor="accent1" w:themeShade="BF"/>
       <w:sz w:val="26"/>
       <w:szCs w:val="26"/>
     </w:rPr>
   </w:style>
-  <w:style w:type="character" w:styleId="DefaultParagraphFont" w:default="1">
+  <w:style w:type="character" w:default="1" w:styleId="DefaultParagraphFont">
     <w:name w:val="Default Paragraph Font"/>
     <w:uiPriority w:val="1"/>
     <w:semiHidden/>
     <w:unhideWhenUsed/>
   </w:style>
-  <w:style w:type="table" w:styleId="TableNormal" w:default="1">
+  <w:style w:type="table" w:default="1" w:styleId="TableNormal">
     <w:name w:val="Normal Table"/>
     <w:uiPriority w:val="99"/>
     <w:semiHidden/>
@@ -4640,7 +4743,7 @@
       </w:tblCellMar>
     </w:tblPr>
   </w:style>
-  <w:style w:type="numbering" w:styleId="NoList" w:default="1">
+  <w:style w:type="numbering" w:default="1" w:styleId="NoList">
     <w:name w:val="No List"/>
     <w:uiPriority w:val="99"/>
     <w:semiHidden/>
@@ -4667,16 +4770,16 @@
     </w:pPr>
     <w:tblPr>
       <w:tblBorders>
-        <w:top w:val="single" w:color="000000" w:themeColor="text1" w:sz="4" w:space="0"/>
-        <w:left w:val="single" w:color="000000" w:themeColor="text1" w:sz="4" w:space="0"/>
-        <w:bottom w:val="single" w:color="000000" w:themeColor="text1" w:sz="4" w:space="0"/>
-        <w:right w:val="single" w:color="000000" w:themeColor="text1" w:sz="4" w:space="0"/>
-        <w:insideH w:val="single" w:color="000000" w:themeColor="text1" w:sz="4" w:space="0"/>
-        <w:insideV w:val="single" w:color="000000" w:themeColor="text1" w:sz="4" w:space="0"/>
+        <w:top w:val="single" w:sz="4" w:space="0" w:color="000000" w:themeColor="text1"/>
+        <w:left w:val="single" w:sz="4" w:space="0" w:color="000000" w:themeColor="text1"/>
+        <w:bottom w:val="single" w:sz="4" w:space="0" w:color="000000" w:themeColor="text1"/>
+        <w:right w:val="single" w:sz="4" w:space="0" w:color="000000" w:themeColor="text1"/>
+        <w:insideH w:val="single" w:sz="4" w:space="0" w:color="000000" w:themeColor="text1"/>
+        <w:insideV w:val="single" w:sz="4" w:space="0" w:color="000000" w:themeColor="text1"/>
       </w:tblBorders>
     </w:tblPr>
   </w:style>
-  <w:style w:type="character" w:styleId="HeaderChar" w:customStyle="1">
+  <w:style w:type="character" w:customStyle="1" w:styleId="HeaderChar">
     <w:name w:val="Header Char"/>
     <w:basedOn w:val="DefaultParagraphFont"/>
     <w:link w:val="Header"/>
@@ -4696,7 +4799,7 @@
       <w:spacing w:after="0" w:line="240" w:lineRule="auto"/>
     </w:pPr>
   </w:style>
-  <w:style w:type="character" w:styleId="FooterChar" w:customStyle="1">
+  <w:style w:type="character" w:customStyle="1" w:styleId="FooterChar">
     <w:name w:val="Footer Char"/>
     <w:basedOn w:val="DefaultParagraphFont"/>
     <w:link w:val="Footer"/>
@@ -4716,28 +4819,28 @@
       <w:spacing w:after="0" w:line="240" w:lineRule="auto"/>
     </w:pPr>
   </w:style>
-  <w:style w:type="character" w:styleId="Heading1Char" w:customStyle="1">
+  <w:style w:type="character" w:customStyle="1" w:styleId="Heading1Char">
     <w:name w:val="Heading 1 Char"/>
     <w:basedOn w:val="DefaultParagraphFont"/>
     <w:link w:val="Heading1"/>
     <w:uiPriority w:val="9"/>
     <w:rsid w:val="008E2249"/>
     <w:rPr>
-      <w:rFonts w:ascii="Verdana" w:hAnsi="Verdana" w:eastAsiaTheme="majorEastAsia" w:cstheme="majorBidi"/>
+      <w:rFonts w:ascii="Verdana" w:eastAsiaTheme="majorEastAsia" w:hAnsi="Verdana" w:cstheme="majorBidi"/>
       <w:b/>
       <w:color w:val="2F5496" w:themeColor="accent1" w:themeShade="BF"/>
       <w:sz w:val="32"/>
       <w:szCs w:val="32"/>
     </w:rPr>
   </w:style>
-  <w:style w:type="character" w:styleId="Heading2Char" w:customStyle="1">
+  <w:style w:type="character" w:customStyle="1" w:styleId="Heading2Char">
     <w:name w:val="Heading 2 Char"/>
     <w:basedOn w:val="DefaultParagraphFont"/>
     <w:link w:val="Heading2"/>
     <w:uiPriority w:val="9"/>
     <w:rsid w:val="008E2249"/>
     <w:rPr>
-      <w:rFonts w:ascii="Verdana" w:hAnsi="Verdana" w:eastAsiaTheme="majorEastAsia" w:cstheme="majorBidi"/>
+      <w:rFonts w:ascii="Verdana" w:eastAsiaTheme="majorEastAsia" w:hAnsi="Verdana" w:cstheme="majorBidi"/>
       <w:b/>
       <w:color w:val="2F5496" w:themeColor="accent1" w:themeShade="BF"/>
       <w:sz w:val="26"/>
@@ -5052,6 +5155,17 @@
 </file>
 
 <file path=customXml/item2.xml><?xml version="1.0" encoding="utf-8"?>
+<p:properties xmlns:p="http://schemas.microsoft.com/office/2006/metadata/properties" xmlns:xsi="http://www.w3.org/2001/XMLSchema-instance" xmlns:pc="http://schemas.microsoft.com/office/infopath/2007/PartnerControls">
+  <documentManagement>
+    <lcf76f155ced4ddcb4097134ff3c332f xmlns="7963785f-0bd1-43d8-9de8-695e5cfe76a8">
+      <Terms xmlns="http://schemas.microsoft.com/office/infopath/2007/PartnerControls"/>
+    </lcf76f155ced4ddcb4097134ff3c332f>
+    <TaxCatchAll xmlns="52bb52fc-fb4a-47ec-96af-1ca16eda3341" xsi:nil="true"/>
+  </documentManagement>
+</p:properties>
+</file>
+
+<file path=customXml/item3.xml><?xml version="1.0" encoding="utf-8"?>
 <ct:contentTypeSchema xmlns:ct="http://schemas.microsoft.com/office/2006/metadata/contentType" xmlns:ma="http://schemas.microsoft.com/office/2006/metadata/properties/metaAttributes" ct:_="" ma:_="" ma:contentTypeName="Document" ma:contentTypeID="0x010100B9BDA79A41E61446AAEBA3EB0080FEA0" ma:contentTypeVersion="17" ma:contentTypeDescription="Create a new document." ma:contentTypeScope="" ma:versionID="65ed57ec10029fc712f05d3589ff04a6">
   <xsd:schema xmlns:xsd="http://www.w3.org/2001/XMLSchema" xmlns:xs="http://www.w3.org/2001/XMLSchema" xmlns:p="http://schemas.microsoft.com/office/2006/metadata/properties" xmlns:ns2="7963785f-0bd1-43d8-9de8-695e5cfe76a8" xmlns:ns3="52bb52fc-fb4a-47ec-96af-1ca16eda3341" xmlns:ns4="256c1047-cd44-42dd-8366-8450d23141e1" targetNamespace="http://schemas.microsoft.com/office/2006/metadata/properties" ma:root="true" ma:fieldsID="9fedee1eadb5e9cfbac42b9ab879ee71" ns2:_="" ns3:_="" ns4:_="">
     <xsd:import namespace="7963785f-0bd1-43d8-9de8-695e5cfe76a8"/>
@@ -5305,17 +5419,6 @@
 </ct:contentTypeSchema>
 </file>
 
-<file path=customXml/item3.xml><?xml version="1.0" encoding="utf-8"?>
-<p:properties xmlns:p="http://schemas.microsoft.com/office/2006/metadata/properties" xmlns:xsi="http://www.w3.org/2001/XMLSchema-instance" xmlns:pc="http://schemas.microsoft.com/office/infopath/2007/PartnerControls">
-  <documentManagement>
-    <lcf76f155ced4ddcb4097134ff3c332f xmlns="7963785f-0bd1-43d8-9de8-695e5cfe76a8">
-      <Terms xmlns="http://schemas.microsoft.com/office/infopath/2007/PartnerControls"/>
-    </lcf76f155ced4ddcb4097134ff3c332f>
-    <TaxCatchAll xmlns="52bb52fc-fb4a-47ec-96af-1ca16eda3341" xsi:nil="true"/>
-  </documentManagement>
-</p:properties>
-</file>
-
 <file path=customXml/itemProps1.xml><?xml version="1.0" encoding="utf-8"?>
 <ds:datastoreItem xmlns:ds="http://schemas.openxmlformats.org/officeDocument/2006/customXml" ds:itemID="{951E12D5-1466-409C-A8B6-44025DDF3B06}">
   <ds:schemaRefs>
@@ -5325,6 +5428,17 @@
 </file>
 
 <file path=customXml/itemProps2.xml><?xml version="1.0" encoding="utf-8"?>
+<ds:datastoreItem xmlns:ds="http://schemas.openxmlformats.org/officeDocument/2006/customXml" ds:itemID="{D079A4D7-7428-4A50-ABA4-3D50C886B607}">
+  <ds:schemaRefs>
+    <ds:schemaRef ds:uri="http://schemas.microsoft.com/office/2006/metadata/properties"/>
+    <ds:schemaRef ds:uri="http://schemas.microsoft.com/office/infopath/2007/PartnerControls"/>
+    <ds:schemaRef ds:uri="7963785f-0bd1-43d8-9de8-695e5cfe76a8"/>
+    <ds:schemaRef ds:uri="52bb52fc-fb4a-47ec-96af-1ca16eda3341"/>
+  </ds:schemaRefs>
+</ds:datastoreItem>
+</file>
+
+<file path=customXml/itemProps3.xml><?xml version="1.0" encoding="utf-8"?>
 <ds:datastoreItem xmlns:ds="http://schemas.openxmlformats.org/officeDocument/2006/customXml" ds:itemID="{F1CE7DAA-A7D4-463B-886E-724E4885F410}">
   <ds:schemaRefs>
     <ds:schemaRef ds:uri="http://schemas.microsoft.com/office/2006/metadata/contentType"/>
@@ -5342,15 +5456,4 @@
     <ds:schemaRef ds:uri="http://schemas.microsoft.com/internal/obd"/>
   </ds:schemaRefs>
 </ds:datastoreItem>
-</file>
-
-<file path=customXml/itemProps3.xml><?xml version="1.0" encoding="utf-8"?>
-<ds:datastoreItem xmlns:ds="http://schemas.openxmlformats.org/officeDocument/2006/customXml" ds:itemID="{D079A4D7-7428-4A50-ABA4-3D50C886B607}">
-  <ds:schemaRefs>
-    <ds:schemaRef ds:uri="http://schemas.microsoft.com/office/2006/metadata/properties"/>
-    <ds:schemaRef ds:uri="http://schemas.microsoft.com/office/infopath/2007/PartnerControls"/>
-    <ds:schemaRef ds:uri="7963785f-0bd1-43d8-9de8-695e5cfe76a8"/>
-    <ds:schemaRef ds:uri="52bb52fc-fb4a-47ec-96af-1ca16eda3341"/>
-  </ds:schemaRefs>
-</ds:datastoreItem>
 </file>